--- a/Subnetting.docx
+++ b/Subnetting.docx
@@ -3327,7 +3327,7 @@
     </w:p>
     <w:tbl>
       <w:tblPr>
-        <w:tblW w:w="11618" w:type="dxa"/>
+        <w:tblW w:w="11505" w:type="dxa"/>
         <w:tblInd w:w="5" w:type="dxa"/>
         <w:tblCellMar>
           <w:left w:w="0" w:type="dxa"/>
@@ -3341,7 +3341,7 @@
         <w:gridCol w:w="2009"/>
         <w:gridCol w:w="2311"/>
         <w:gridCol w:w="1800"/>
-        <w:gridCol w:w="1823"/>
+        <w:gridCol w:w="1710"/>
       </w:tblGrid>
       <w:tr>
         <w:trPr>
@@ -3367,10 +3367,16 @@
             <w:hideMark/>
           </w:tcPr>
           <w:p>
+            <w:pPr>
+              <w:rPr>
+                <w:color w:val="E8E8E8" w:themeColor="background2"/>
+              </w:rPr>
+            </w:pPr>
             <w:r>
               <w:rPr>
                 <w:b/>
                 <w:bCs/>
+                <w:color w:val="E8E8E8" w:themeColor="background2"/>
               </w:rPr>
               <w:t>Device</w:t>
             </w:r>
@@ -3396,10 +3402,16 @@
             <w:hideMark/>
           </w:tcPr>
           <w:p>
+            <w:pPr>
+              <w:rPr>
+                <w:color w:val="E8E8E8" w:themeColor="background2"/>
+              </w:rPr>
+            </w:pPr>
             <w:r>
               <w:rPr>
                 <w:b/>
                 <w:bCs/>
+                <w:color w:val="E8E8E8" w:themeColor="background2"/>
               </w:rPr>
               <w:t>Interface</w:t>
             </w:r>
@@ -3425,10 +3437,16 @@
             <w:hideMark/>
           </w:tcPr>
           <w:p>
+            <w:pPr>
+              <w:rPr>
+                <w:color w:val="E8E8E8" w:themeColor="background2"/>
+              </w:rPr>
+            </w:pPr>
             <w:r>
               <w:rPr>
                 <w:b/>
                 <w:bCs/>
+                <w:color w:val="E8E8E8" w:themeColor="background2"/>
               </w:rPr>
               <w:t>Address</w:t>
             </w:r>
@@ -3454,10 +3472,16 @@
             <w:hideMark/>
           </w:tcPr>
           <w:p>
+            <w:pPr>
+              <w:rPr>
+                <w:color w:val="E8E8E8" w:themeColor="background2"/>
+              </w:rPr>
+            </w:pPr>
             <w:r>
               <w:rPr>
                 <w:b/>
                 <w:bCs/>
+                <w:color w:val="E8E8E8" w:themeColor="background2"/>
               </w:rPr>
               <w:t>Subnet Mask</w:t>
             </w:r>
@@ -3483,10 +3507,16 @@
             <w:hideMark/>
           </w:tcPr>
           <w:p>
+            <w:pPr>
+              <w:rPr>
+                <w:color w:val="E8E8E8" w:themeColor="background2"/>
+              </w:rPr>
+            </w:pPr>
             <w:r>
               <w:rPr>
                 <w:b/>
                 <w:bCs/>
+                <w:color w:val="E8E8E8" w:themeColor="background2"/>
               </w:rPr>
               <w:t>Default Gateway</w:t>
             </w:r>
@@ -3494,7 +3524,7 @@
         </w:tc>
         <w:tc>
           <w:tcPr>
-            <w:tcW w:w="1823" w:type="dxa"/>
+            <w:tcW w:w="1710" w:type="dxa"/>
             <w:tcBorders>
               <w:top w:val="single" w:sz="8" w:space="0" w:color="FFFFFF"/>
               <w:left w:val="nil"/>
@@ -3513,10 +3543,16 @@
             <w:hideMark/>
           </w:tcPr>
           <w:p>
+            <w:pPr>
+              <w:rPr>
+                <w:color w:val="E8E8E8" w:themeColor="background2"/>
+              </w:rPr>
+            </w:pPr>
             <w:r>
               <w:rPr>
                 <w:b/>
                 <w:bCs/>
+                <w:color w:val="E8E8E8" w:themeColor="background2"/>
               </w:rPr>
               <w:t>VLAN ID</w:t>
             </w:r>
@@ -3549,10 +3585,16 @@
             <w:hideMark/>
           </w:tcPr>
           <w:p>
+            <w:pPr>
+              <w:rPr>
+                <w:color w:val="E8E8E8" w:themeColor="background2"/>
+              </w:rPr>
+            </w:pPr>
             <w:r>
               <w:rPr>
                 <w:b/>
                 <w:bCs/>
+                <w:color w:val="E8E8E8" w:themeColor="background2"/>
               </w:rPr>
               <w:t>Main-MLS</w:t>
             </w:r>
@@ -3676,7 +3718,7 @@
         </w:tc>
         <w:tc>
           <w:tcPr>
-            <w:tcW w:w="1823" w:type="dxa"/>
+            <w:tcW w:w="1710" w:type="dxa"/>
             <w:tcBorders>
               <w:top w:val="nil"/>
               <w:left w:val="nil"/>
@@ -3721,7 +3763,13 @@
             <w:vAlign w:val="center"/>
             <w:hideMark/>
           </w:tcPr>
-          <w:p/>
+          <w:p>
+            <w:pPr>
+              <w:rPr>
+                <w:color w:val="E8E8E8" w:themeColor="background2"/>
+              </w:rPr>
+            </w:pPr>
+          </w:p>
         </w:tc>
         <w:tc>
           <w:tcPr>
@@ -3834,11 +3882,14 @@
             <w:r>
               <w:t> </w:t>
             </w:r>
-          </w:p>
-        </w:tc>
-        <w:tc>
-          <w:tcPr>
-            <w:tcW w:w="1823" w:type="dxa"/>
+            <w:r>
+              <w:t>10.0.1.34</w:t>
+            </w:r>
+          </w:p>
+        </w:tc>
+        <w:tc>
+          <w:tcPr>
+            <w:tcW w:w="1710" w:type="dxa"/>
             <w:tcBorders>
               <w:top w:val="nil"/>
               <w:left w:val="nil"/>
@@ -3889,7 +3940,13 @@
             <w:vAlign w:val="center"/>
             <w:hideMark/>
           </w:tcPr>
-          <w:p/>
+          <w:p>
+            <w:pPr>
+              <w:rPr>
+                <w:color w:val="E8E8E8" w:themeColor="background2"/>
+              </w:rPr>
+            </w:pPr>
+          </w:p>
         </w:tc>
         <w:tc>
           <w:tcPr>
@@ -3996,11 +4053,14 @@
             <w:r>
               <w:t> </w:t>
             </w:r>
-          </w:p>
-        </w:tc>
-        <w:tc>
-          <w:tcPr>
-            <w:tcW w:w="1823" w:type="dxa"/>
+            <w:r>
+              <w:t>10.0.1.34</w:t>
+            </w:r>
+          </w:p>
+        </w:tc>
+        <w:tc>
+          <w:tcPr>
+            <w:tcW w:w="1710" w:type="dxa"/>
             <w:tcBorders>
               <w:top w:val="nil"/>
               <w:left w:val="nil"/>
@@ -4051,10 +4111,16 @@
             <w:hideMark/>
           </w:tcPr>
           <w:p>
+            <w:pPr>
+              <w:rPr>
+                <w:color w:val="E8E8E8" w:themeColor="background2"/>
+              </w:rPr>
+            </w:pPr>
             <w:r>
               <w:rPr>
                 <w:b/>
                 <w:bCs/>
+                <w:color w:val="E8E8E8" w:themeColor="background2"/>
               </w:rPr>
               <w:t>S-MLS</w:t>
             </w:r>
@@ -4175,7 +4241,7 @@
         </w:tc>
         <w:tc>
           <w:tcPr>
-            <w:tcW w:w="1823" w:type="dxa"/>
+            <w:tcW w:w="1710" w:type="dxa"/>
             <w:tcBorders>
               <w:top w:val="nil"/>
               <w:left w:val="nil"/>
@@ -4217,7 +4283,13 @@
             <w:vAlign w:val="center"/>
             <w:hideMark/>
           </w:tcPr>
-          <w:p/>
+          <w:p>
+            <w:pPr>
+              <w:rPr>
+                <w:color w:val="E8E8E8" w:themeColor="background2"/>
+              </w:rPr>
+            </w:pPr>
+          </w:p>
         </w:tc>
         <w:tc>
           <w:tcPr>
@@ -4327,11 +4399,17 @@
             <w:r>
               <w:t> </w:t>
             </w:r>
-          </w:p>
-        </w:tc>
-        <w:tc>
-          <w:tcPr>
-            <w:tcW w:w="1823" w:type="dxa"/>
+            <w:r>
+              <w:t> </w:t>
+            </w:r>
+            <w:r>
+              <w:t>10.0.1.42</w:t>
+            </w:r>
+          </w:p>
+        </w:tc>
+        <w:tc>
+          <w:tcPr>
+            <w:tcW w:w="1710" w:type="dxa"/>
             <w:tcBorders>
               <w:top w:val="nil"/>
               <w:left w:val="nil"/>
@@ -4373,7 +4451,13 @@
             <w:vAlign w:val="center"/>
             <w:hideMark/>
           </w:tcPr>
-          <w:p/>
+          <w:p>
+            <w:pPr>
+              <w:rPr>
+                <w:color w:val="E8E8E8" w:themeColor="background2"/>
+              </w:rPr>
+            </w:pPr>
+          </w:p>
         </w:tc>
         <w:tc>
           <w:tcPr>
@@ -4483,11 +4567,17 @@
             <w:r>
               <w:t> </w:t>
             </w:r>
-          </w:p>
-        </w:tc>
-        <w:tc>
-          <w:tcPr>
-            <w:tcW w:w="1823" w:type="dxa"/>
+            <w:r>
+              <w:t> </w:t>
+            </w:r>
+            <w:r>
+              <w:t>10.0.1.42</w:t>
+            </w:r>
+          </w:p>
+        </w:tc>
+        <w:tc>
+          <w:tcPr>
+            <w:tcW w:w="1710" w:type="dxa"/>
             <w:tcBorders>
               <w:top w:val="nil"/>
               <w:left w:val="nil"/>
@@ -4538,10 +4628,16 @@
             <w:hideMark/>
           </w:tcPr>
           <w:p>
+            <w:pPr>
+              <w:rPr>
+                <w:color w:val="E8E8E8" w:themeColor="background2"/>
+              </w:rPr>
+            </w:pPr>
             <w:r>
               <w:rPr>
                 <w:b/>
                 <w:bCs/>
+                <w:color w:val="E8E8E8" w:themeColor="background2"/>
               </w:rPr>
               <w:t>N-MLS</w:t>
             </w:r>
@@ -4655,11 +4751,14 @@
             <w:r>
               <w:t> </w:t>
             </w:r>
-          </w:p>
-        </w:tc>
-        <w:tc>
-          <w:tcPr>
-            <w:tcW w:w="1823" w:type="dxa"/>
+            <w:r>
+              <w:t>N/A</w:t>
+            </w:r>
+          </w:p>
+        </w:tc>
+        <w:tc>
+          <w:tcPr>
+            <w:tcW w:w="1710" w:type="dxa"/>
             <w:tcBorders>
               <w:top w:val="nil"/>
               <w:left w:val="nil"/>
@@ -4701,7 +4800,13 @@
             <w:vAlign w:val="center"/>
             <w:hideMark/>
           </w:tcPr>
-          <w:p/>
+          <w:p>
+            <w:pPr>
+              <w:rPr>
+                <w:color w:val="E8E8E8" w:themeColor="background2"/>
+              </w:rPr>
+            </w:pPr>
+          </w:p>
         </w:tc>
         <w:tc>
           <w:tcPr>
@@ -4811,11 +4916,14 @@
             <w:r>
               <w:t> </w:t>
             </w:r>
-          </w:p>
-        </w:tc>
-        <w:tc>
-          <w:tcPr>
-            <w:tcW w:w="1823" w:type="dxa"/>
+            <w:r>
+              <w:t>10.0.1.38</w:t>
+            </w:r>
+          </w:p>
+        </w:tc>
+        <w:tc>
+          <w:tcPr>
+            <w:tcW w:w="1710" w:type="dxa"/>
             <w:tcBorders>
               <w:top w:val="nil"/>
               <w:left w:val="nil"/>
@@ -4857,7 +4965,13 @@
             <w:vAlign w:val="center"/>
             <w:hideMark/>
           </w:tcPr>
-          <w:p/>
+          <w:p>
+            <w:pPr>
+              <w:rPr>
+                <w:color w:val="E8E8E8" w:themeColor="background2"/>
+              </w:rPr>
+            </w:pPr>
+          </w:p>
         </w:tc>
         <w:tc>
           <w:tcPr>
@@ -4970,11 +5084,14 @@
             <w:r>
               <w:t> </w:t>
             </w:r>
-          </w:p>
-        </w:tc>
-        <w:tc>
-          <w:tcPr>
-            <w:tcW w:w="1823" w:type="dxa"/>
+            <w:r>
+              <w:t>10.0.1.38</w:t>
+            </w:r>
+          </w:p>
+        </w:tc>
+        <w:tc>
+          <w:tcPr>
+            <w:tcW w:w="1710" w:type="dxa"/>
             <w:tcBorders>
               <w:top w:val="nil"/>
               <w:left w:val="nil"/>
@@ -5025,10 +5142,16 @@
             <w:hideMark/>
           </w:tcPr>
           <w:p>
+            <w:pPr>
+              <w:rPr>
+                <w:color w:val="E8E8E8" w:themeColor="background2"/>
+              </w:rPr>
+            </w:pPr>
             <w:r>
               <w:rPr>
                 <w:b/>
                 <w:bCs/>
+                <w:color w:val="E8E8E8" w:themeColor="background2"/>
               </w:rPr>
               <w:t>R-MLS</w:t>
             </w:r>
@@ -5142,11 +5265,14 @@
             <w:r>
               <w:t> </w:t>
             </w:r>
-          </w:p>
-        </w:tc>
-        <w:tc>
-          <w:tcPr>
-            <w:tcW w:w="1823" w:type="dxa"/>
+            <w:r>
+              <w:t>N/A</w:t>
+            </w:r>
+          </w:p>
+        </w:tc>
+        <w:tc>
+          <w:tcPr>
+            <w:tcW w:w="1710" w:type="dxa"/>
             <w:tcBorders>
               <w:top w:val="nil"/>
               <w:left w:val="nil"/>
@@ -5188,7 +5314,13 @@
             <w:vAlign w:val="center"/>
             <w:hideMark/>
           </w:tcPr>
-          <w:p/>
+          <w:p>
+            <w:pPr>
+              <w:rPr>
+                <w:color w:val="E8E8E8" w:themeColor="background2"/>
+              </w:rPr>
+            </w:pPr>
+          </w:p>
         </w:tc>
         <w:tc>
           <w:tcPr>
@@ -5298,11 +5430,14 @@
             <w:r>
               <w:t> </w:t>
             </w:r>
-          </w:p>
-        </w:tc>
-        <w:tc>
-          <w:tcPr>
-            <w:tcW w:w="1823" w:type="dxa"/>
+            <w:r>
+              <w:t>10.0.1.46</w:t>
+            </w:r>
+          </w:p>
+        </w:tc>
+        <w:tc>
+          <w:tcPr>
+            <w:tcW w:w="1710" w:type="dxa"/>
             <w:tcBorders>
               <w:top w:val="nil"/>
               <w:left w:val="nil"/>
@@ -5344,7 +5479,13 @@
             <w:vAlign w:val="center"/>
             <w:hideMark/>
           </w:tcPr>
-          <w:p/>
+          <w:p>
+            <w:pPr>
+              <w:rPr>
+                <w:color w:val="E8E8E8" w:themeColor="background2"/>
+              </w:rPr>
+            </w:pPr>
+          </w:p>
         </w:tc>
         <w:tc>
           <w:tcPr>
@@ -5454,11 +5595,14 @@
             <w:r>
               <w:t> </w:t>
             </w:r>
-          </w:p>
-        </w:tc>
-        <w:tc>
-          <w:tcPr>
-            <w:tcW w:w="1823" w:type="dxa"/>
+            <w:r>
+              <w:t>10.0.1.46</w:t>
+            </w:r>
+          </w:p>
+        </w:tc>
+        <w:tc>
+          <w:tcPr>
+            <w:tcW w:w="1710" w:type="dxa"/>
             <w:tcBorders>
               <w:top w:val="nil"/>
               <w:left w:val="nil"/>
@@ -5509,10 +5653,16 @@
             <w:hideMark/>
           </w:tcPr>
           <w:p>
+            <w:pPr>
+              <w:rPr>
+                <w:color w:val="E8E8E8" w:themeColor="background2"/>
+              </w:rPr>
+            </w:pPr>
             <w:r>
               <w:rPr>
                 <w:b/>
                 <w:bCs/>
+                <w:color w:val="E8E8E8" w:themeColor="background2"/>
               </w:rPr>
               <w:t>MIU-GW</w:t>
             </w:r>
@@ -5623,11 +5773,14 @@
             <w:r>
               <w:t> </w:t>
             </w:r>
-          </w:p>
-        </w:tc>
-        <w:tc>
-          <w:tcPr>
-            <w:tcW w:w="1823" w:type="dxa"/>
+            <w:r>
+              <w:t>N/A</w:t>
+            </w:r>
+          </w:p>
+        </w:tc>
+        <w:tc>
+          <w:tcPr>
+            <w:tcW w:w="1710" w:type="dxa"/>
             <w:tcBorders>
               <w:top w:val="nil"/>
               <w:left w:val="nil"/>
@@ -5669,7 +5822,13 @@
             <w:vAlign w:val="center"/>
             <w:hideMark/>
           </w:tcPr>
-          <w:p/>
+          <w:p>
+            <w:pPr>
+              <w:rPr>
+                <w:color w:val="E8E8E8" w:themeColor="background2"/>
+              </w:rPr>
+            </w:pPr>
+          </w:p>
         </w:tc>
         <w:tc>
           <w:tcPr>
@@ -5779,11 +5938,14 @@
             <w:r>
               <w:t> </w:t>
             </w:r>
-          </w:p>
-        </w:tc>
-        <w:tc>
-          <w:tcPr>
-            <w:tcW w:w="1823" w:type="dxa"/>
+            <w:r>
+              <w:t>N/A</w:t>
+            </w:r>
+          </w:p>
+        </w:tc>
+        <w:tc>
+          <w:tcPr>
+            <w:tcW w:w="1710" w:type="dxa"/>
             <w:tcBorders>
               <w:top w:val="nil"/>
               <w:left w:val="nil"/>
@@ -5825,7 +5987,13 @@
             <w:vAlign w:val="center"/>
             <w:hideMark/>
           </w:tcPr>
-          <w:p/>
+          <w:p>
+            <w:pPr>
+              <w:rPr>
+                <w:color w:val="E8E8E8" w:themeColor="background2"/>
+              </w:rPr>
+            </w:pPr>
+          </w:p>
         </w:tc>
         <w:tc>
           <w:tcPr>
@@ -5932,11 +6100,14 @@
             <w:r>
               <w:t> </w:t>
             </w:r>
-          </w:p>
-        </w:tc>
-        <w:tc>
-          <w:tcPr>
-            <w:tcW w:w="1823" w:type="dxa"/>
+            <w:r>
+              <w:t>N/A</w:t>
+            </w:r>
+          </w:p>
+        </w:tc>
+        <w:tc>
+          <w:tcPr>
+            <w:tcW w:w="1710" w:type="dxa"/>
             <w:tcBorders>
               <w:top w:val="nil"/>
               <w:left w:val="nil"/>
@@ -5978,7 +6149,13 @@
             <w:vAlign w:val="center"/>
             <w:hideMark/>
           </w:tcPr>
-          <w:p/>
+          <w:p>
+            <w:pPr>
+              <w:rPr>
+                <w:color w:val="E8E8E8" w:themeColor="background2"/>
+              </w:rPr>
+            </w:pPr>
+          </w:p>
         </w:tc>
         <w:tc>
           <w:tcPr>
@@ -6088,11 +6265,14 @@
             <w:r>
               <w:t> </w:t>
             </w:r>
-          </w:p>
-        </w:tc>
-        <w:tc>
-          <w:tcPr>
-            <w:tcW w:w="1823" w:type="dxa"/>
+            <w:r>
+              <w:t>N/A</w:t>
+            </w:r>
+          </w:p>
+        </w:tc>
+        <w:tc>
+          <w:tcPr>
+            <w:tcW w:w="1710" w:type="dxa"/>
             <w:tcBorders>
               <w:top w:val="nil"/>
               <w:left w:val="nil"/>
@@ -6134,7 +6314,13 @@
             <w:vAlign w:val="center"/>
             <w:hideMark/>
           </w:tcPr>
-          <w:p/>
+          <w:p>
+            <w:pPr>
+              <w:rPr>
+                <w:color w:val="E8E8E8" w:themeColor="background2"/>
+              </w:rPr>
+            </w:pPr>
+          </w:p>
         </w:tc>
         <w:tc>
           <w:tcPr>
@@ -6244,11 +6430,14 @@
             <w:r>
               <w:t> </w:t>
             </w:r>
-          </w:p>
-        </w:tc>
-        <w:tc>
-          <w:tcPr>
-            <w:tcW w:w="1823" w:type="dxa"/>
+            <w:r>
+              <w:t>N/A</w:t>
+            </w:r>
+          </w:p>
+        </w:tc>
+        <w:tc>
+          <w:tcPr>
+            <w:tcW w:w="1710" w:type="dxa"/>
             <w:tcBorders>
               <w:top w:val="nil"/>
               <w:left w:val="nil"/>
@@ -6290,7 +6479,13 @@
             <w:vAlign w:val="center"/>
             <w:hideMark/>
           </w:tcPr>
-          <w:p/>
+          <w:p>
+            <w:pPr>
+              <w:rPr>
+                <w:color w:val="E8E8E8" w:themeColor="background2"/>
+              </w:rPr>
+            </w:pPr>
+          </w:p>
         </w:tc>
         <w:tc>
           <w:tcPr>
@@ -6400,11 +6595,14 @@
             <w:r>
               <w:t> </w:t>
             </w:r>
-          </w:p>
-        </w:tc>
-        <w:tc>
-          <w:tcPr>
-            <w:tcW w:w="1823" w:type="dxa"/>
+            <w:r>
+              <w:t>N/A</w:t>
+            </w:r>
+          </w:p>
+        </w:tc>
+        <w:tc>
+          <w:tcPr>
+            <w:tcW w:w="1710" w:type="dxa"/>
             <w:tcBorders>
               <w:top w:val="nil"/>
               <w:left w:val="nil"/>
@@ -6455,10 +6653,16 @@
             <w:hideMark/>
           </w:tcPr>
           <w:p>
+            <w:pPr>
+              <w:rPr>
+                <w:color w:val="E8E8E8" w:themeColor="background2"/>
+              </w:rPr>
+            </w:pPr>
             <w:r>
               <w:rPr>
                 <w:b/>
                 <w:bCs/>
+                <w:color w:val="E8E8E8" w:themeColor="background2"/>
               </w:rPr>
               <w:t>ISP</w:t>
             </w:r>
@@ -6566,11 +6770,14 @@
             <w:r>
               <w:t> </w:t>
             </w:r>
-          </w:p>
-        </w:tc>
-        <w:tc>
-          <w:tcPr>
-            <w:tcW w:w="1823" w:type="dxa"/>
+            <w:r>
+              <w:t>N/A</w:t>
+            </w:r>
+          </w:p>
+        </w:tc>
+        <w:tc>
+          <w:tcPr>
+            <w:tcW w:w="1710" w:type="dxa"/>
             <w:tcBorders>
               <w:top w:val="nil"/>
               <w:left w:val="nil"/>
@@ -6612,7 +6819,13 @@
             <w:vAlign w:val="center"/>
             <w:hideMark/>
           </w:tcPr>
-          <w:p/>
+          <w:p>
+            <w:pPr>
+              <w:rPr>
+                <w:color w:val="E8E8E8" w:themeColor="background2"/>
+              </w:rPr>
+            </w:pPr>
+          </w:p>
         </w:tc>
         <w:tc>
           <w:tcPr>
@@ -6716,11 +6929,14 @@
             <w:r>
               <w:t> </w:t>
             </w:r>
-          </w:p>
-        </w:tc>
-        <w:tc>
-          <w:tcPr>
-            <w:tcW w:w="1823" w:type="dxa"/>
+            <w:r>
+              <w:t>N/A</w:t>
+            </w:r>
+          </w:p>
+        </w:tc>
+        <w:tc>
+          <w:tcPr>
+            <w:tcW w:w="1710" w:type="dxa"/>
             <w:tcBorders>
               <w:top w:val="nil"/>
               <w:left w:val="nil"/>
@@ -6762,7 +6978,13 @@
             <w:vAlign w:val="center"/>
             <w:hideMark/>
           </w:tcPr>
-          <w:p/>
+          <w:p>
+            <w:pPr>
+              <w:rPr>
+                <w:color w:val="E8E8E8" w:themeColor="background2"/>
+              </w:rPr>
+            </w:pPr>
+          </w:p>
         </w:tc>
         <w:tc>
           <w:tcPr>
@@ -6866,11 +7088,14 @@
             <w:r>
               <w:t> </w:t>
             </w:r>
-          </w:p>
-        </w:tc>
-        <w:tc>
-          <w:tcPr>
-            <w:tcW w:w="1823" w:type="dxa"/>
+            <w:r>
+              <w:t>N/A</w:t>
+            </w:r>
+          </w:p>
+        </w:tc>
+        <w:tc>
+          <w:tcPr>
+            <w:tcW w:w="1710" w:type="dxa"/>
             <w:tcBorders>
               <w:top w:val="nil"/>
               <w:left w:val="nil"/>
@@ -6921,10 +7146,16 @@
             <w:hideMark/>
           </w:tcPr>
           <w:p>
+            <w:pPr>
+              <w:rPr>
+                <w:color w:val="E8E8E8" w:themeColor="background2"/>
+              </w:rPr>
+            </w:pPr>
             <w:r>
               <w:rPr>
                 <w:b/>
                 <w:bCs/>
+                <w:color w:val="E8E8E8" w:themeColor="background2"/>
               </w:rPr>
               <w:t>Branch-GW</w:t>
             </w:r>
@@ -7032,11 +7263,14 @@
             <w:r>
               <w:t> </w:t>
             </w:r>
-          </w:p>
-        </w:tc>
-        <w:tc>
-          <w:tcPr>
-            <w:tcW w:w="1823" w:type="dxa"/>
+            <w:r>
+              <w:t>N/A</w:t>
+            </w:r>
+          </w:p>
+        </w:tc>
+        <w:tc>
+          <w:tcPr>
+            <w:tcW w:w="1710" w:type="dxa"/>
             <w:tcBorders>
               <w:top w:val="nil"/>
               <w:left w:val="nil"/>
@@ -7182,11 +7416,14 @@
             <w:r>
               <w:t> </w:t>
             </w:r>
-          </w:p>
-        </w:tc>
-        <w:tc>
-          <w:tcPr>
-            <w:tcW w:w="1823" w:type="dxa"/>
+            <w:r>
+              <w:t>N/A</w:t>
+            </w:r>
+          </w:p>
+        </w:tc>
+        <w:tc>
+          <w:tcPr>
+            <w:tcW w:w="1710" w:type="dxa"/>
             <w:tcBorders>
               <w:top w:val="nil"/>
               <w:left w:val="nil"/>
@@ -7332,11 +7569,14 @@
             <w:r>
               <w:t> </w:t>
             </w:r>
-          </w:p>
-        </w:tc>
-        <w:tc>
-          <w:tcPr>
-            <w:tcW w:w="1823" w:type="dxa"/>
+            <w:r>
+              <w:t>N/A</w:t>
+            </w:r>
+          </w:p>
+        </w:tc>
+        <w:tc>
+          <w:tcPr>
+            <w:tcW w:w="1710" w:type="dxa"/>
             <w:tcBorders>
               <w:top w:val="nil"/>
               <w:left w:val="nil"/>
@@ -7391,6 +7631,7 @@
               <w:rPr>
                 <w:b/>
                 <w:bCs/>
+                <w:color w:val="E8E8E8" w:themeColor="background2"/>
               </w:rPr>
               <w:lastRenderedPageBreak/>
               <w:t>Wireless Home Router</w:t>
@@ -7499,11 +7740,14 @@
             <w:r>
               <w:t> </w:t>
             </w:r>
-          </w:p>
-        </w:tc>
-        <w:tc>
-          <w:tcPr>
-            <w:tcW w:w="1823" w:type="dxa"/>
+            <w:r>
+              <w:t>N/A</w:t>
+            </w:r>
+          </w:p>
+        </w:tc>
+        <w:tc>
+          <w:tcPr>
+            <w:tcW w:w="1710" w:type="dxa"/>
             <w:tcBorders>
               <w:top w:val="nil"/>
               <w:left w:val="nil"/>
@@ -7649,11 +7893,14 @@
             <w:r>
               <w:t> </w:t>
             </w:r>
-          </w:p>
-        </w:tc>
-        <w:tc>
-          <w:tcPr>
-            <w:tcW w:w="1823" w:type="dxa"/>
+            <w:r>
+              <w:t>N/A</w:t>
+            </w:r>
+          </w:p>
+        </w:tc>
+        <w:tc>
+          <w:tcPr>
+            <w:tcW w:w="1710" w:type="dxa"/>
             <w:tcBorders>
               <w:top w:val="nil"/>
               <w:left w:val="nil"/>
@@ -7679,6 +7926,3518 @@
         </w:tc>
       </w:tr>
     </w:tbl>
+    <w:p/>
+    <w:p/>
+    <w:p>
+      <w:r>
+        <w:rPr>
+          <w:b/>
+          <w:bCs/>
+        </w:rPr>
+        <w:t>Hosts Address</w:t>
+      </w:r>
+    </w:p>
+    <w:tbl>
+      <w:tblPr>
+        <w:tblW w:w="11160" w:type="dxa"/>
+        <w:tblInd w:w="-5" w:type="dxa"/>
+        <w:tblCellMar>
+          <w:left w:w="0" w:type="dxa"/>
+          <w:right w:w="0" w:type="dxa"/>
+        </w:tblCellMar>
+        <w:tblLook w:val="04A0" w:firstRow="1" w:lastRow="0" w:firstColumn="1" w:lastColumn="0" w:noHBand="0" w:noVBand="1"/>
+      </w:tblPr>
+      <w:tblGrid>
+        <w:gridCol w:w="2425"/>
+        <w:gridCol w:w="1284"/>
+        <w:gridCol w:w="2559"/>
+        <w:gridCol w:w="2446"/>
+        <w:gridCol w:w="2446"/>
+      </w:tblGrid>
+      <w:tr>
+        <w:trPr>
+          <w:trHeight w:val="598"/>
+        </w:trPr>
+        <w:tc>
+          <w:tcPr>
+            <w:tcW w:w="2425" w:type="dxa"/>
+            <w:tcBorders>
+              <w:top w:val="single" w:sz="8" w:space="0" w:color="FFFFFF"/>
+              <w:left w:val="single" w:sz="8" w:space="0" w:color="FFFFFF"/>
+              <w:bottom w:val="single" w:sz="8" w:space="0" w:color="FFFFFF"/>
+              <w:right w:val="nil"/>
+            </w:tcBorders>
+            <w:shd w:val="clear" w:color="auto" w:fill="156082"/>
+            <w:tcMar>
+              <w:top w:w="0" w:type="dxa"/>
+              <w:left w:w="108" w:type="dxa"/>
+              <w:bottom w:w="0" w:type="dxa"/>
+              <w:right w:w="108" w:type="dxa"/>
+            </w:tcMar>
+            <w:vAlign w:val="center"/>
+            <w:hideMark/>
+          </w:tcPr>
+          <w:p>
+            <w:pPr>
+              <w:rPr>
+                <w:color w:val="E8E8E8" w:themeColor="background2"/>
+              </w:rPr>
+            </w:pPr>
+            <w:r>
+              <w:rPr>
+                <w:color w:val="E8E8E8" w:themeColor="background2"/>
+              </w:rPr>
+              <w:t>PC-number</w:t>
+            </w:r>
+          </w:p>
+        </w:tc>
+        <w:tc>
+          <w:tcPr>
+            <w:tcW w:w="1284" w:type="dxa"/>
+            <w:tcBorders>
+              <w:top w:val="single" w:sz="8" w:space="0" w:color="FFFFFF"/>
+              <w:left w:val="nil"/>
+              <w:bottom w:val="single" w:sz="8" w:space="0" w:color="FFFFFF"/>
+              <w:right w:val="nil"/>
+            </w:tcBorders>
+            <w:shd w:val="clear" w:color="auto" w:fill="156082"/>
+            <w:tcMar>
+              <w:top w:w="0" w:type="dxa"/>
+              <w:left w:w="108" w:type="dxa"/>
+              <w:bottom w:w="0" w:type="dxa"/>
+              <w:right w:w="108" w:type="dxa"/>
+            </w:tcMar>
+            <w:vAlign w:val="center"/>
+            <w:hideMark/>
+          </w:tcPr>
+          <w:p>
+            <w:pPr>
+              <w:rPr>
+                <w:color w:val="E8E8E8" w:themeColor="background2"/>
+              </w:rPr>
+            </w:pPr>
+            <w:r>
+              <w:rPr>
+                <w:color w:val="E8E8E8" w:themeColor="background2"/>
+              </w:rPr>
+              <w:t>VLAN ID</w:t>
+            </w:r>
+          </w:p>
+        </w:tc>
+        <w:tc>
+          <w:tcPr>
+            <w:tcW w:w="2559" w:type="dxa"/>
+            <w:tcBorders>
+              <w:top w:val="single" w:sz="8" w:space="0" w:color="FFFFFF"/>
+              <w:left w:val="nil"/>
+              <w:bottom w:val="single" w:sz="8" w:space="0" w:color="FFFFFF"/>
+              <w:right w:val="nil"/>
+            </w:tcBorders>
+            <w:shd w:val="clear" w:color="auto" w:fill="156082"/>
+            <w:tcMar>
+              <w:top w:w="0" w:type="dxa"/>
+              <w:left w:w="108" w:type="dxa"/>
+              <w:bottom w:w="0" w:type="dxa"/>
+              <w:right w:w="108" w:type="dxa"/>
+            </w:tcMar>
+            <w:vAlign w:val="center"/>
+            <w:hideMark/>
+          </w:tcPr>
+          <w:p>
+            <w:pPr>
+              <w:rPr>
+                <w:color w:val="E8E8E8" w:themeColor="background2"/>
+              </w:rPr>
+            </w:pPr>
+            <w:r>
+              <w:rPr>
+                <w:color w:val="E8E8E8" w:themeColor="background2"/>
+              </w:rPr>
+              <w:t>IP Address</w:t>
+            </w:r>
+          </w:p>
+        </w:tc>
+        <w:tc>
+          <w:tcPr>
+            <w:tcW w:w="2446" w:type="dxa"/>
+            <w:tcBorders>
+              <w:top w:val="single" w:sz="8" w:space="0" w:color="FFFFFF"/>
+              <w:left w:val="nil"/>
+              <w:bottom w:val="single" w:sz="8" w:space="0" w:color="FFFFFF"/>
+              <w:right w:val="nil"/>
+            </w:tcBorders>
+            <w:shd w:val="clear" w:color="auto" w:fill="156082"/>
+            <w:tcMar>
+              <w:top w:w="0" w:type="dxa"/>
+              <w:left w:w="108" w:type="dxa"/>
+              <w:bottom w:w="0" w:type="dxa"/>
+              <w:right w:w="108" w:type="dxa"/>
+            </w:tcMar>
+            <w:vAlign w:val="center"/>
+            <w:hideMark/>
+          </w:tcPr>
+          <w:p>
+            <w:pPr>
+              <w:rPr>
+                <w:color w:val="E8E8E8" w:themeColor="background2"/>
+              </w:rPr>
+            </w:pPr>
+            <w:r>
+              <w:rPr>
+                <w:color w:val="E8E8E8" w:themeColor="background2"/>
+              </w:rPr>
+              <w:t>Subnet Mask</w:t>
+            </w:r>
+          </w:p>
+        </w:tc>
+        <w:tc>
+          <w:tcPr>
+            <w:tcW w:w="2446" w:type="dxa"/>
+            <w:tcBorders>
+              <w:top w:val="single" w:sz="8" w:space="0" w:color="FFFFFF"/>
+              <w:left w:val="nil"/>
+              <w:bottom w:val="single" w:sz="8" w:space="0" w:color="FFFFFF"/>
+              <w:right w:val="single" w:sz="8" w:space="0" w:color="FFFFFF"/>
+            </w:tcBorders>
+            <w:shd w:val="clear" w:color="auto" w:fill="156082"/>
+            <w:tcMar>
+              <w:top w:w="0" w:type="dxa"/>
+              <w:left w:w="108" w:type="dxa"/>
+              <w:bottom w:w="0" w:type="dxa"/>
+              <w:right w:w="108" w:type="dxa"/>
+            </w:tcMar>
+            <w:vAlign w:val="center"/>
+            <w:hideMark/>
+          </w:tcPr>
+          <w:p>
+            <w:pPr>
+              <w:rPr>
+                <w:color w:val="E8E8E8" w:themeColor="background2"/>
+              </w:rPr>
+            </w:pPr>
+            <w:r>
+              <w:rPr>
+                <w:color w:val="E8E8E8" w:themeColor="background2"/>
+              </w:rPr>
+              <w:t>Default Gateway</w:t>
+            </w:r>
+          </w:p>
+        </w:tc>
+      </w:tr>
+      <w:tr>
+        <w:trPr>
+          <w:trHeight w:val="298"/>
+        </w:trPr>
+        <w:tc>
+          <w:tcPr>
+            <w:tcW w:w="11160" w:type="dxa"/>
+            <w:gridSpan w:val="5"/>
+            <w:tcBorders>
+              <w:top w:val="nil"/>
+              <w:left w:val="single" w:sz="8" w:space="0" w:color="FFFFFF"/>
+              <w:bottom w:val="single" w:sz="8" w:space="0" w:color="FFFFFF"/>
+              <w:right w:val="single" w:sz="8" w:space="0" w:color="FFFFFF"/>
+            </w:tcBorders>
+            <w:shd w:val="clear" w:color="auto" w:fill="156082"/>
+            <w:tcMar>
+              <w:top w:w="0" w:type="dxa"/>
+              <w:left w:w="108" w:type="dxa"/>
+              <w:bottom w:w="0" w:type="dxa"/>
+              <w:right w:w="108" w:type="dxa"/>
+            </w:tcMar>
+            <w:hideMark/>
+          </w:tcPr>
+          <w:p>
+            <w:pPr>
+              <w:rPr>
+                <w:color w:val="E8E8E8" w:themeColor="background2"/>
+              </w:rPr>
+            </w:pPr>
+            <w:r>
+              <w:rPr>
+                <w:color w:val="E8E8E8" w:themeColor="background2"/>
+              </w:rPr>
+              <w:t>MIU</w:t>
+            </w:r>
+          </w:p>
+        </w:tc>
+      </w:tr>
+      <w:tr>
+        <w:trPr>
+          <w:trHeight w:val="298"/>
+        </w:trPr>
+        <w:tc>
+          <w:tcPr>
+            <w:tcW w:w="2425" w:type="dxa"/>
+            <w:tcBorders>
+              <w:top w:val="nil"/>
+              <w:left w:val="single" w:sz="8" w:space="0" w:color="FFFFFF"/>
+              <w:bottom w:val="single" w:sz="8" w:space="0" w:color="FFFFFF"/>
+              <w:right w:val="single" w:sz="8" w:space="0" w:color="FFFFFF"/>
+            </w:tcBorders>
+            <w:shd w:val="clear" w:color="auto" w:fill="156082"/>
+            <w:tcMar>
+              <w:top w:w="0" w:type="dxa"/>
+              <w:left w:w="108" w:type="dxa"/>
+              <w:bottom w:w="0" w:type="dxa"/>
+              <w:right w:w="108" w:type="dxa"/>
+            </w:tcMar>
+            <w:hideMark/>
+          </w:tcPr>
+          <w:p>
+            <w:pPr>
+              <w:rPr>
+                <w:color w:val="E8E8E8" w:themeColor="background2"/>
+              </w:rPr>
+            </w:pPr>
+            <w:r>
+              <w:rPr>
+                <w:color w:val="E8E8E8" w:themeColor="background2"/>
+              </w:rPr>
+              <w:t>PC-1</w:t>
+            </w:r>
+          </w:p>
+        </w:tc>
+        <w:tc>
+          <w:tcPr>
+            <w:tcW w:w="1284" w:type="dxa"/>
+            <w:tcBorders>
+              <w:top w:val="nil"/>
+              <w:left w:val="nil"/>
+              <w:bottom w:val="single" w:sz="8" w:space="0" w:color="FFFFFF"/>
+              <w:right w:val="single" w:sz="8" w:space="0" w:color="FFFFFF"/>
+            </w:tcBorders>
+            <w:shd w:val="clear" w:color="auto" w:fill="C1E4F5"/>
+            <w:tcMar>
+              <w:top w:w="0" w:type="dxa"/>
+              <w:left w:w="108" w:type="dxa"/>
+              <w:bottom w:w="0" w:type="dxa"/>
+              <w:right w:w="108" w:type="dxa"/>
+            </w:tcMar>
+            <w:hideMark/>
+          </w:tcPr>
+          <w:p>
+            <w:r>
+              <w:t>VLAN 110</w:t>
+            </w:r>
+          </w:p>
+        </w:tc>
+        <w:tc>
+          <w:tcPr>
+            <w:tcW w:w="2559" w:type="dxa"/>
+            <w:tcBorders>
+              <w:top w:val="nil"/>
+              <w:left w:val="nil"/>
+              <w:bottom w:val="single" w:sz="8" w:space="0" w:color="FFFFFF"/>
+              <w:right w:val="single" w:sz="8" w:space="0" w:color="FFFFFF"/>
+            </w:tcBorders>
+            <w:shd w:val="clear" w:color="auto" w:fill="C1E4F5"/>
+            <w:tcMar>
+              <w:top w:w="0" w:type="dxa"/>
+              <w:left w:w="108" w:type="dxa"/>
+              <w:bottom w:w="0" w:type="dxa"/>
+              <w:right w:w="108" w:type="dxa"/>
+            </w:tcMar>
+          </w:tcPr>
+          <w:p>
+            <w:r>
+              <w:t>10.0.0.170</w:t>
+            </w:r>
+          </w:p>
+        </w:tc>
+        <w:tc>
+          <w:tcPr>
+            <w:tcW w:w="2446" w:type="dxa"/>
+            <w:tcBorders>
+              <w:top w:val="nil"/>
+              <w:left w:val="nil"/>
+              <w:bottom w:val="single" w:sz="8" w:space="0" w:color="FFFFFF"/>
+              <w:right w:val="single" w:sz="8" w:space="0" w:color="FFFFFF"/>
+            </w:tcBorders>
+            <w:shd w:val="clear" w:color="auto" w:fill="C1E4F5"/>
+            <w:tcMar>
+              <w:top w:w="0" w:type="dxa"/>
+              <w:left w:w="108" w:type="dxa"/>
+              <w:bottom w:w="0" w:type="dxa"/>
+              <w:right w:w="108" w:type="dxa"/>
+            </w:tcMar>
+          </w:tcPr>
+          <w:p>
+            <w:r>
+              <w:t>255.255.255.224</w:t>
+            </w:r>
+          </w:p>
+        </w:tc>
+        <w:tc>
+          <w:tcPr>
+            <w:tcW w:w="2446" w:type="dxa"/>
+            <w:tcBorders>
+              <w:top w:val="nil"/>
+              <w:left w:val="nil"/>
+              <w:bottom w:val="single" w:sz="8" w:space="0" w:color="FFFFFF"/>
+              <w:right w:val="single" w:sz="8" w:space="0" w:color="FFFFFF"/>
+            </w:tcBorders>
+            <w:shd w:val="clear" w:color="auto" w:fill="C1E4F5"/>
+            <w:tcMar>
+              <w:top w:w="0" w:type="dxa"/>
+              <w:left w:w="108" w:type="dxa"/>
+              <w:bottom w:w="0" w:type="dxa"/>
+              <w:right w:w="108" w:type="dxa"/>
+            </w:tcMar>
+          </w:tcPr>
+          <w:p>
+            <w:r>
+              <w:t> </w:t>
+            </w:r>
+            <w:r>
+              <w:t>10.0.1.34</w:t>
+            </w:r>
+          </w:p>
+        </w:tc>
+      </w:tr>
+      <w:tr>
+        <w:trPr>
+          <w:trHeight w:val="298"/>
+        </w:trPr>
+        <w:tc>
+          <w:tcPr>
+            <w:tcW w:w="2425" w:type="dxa"/>
+            <w:tcBorders>
+              <w:top w:val="nil"/>
+              <w:left w:val="single" w:sz="8" w:space="0" w:color="FFFFFF"/>
+              <w:bottom w:val="single" w:sz="8" w:space="0" w:color="FFFFFF"/>
+              <w:right w:val="single" w:sz="8" w:space="0" w:color="FFFFFF"/>
+            </w:tcBorders>
+            <w:shd w:val="clear" w:color="auto" w:fill="156082"/>
+            <w:tcMar>
+              <w:top w:w="0" w:type="dxa"/>
+              <w:left w:w="108" w:type="dxa"/>
+              <w:bottom w:w="0" w:type="dxa"/>
+              <w:right w:w="108" w:type="dxa"/>
+            </w:tcMar>
+            <w:hideMark/>
+          </w:tcPr>
+          <w:p>
+            <w:pPr>
+              <w:rPr>
+                <w:color w:val="E8E8E8" w:themeColor="background2"/>
+              </w:rPr>
+            </w:pPr>
+            <w:r>
+              <w:rPr>
+                <w:color w:val="E8E8E8" w:themeColor="background2"/>
+              </w:rPr>
+              <w:t>PC-2</w:t>
+            </w:r>
+          </w:p>
+        </w:tc>
+        <w:tc>
+          <w:tcPr>
+            <w:tcW w:w="1284" w:type="dxa"/>
+            <w:tcBorders>
+              <w:top w:val="nil"/>
+              <w:left w:val="nil"/>
+              <w:bottom w:val="single" w:sz="8" w:space="0" w:color="FFFFFF"/>
+              <w:right w:val="single" w:sz="8" w:space="0" w:color="FFFFFF"/>
+            </w:tcBorders>
+            <w:shd w:val="clear" w:color="auto" w:fill="83CAEB"/>
+            <w:tcMar>
+              <w:top w:w="0" w:type="dxa"/>
+              <w:left w:w="108" w:type="dxa"/>
+              <w:bottom w:w="0" w:type="dxa"/>
+              <w:right w:w="108" w:type="dxa"/>
+            </w:tcMar>
+            <w:hideMark/>
+          </w:tcPr>
+          <w:p>
+            <w:r>
+              <w:t>VLAN 110</w:t>
+            </w:r>
+          </w:p>
+        </w:tc>
+        <w:tc>
+          <w:tcPr>
+            <w:tcW w:w="2559" w:type="dxa"/>
+            <w:tcBorders>
+              <w:top w:val="nil"/>
+              <w:left w:val="nil"/>
+              <w:bottom w:val="single" w:sz="8" w:space="0" w:color="FFFFFF"/>
+              <w:right w:val="single" w:sz="8" w:space="0" w:color="FFFFFF"/>
+            </w:tcBorders>
+            <w:shd w:val="clear" w:color="auto" w:fill="83CAEB"/>
+            <w:tcMar>
+              <w:top w:w="0" w:type="dxa"/>
+              <w:left w:w="108" w:type="dxa"/>
+              <w:bottom w:w="0" w:type="dxa"/>
+              <w:right w:w="108" w:type="dxa"/>
+            </w:tcMar>
+          </w:tcPr>
+          <w:p>
+            <w:r>
+              <w:t>10.0.0.171</w:t>
+            </w:r>
+          </w:p>
+        </w:tc>
+        <w:tc>
+          <w:tcPr>
+            <w:tcW w:w="2446" w:type="dxa"/>
+            <w:tcBorders>
+              <w:top w:val="nil"/>
+              <w:left w:val="nil"/>
+              <w:bottom w:val="single" w:sz="8" w:space="0" w:color="FFFFFF"/>
+              <w:right w:val="single" w:sz="8" w:space="0" w:color="FFFFFF"/>
+            </w:tcBorders>
+            <w:shd w:val="clear" w:color="auto" w:fill="83CAEB"/>
+            <w:tcMar>
+              <w:top w:w="0" w:type="dxa"/>
+              <w:left w:w="108" w:type="dxa"/>
+              <w:bottom w:w="0" w:type="dxa"/>
+              <w:right w:w="108" w:type="dxa"/>
+            </w:tcMar>
+          </w:tcPr>
+          <w:p>
+            <w:r>
+              <w:t>255.255.255.224</w:t>
+            </w:r>
+          </w:p>
+        </w:tc>
+        <w:tc>
+          <w:tcPr>
+            <w:tcW w:w="2446" w:type="dxa"/>
+            <w:tcBorders>
+              <w:top w:val="nil"/>
+              <w:left w:val="nil"/>
+              <w:bottom w:val="single" w:sz="8" w:space="0" w:color="FFFFFF"/>
+              <w:right w:val="single" w:sz="8" w:space="0" w:color="FFFFFF"/>
+            </w:tcBorders>
+            <w:shd w:val="clear" w:color="auto" w:fill="83CAEB"/>
+            <w:tcMar>
+              <w:top w:w="0" w:type="dxa"/>
+              <w:left w:w="108" w:type="dxa"/>
+              <w:bottom w:w="0" w:type="dxa"/>
+              <w:right w:w="108" w:type="dxa"/>
+            </w:tcMar>
+          </w:tcPr>
+          <w:p>
+            <w:r>
+              <w:t> </w:t>
+            </w:r>
+            <w:r>
+              <w:t>10.0.1.34</w:t>
+            </w:r>
+          </w:p>
+        </w:tc>
+      </w:tr>
+      <w:tr>
+        <w:trPr>
+          <w:trHeight w:val="298"/>
+        </w:trPr>
+        <w:tc>
+          <w:tcPr>
+            <w:tcW w:w="2425" w:type="dxa"/>
+            <w:tcBorders>
+              <w:top w:val="nil"/>
+              <w:left w:val="single" w:sz="8" w:space="0" w:color="FFFFFF"/>
+              <w:bottom w:val="single" w:sz="8" w:space="0" w:color="FFFFFF"/>
+              <w:right w:val="single" w:sz="8" w:space="0" w:color="FFFFFF"/>
+            </w:tcBorders>
+            <w:shd w:val="clear" w:color="auto" w:fill="156082"/>
+            <w:tcMar>
+              <w:top w:w="0" w:type="dxa"/>
+              <w:left w:w="108" w:type="dxa"/>
+              <w:bottom w:w="0" w:type="dxa"/>
+              <w:right w:w="108" w:type="dxa"/>
+            </w:tcMar>
+            <w:hideMark/>
+          </w:tcPr>
+          <w:p>
+            <w:pPr>
+              <w:rPr>
+                <w:color w:val="E8E8E8" w:themeColor="background2"/>
+              </w:rPr>
+            </w:pPr>
+            <w:r>
+              <w:rPr>
+                <w:color w:val="E8E8E8" w:themeColor="background2"/>
+              </w:rPr>
+              <w:t>PC-3</w:t>
+            </w:r>
+          </w:p>
+        </w:tc>
+        <w:tc>
+          <w:tcPr>
+            <w:tcW w:w="1284" w:type="dxa"/>
+            <w:tcBorders>
+              <w:top w:val="nil"/>
+              <w:left w:val="nil"/>
+              <w:bottom w:val="single" w:sz="8" w:space="0" w:color="FFFFFF"/>
+              <w:right w:val="single" w:sz="8" w:space="0" w:color="FFFFFF"/>
+            </w:tcBorders>
+            <w:shd w:val="clear" w:color="auto" w:fill="C1E4F5"/>
+            <w:tcMar>
+              <w:top w:w="0" w:type="dxa"/>
+              <w:left w:w="108" w:type="dxa"/>
+              <w:bottom w:w="0" w:type="dxa"/>
+              <w:right w:w="108" w:type="dxa"/>
+            </w:tcMar>
+            <w:hideMark/>
+          </w:tcPr>
+          <w:p>
+            <w:r>
+              <w:t>VLAN 120</w:t>
+            </w:r>
+          </w:p>
+        </w:tc>
+        <w:tc>
+          <w:tcPr>
+            <w:tcW w:w="2559" w:type="dxa"/>
+            <w:tcBorders>
+              <w:top w:val="nil"/>
+              <w:left w:val="nil"/>
+              <w:bottom w:val="single" w:sz="8" w:space="0" w:color="FFFFFF"/>
+              <w:right w:val="single" w:sz="8" w:space="0" w:color="FFFFFF"/>
+            </w:tcBorders>
+            <w:shd w:val="clear" w:color="auto" w:fill="C1E4F5"/>
+            <w:tcMar>
+              <w:top w:w="0" w:type="dxa"/>
+              <w:left w:w="108" w:type="dxa"/>
+              <w:bottom w:w="0" w:type="dxa"/>
+              <w:right w:w="108" w:type="dxa"/>
+            </w:tcMar>
+          </w:tcPr>
+          <w:p>
+            <w:r>
+              <w:t>10.0.0.70</w:t>
+            </w:r>
+          </w:p>
+        </w:tc>
+        <w:tc>
+          <w:tcPr>
+            <w:tcW w:w="2446" w:type="dxa"/>
+            <w:tcBorders>
+              <w:top w:val="nil"/>
+              <w:left w:val="nil"/>
+              <w:bottom w:val="single" w:sz="8" w:space="0" w:color="FFFFFF"/>
+              <w:right w:val="single" w:sz="8" w:space="0" w:color="FFFFFF"/>
+            </w:tcBorders>
+            <w:shd w:val="clear" w:color="auto" w:fill="C1E4F5"/>
+            <w:tcMar>
+              <w:top w:w="0" w:type="dxa"/>
+              <w:left w:w="108" w:type="dxa"/>
+              <w:bottom w:w="0" w:type="dxa"/>
+              <w:right w:w="108" w:type="dxa"/>
+            </w:tcMar>
+          </w:tcPr>
+          <w:p>
+            <w:r>
+              <w:t>255.255.255.192</w:t>
+            </w:r>
+          </w:p>
+        </w:tc>
+        <w:tc>
+          <w:tcPr>
+            <w:tcW w:w="2446" w:type="dxa"/>
+            <w:tcBorders>
+              <w:top w:val="nil"/>
+              <w:left w:val="nil"/>
+              <w:bottom w:val="single" w:sz="8" w:space="0" w:color="FFFFFF"/>
+              <w:right w:val="single" w:sz="8" w:space="0" w:color="FFFFFF"/>
+            </w:tcBorders>
+            <w:shd w:val="clear" w:color="auto" w:fill="C1E4F5"/>
+            <w:tcMar>
+              <w:top w:w="0" w:type="dxa"/>
+              <w:left w:w="108" w:type="dxa"/>
+              <w:bottom w:w="0" w:type="dxa"/>
+              <w:right w:w="108" w:type="dxa"/>
+            </w:tcMar>
+          </w:tcPr>
+          <w:p>
+            <w:r>
+              <w:t> </w:t>
+            </w:r>
+            <w:r>
+              <w:t>10.0.1.34</w:t>
+            </w:r>
+          </w:p>
+        </w:tc>
+      </w:tr>
+      <w:tr>
+        <w:trPr>
+          <w:trHeight w:val="298"/>
+        </w:trPr>
+        <w:tc>
+          <w:tcPr>
+            <w:tcW w:w="2425" w:type="dxa"/>
+            <w:tcBorders>
+              <w:top w:val="nil"/>
+              <w:left w:val="single" w:sz="8" w:space="0" w:color="FFFFFF"/>
+              <w:bottom w:val="single" w:sz="8" w:space="0" w:color="FFFFFF"/>
+              <w:right w:val="single" w:sz="8" w:space="0" w:color="FFFFFF"/>
+            </w:tcBorders>
+            <w:shd w:val="clear" w:color="auto" w:fill="156082"/>
+            <w:tcMar>
+              <w:top w:w="0" w:type="dxa"/>
+              <w:left w:w="108" w:type="dxa"/>
+              <w:bottom w:w="0" w:type="dxa"/>
+              <w:right w:w="108" w:type="dxa"/>
+            </w:tcMar>
+            <w:hideMark/>
+          </w:tcPr>
+          <w:p>
+            <w:pPr>
+              <w:rPr>
+                <w:color w:val="E8E8E8" w:themeColor="background2"/>
+              </w:rPr>
+            </w:pPr>
+            <w:r>
+              <w:rPr>
+                <w:color w:val="E8E8E8" w:themeColor="background2"/>
+              </w:rPr>
+              <w:t>PC-4</w:t>
+            </w:r>
+          </w:p>
+        </w:tc>
+        <w:tc>
+          <w:tcPr>
+            <w:tcW w:w="1284" w:type="dxa"/>
+            <w:tcBorders>
+              <w:top w:val="nil"/>
+              <w:left w:val="nil"/>
+              <w:bottom w:val="single" w:sz="8" w:space="0" w:color="FFFFFF"/>
+              <w:right w:val="single" w:sz="8" w:space="0" w:color="FFFFFF"/>
+            </w:tcBorders>
+            <w:shd w:val="clear" w:color="auto" w:fill="83CAEB"/>
+            <w:tcMar>
+              <w:top w:w="0" w:type="dxa"/>
+              <w:left w:w="108" w:type="dxa"/>
+              <w:bottom w:w="0" w:type="dxa"/>
+              <w:right w:w="108" w:type="dxa"/>
+            </w:tcMar>
+            <w:hideMark/>
+          </w:tcPr>
+          <w:p>
+            <w:r>
+              <w:t>VLAN 25</w:t>
+            </w:r>
+          </w:p>
+        </w:tc>
+        <w:tc>
+          <w:tcPr>
+            <w:tcW w:w="2559" w:type="dxa"/>
+            <w:tcBorders>
+              <w:top w:val="nil"/>
+              <w:left w:val="nil"/>
+              <w:bottom w:val="single" w:sz="8" w:space="0" w:color="FFFFFF"/>
+              <w:right w:val="single" w:sz="8" w:space="0" w:color="FFFFFF"/>
+            </w:tcBorders>
+            <w:shd w:val="clear" w:color="auto" w:fill="83CAEB"/>
+            <w:tcMar>
+              <w:top w:w="0" w:type="dxa"/>
+              <w:left w:w="108" w:type="dxa"/>
+              <w:bottom w:w="0" w:type="dxa"/>
+              <w:right w:w="108" w:type="dxa"/>
+            </w:tcMar>
+          </w:tcPr>
+          <w:p>
+            <w:r>
+              <w:t>10.0.0.230</w:t>
+            </w:r>
+          </w:p>
+        </w:tc>
+        <w:tc>
+          <w:tcPr>
+            <w:tcW w:w="2446" w:type="dxa"/>
+            <w:tcBorders>
+              <w:top w:val="nil"/>
+              <w:left w:val="nil"/>
+              <w:bottom w:val="single" w:sz="8" w:space="0" w:color="FFFFFF"/>
+              <w:right w:val="single" w:sz="8" w:space="0" w:color="FFFFFF"/>
+            </w:tcBorders>
+            <w:shd w:val="clear" w:color="auto" w:fill="83CAEB"/>
+            <w:tcMar>
+              <w:top w:w="0" w:type="dxa"/>
+              <w:left w:w="108" w:type="dxa"/>
+              <w:bottom w:w="0" w:type="dxa"/>
+              <w:right w:w="108" w:type="dxa"/>
+            </w:tcMar>
+          </w:tcPr>
+          <w:p>
+            <w:r>
+              <w:t>255.255.255.240</w:t>
+            </w:r>
+          </w:p>
+        </w:tc>
+        <w:tc>
+          <w:tcPr>
+            <w:tcW w:w="2446" w:type="dxa"/>
+            <w:tcBorders>
+              <w:top w:val="nil"/>
+              <w:left w:val="nil"/>
+              <w:bottom w:val="single" w:sz="8" w:space="0" w:color="FFFFFF"/>
+              <w:right w:val="single" w:sz="8" w:space="0" w:color="FFFFFF"/>
+            </w:tcBorders>
+            <w:shd w:val="clear" w:color="auto" w:fill="83CAEB"/>
+            <w:tcMar>
+              <w:top w:w="0" w:type="dxa"/>
+              <w:left w:w="108" w:type="dxa"/>
+              <w:bottom w:w="0" w:type="dxa"/>
+              <w:right w:w="108" w:type="dxa"/>
+            </w:tcMar>
+          </w:tcPr>
+          <w:p>
+            <w:r>
+              <w:t>  </w:t>
+            </w:r>
+            <w:r>
+              <w:t>10.0.1.42</w:t>
+            </w:r>
+          </w:p>
+        </w:tc>
+      </w:tr>
+      <w:tr>
+        <w:trPr>
+          <w:trHeight w:val="298"/>
+        </w:trPr>
+        <w:tc>
+          <w:tcPr>
+            <w:tcW w:w="2425" w:type="dxa"/>
+            <w:tcBorders>
+              <w:top w:val="nil"/>
+              <w:left w:val="single" w:sz="8" w:space="0" w:color="FFFFFF"/>
+              <w:bottom w:val="single" w:sz="8" w:space="0" w:color="FFFFFF"/>
+              <w:right w:val="single" w:sz="8" w:space="0" w:color="FFFFFF"/>
+            </w:tcBorders>
+            <w:shd w:val="clear" w:color="auto" w:fill="156082"/>
+            <w:tcMar>
+              <w:top w:w="0" w:type="dxa"/>
+              <w:left w:w="108" w:type="dxa"/>
+              <w:bottom w:w="0" w:type="dxa"/>
+              <w:right w:w="108" w:type="dxa"/>
+            </w:tcMar>
+            <w:hideMark/>
+          </w:tcPr>
+          <w:p>
+            <w:pPr>
+              <w:rPr>
+                <w:color w:val="E8E8E8" w:themeColor="background2"/>
+              </w:rPr>
+            </w:pPr>
+            <w:r>
+              <w:rPr>
+                <w:color w:val="E8E8E8" w:themeColor="background2"/>
+              </w:rPr>
+              <w:t>PC-5</w:t>
+            </w:r>
+          </w:p>
+        </w:tc>
+        <w:tc>
+          <w:tcPr>
+            <w:tcW w:w="1284" w:type="dxa"/>
+            <w:tcBorders>
+              <w:top w:val="nil"/>
+              <w:left w:val="nil"/>
+              <w:bottom w:val="single" w:sz="8" w:space="0" w:color="FFFFFF"/>
+              <w:right w:val="single" w:sz="8" w:space="0" w:color="FFFFFF"/>
+            </w:tcBorders>
+            <w:shd w:val="clear" w:color="auto" w:fill="C1E4F5"/>
+            <w:tcMar>
+              <w:top w:w="0" w:type="dxa"/>
+              <w:left w:w="108" w:type="dxa"/>
+              <w:bottom w:w="0" w:type="dxa"/>
+              <w:right w:w="108" w:type="dxa"/>
+            </w:tcMar>
+            <w:hideMark/>
+          </w:tcPr>
+          <w:p>
+            <w:r>
+              <w:t>VLAN 25</w:t>
+            </w:r>
+          </w:p>
+        </w:tc>
+        <w:tc>
+          <w:tcPr>
+            <w:tcW w:w="2559" w:type="dxa"/>
+            <w:tcBorders>
+              <w:top w:val="nil"/>
+              <w:left w:val="nil"/>
+              <w:bottom w:val="single" w:sz="8" w:space="0" w:color="FFFFFF"/>
+              <w:right w:val="single" w:sz="8" w:space="0" w:color="FFFFFF"/>
+            </w:tcBorders>
+            <w:shd w:val="clear" w:color="auto" w:fill="C1E4F5"/>
+            <w:tcMar>
+              <w:top w:w="0" w:type="dxa"/>
+              <w:left w:w="108" w:type="dxa"/>
+              <w:bottom w:w="0" w:type="dxa"/>
+              <w:right w:w="108" w:type="dxa"/>
+            </w:tcMar>
+          </w:tcPr>
+          <w:p>
+            <w:r>
+              <w:t>10.0.0.231</w:t>
+            </w:r>
+          </w:p>
+        </w:tc>
+        <w:tc>
+          <w:tcPr>
+            <w:tcW w:w="2446" w:type="dxa"/>
+            <w:tcBorders>
+              <w:top w:val="nil"/>
+              <w:left w:val="nil"/>
+              <w:bottom w:val="single" w:sz="8" w:space="0" w:color="FFFFFF"/>
+              <w:right w:val="single" w:sz="8" w:space="0" w:color="FFFFFF"/>
+            </w:tcBorders>
+            <w:shd w:val="clear" w:color="auto" w:fill="C1E4F5"/>
+            <w:tcMar>
+              <w:top w:w="0" w:type="dxa"/>
+              <w:left w:w="108" w:type="dxa"/>
+              <w:bottom w:w="0" w:type="dxa"/>
+              <w:right w:w="108" w:type="dxa"/>
+            </w:tcMar>
+          </w:tcPr>
+          <w:p>
+            <w:r>
+              <w:t>255.255.255.240</w:t>
+            </w:r>
+          </w:p>
+        </w:tc>
+        <w:tc>
+          <w:tcPr>
+            <w:tcW w:w="2446" w:type="dxa"/>
+            <w:tcBorders>
+              <w:top w:val="nil"/>
+              <w:left w:val="nil"/>
+              <w:bottom w:val="single" w:sz="8" w:space="0" w:color="FFFFFF"/>
+              <w:right w:val="single" w:sz="8" w:space="0" w:color="FFFFFF"/>
+            </w:tcBorders>
+            <w:shd w:val="clear" w:color="auto" w:fill="C1E4F5"/>
+            <w:tcMar>
+              <w:top w:w="0" w:type="dxa"/>
+              <w:left w:w="108" w:type="dxa"/>
+              <w:bottom w:w="0" w:type="dxa"/>
+              <w:right w:w="108" w:type="dxa"/>
+            </w:tcMar>
+          </w:tcPr>
+          <w:p>
+            <w:r>
+              <w:t>  </w:t>
+            </w:r>
+            <w:r>
+              <w:t>10.0.1.42</w:t>
+            </w:r>
+          </w:p>
+        </w:tc>
+      </w:tr>
+      <w:tr>
+        <w:trPr>
+          <w:trHeight w:val="298"/>
+        </w:trPr>
+        <w:tc>
+          <w:tcPr>
+            <w:tcW w:w="2425" w:type="dxa"/>
+            <w:tcBorders>
+              <w:top w:val="nil"/>
+              <w:left w:val="single" w:sz="8" w:space="0" w:color="FFFFFF"/>
+              <w:bottom w:val="single" w:sz="8" w:space="0" w:color="FFFFFF"/>
+              <w:right w:val="single" w:sz="8" w:space="0" w:color="FFFFFF"/>
+            </w:tcBorders>
+            <w:shd w:val="clear" w:color="auto" w:fill="156082"/>
+            <w:tcMar>
+              <w:top w:w="0" w:type="dxa"/>
+              <w:left w:w="108" w:type="dxa"/>
+              <w:bottom w:w="0" w:type="dxa"/>
+              <w:right w:w="108" w:type="dxa"/>
+            </w:tcMar>
+            <w:hideMark/>
+          </w:tcPr>
+          <w:p>
+            <w:pPr>
+              <w:rPr>
+                <w:color w:val="E8E8E8" w:themeColor="background2"/>
+              </w:rPr>
+            </w:pPr>
+            <w:r>
+              <w:rPr>
+                <w:color w:val="E8E8E8" w:themeColor="background2"/>
+              </w:rPr>
+              <w:t>PC-6</w:t>
+            </w:r>
+          </w:p>
+        </w:tc>
+        <w:tc>
+          <w:tcPr>
+            <w:tcW w:w="1284" w:type="dxa"/>
+            <w:tcBorders>
+              <w:top w:val="nil"/>
+              <w:left w:val="nil"/>
+              <w:bottom w:val="single" w:sz="8" w:space="0" w:color="FFFFFF"/>
+              <w:right w:val="single" w:sz="8" w:space="0" w:color="FFFFFF"/>
+            </w:tcBorders>
+            <w:shd w:val="clear" w:color="auto" w:fill="83CAEB"/>
+            <w:tcMar>
+              <w:top w:w="0" w:type="dxa"/>
+              <w:left w:w="108" w:type="dxa"/>
+              <w:bottom w:w="0" w:type="dxa"/>
+              <w:right w:w="108" w:type="dxa"/>
+            </w:tcMar>
+            <w:hideMark/>
+          </w:tcPr>
+          <w:p>
+            <w:r>
+              <w:t>VLAN 140</w:t>
+            </w:r>
+          </w:p>
+        </w:tc>
+        <w:tc>
+          <w:tcPr>
+            <w:tcW w:w="2559" w:type="dxa"/>
+            <w:tcBorders>
+              <w:top w:val="nil"/>
+              <w:left w:val="nil"/>
+              <w:bottom w:val="single" w:sz="8" w:space="0" w:color="FFFFFF"/>
+              <w:right w:val="single" w:sz="8" w:space="0" w:color="FFFFFF"/>
+            </w:tcBorders>
+            <w:shd w:val="clear" w:color="auto" w:fill="83CAEB"/>
+            <w:tcMar>
+              <w:top w:w="0" w:type="dxa"/>
+              <w:left w:w="108" w:type="dxa"/>
+              <w:bottom w:w="0" w:type="dxa"/>
+              <w:right w:w="108" w:type="dxa"/>
+            </w:tcMar>
+          </w:tcPr>
+          <w:p>
+            <w:r>
+              <w:t>10.0.0.5</w:t>
+            </w:r>
+          </w:p>
+        </w:tc>
+        <w:tc>
+          <w:tcPr>
+            <w:tcW w:w="2446" w:type="dxa"/>
+            <w:tcBorders>
+              <w:top w:val="nil"/>
+              <w:left w:val="nil"/>
+              <w:bottom w:val="single" w:sz="8" w:space="0" w:color="FFFFFF"/>
+              <w:right w:val="single" w:sz="8" w:space="0" w:color="FFFFFF"/>
+            </w:tcBorders>
+            <w:shd w:val="clear" w:color="auto" w:fill="83CAEB"/>
+            <w:tcMar>
+              <w:top w:w="0" w:type="dxa"/>
+              <w:left w:w="108" w:type="dxa"/>
+              <w:bottom w:w="0" w:type="dxa"/>
+              <w:right w:w="108" w:type="dxa"/>
+            </w:tcMar>
+          </w:tcPr>
+          <w:p>
+            <w:r>
+              <w:t>255.255.255.192</w:t>
+            </w:r>
+          </w:p>
+        </w:tc>
+        <w:tc>
+          <w:tcPr>
+            <w:tcW w:w="2446" w:type="dxa"/>
+            <w:tcBorders>
+              <w:top w:val="nil"/>
+              <w:left w:val="nil"/>
+              <w:bottom w:val="single" w:sz="8" w:space="0" w:color="FFFFFF"/>
+              <w:right w:val="single" w:sz="8" w:space="0" w:color="FFFFFF"/>
+            </w:tcBorders>
+            <w:shd w:val="clear" w:color="auto" w:fill="83CAEB"/>
+            <w:tcMar>
+              <w:top w:w="0" w:type="dxa"/>
+              <w:left w:w="108" w:type="dxa"/>
+              <w:bottom w:w="0" w:type="dxa"/>
+              <w:right w:w="108" w:type="dxa"/>
+            </w:tcMar>
+          </w:tcPr>
+          <w:p>
+            <w:r>
+              <w:t>  </w:t>
+            </w:r>
+            <w:r>
+              <w:t>10.0.1.42</w:t>
+            </w:r>
+          </w:p>
+        </w:tc>
+      </w:tr>
+      <w:tr>
+        <w:trPr>
+          <w:trHeight w:val="316"/>
+        </w:trPr>
+        <w:tc>
+          <w:tcPr>
+            <w:tcW w:w="2425" w:type="dxa"/>
+            <w:tcBorders>
+              <w:top w:val="nil"/>
+              <w:left w:val="single" w:sz="8" w:space="0" w:color="FFFFFF"/>
+              <w:bottom w:val="single" w:sz="8" w:space="0" w:color="FFFFFF"/>
+              <w:right w:val="single" w:sz="8" w:space="0" w:color="FFFFFF"/>
+            </w:tcBorders>
+            <w:shd w:val="clear" w:color="auto" w:fill="156082"/>
+            <w:tcMar>
+              <w:top w:w="0" w:type="dxa"/>
+              <w:left w:w="108" w:type="dxa"/>
+              <w:bottom w:w="0" w:type="dxa"/>
+              <w:right w:w="108" w:type="dxa"/>
+            </w:tcMar>
+            <w:hideMark/>
+          </w:tcPr>
+          <w:p>
+            <w:pPr>
+              <w:rPr>
+                <w:color w:val="E8E8E8" w:themeColor="background2"/>
+              </w:rPr>
+            </w:pPr>
+            <w:r>
+              <w:rPr>
+                <w:color w:val="E8E8E8" w:themeColor="background2"/>
+              </w:rPr>
+              <w:t>PC-7</w:t>
+            </w:r>
+          </w:p>
+        </w:tc>
+        <w:tc>
+          <w:tcPr>
+            <w:tcW w:w="1284" w:type="dxa"/>
+            <w:tcBorders>
+              <w:top w:val="nil"/>
+              <w:left w:val="nil"/>
+              <w:bottom w:val="single" w:sz="8" w:space="0" w:color="FFFFFF"/>
+              <w:right w:val="single" w:sz="8" w:space="0" w:color="FFFFFF"/>
+            </w:tcBorders>
+            <w:shd w:val="clear" w:color="auto" w:fill="C1E4F5"/>
+            <w:tcMar>
+              <w:top w:w="0" w:type="dxa"/>
+              <w:left w:w="108" w:type="dxa"/>
+              <w:bottom w:w="0" w:type="dxa"/>
+              <w:right w:w="108" w:type="dxa"/>
+            </w:tcMar>
+            <w:hideMark/>
+          </w:tcPr>
+          <w:p>
+            <w:r>
+              <w:t>VLAN 150</w:t>
+            </w:r>
+          </w:p>
+        </w:tc>
+        <w:tc>
+          <w:tcPr>
+            <w:tcW w:w="2559" w:type="dxa"/>
+            <w:tcBorders>
+              <w:top w:val="nil"/>
+              <w:left w:val="nil"/>
+              <w:bottom w:val="single" w:sz="8" w:space="0" w:color="FFFFFF"/>
+              <w:right w:val="single" w:sz="8" w:space="0" w:color="FFFFFF"/>
+            </w:tcBorders>
+            <w:shd w:val="clear" w:color="auto" w:fill="C1E4F5"/>
+            <w:tcMar>
+              <w:top w:w="0" w:type="dxa"/>
+              <w:left w:w="108" w:type="dxa"/>
+              <w:bottom w:w="0" w:type="dxa"/>
+              <w:right w:w="108" w:type="dxa"/>
+            </w:tcMar>
+            <w:vAlign w:val="center"/>
+            <w:hideMark/>
+          </w:tcPr>
+          <w:p>
+            <w:r>
+              <w:t>10.0.0.135</w:t>
+            </w:r>
+          </w:p>
+        </w:tc>
+        <w:tc>
+          <w:tcPr>
+            <w:tcW w:w="2446" w:type="dxa"/>
+            <w:tcBorders>
+              <w:top w:val="nil"/>
+              <w:left w:val="nil"/>
+              <w:bottom w:val="single" w:sz="8" w:space="0" w:color="FFFFFF"/>
+              <w:right w:val="single" w:sz="8" w:space="0" w:color="FFFFFF"/>
+            </w:tcBorders>
+            <w:shd w:val="clear" w:color="auto" w:fill="C1E4F5"/>
+            <w:tcMar>
+              <w:top w:w="0" w:type="dxa"/>
+              <w:left w:w="108" w:type="dxa"/>
+              <w:bottom w:w="0" w:type="dxa"/>
+              <w:right w:w="108" w:type="dxa"/>
+            </w:tcMar>
+            <w:hideMark/>
+          </w:tcPr>
+          <w:p>
+            <w:r>
+              <w:t> </w:t>
+            </w:r>
+            <w:r>
+              <w:t>255.255.255.224</w:t>
+            </w:r>
+          </w:p>
+        </w:tc>
+        <w:tc>
+          <w:tcPr>
+            <w:tcW w:w="2446" w:type="dxa"/>
+            <w:tcBorders>
+              <w:top w:val="nil"/>
+              <w:left w:val="nil"/>
+              <w:bottom w:val="single" w:sz="8" w:space="0" w:color="FFFFFF"/>
+              <w:right w:val="single" w:sz="8" w:space="0" w:color="FFFFFF"/>
+            </w:tcBorders>
+            <w:shd w:val="clear" w:color="auto" w:fill="C1E4F5"/>
+            <w:tcMar>
+              <w:top w:w="0" w:type="dxa"/>
+              <w:left w:w="108" w:type="dxa"/>
+              <w:bottom w:w="0" w:type="dxa"/>
+              <w:right w:w="108" w:type="dxa"/>
+            </w:tcMar>
+            <w:hideMark/>
+          </w:tcPr>
+          <w:p>
+            <w:r>
+              <w:t>10.0.1.38</w:t>
+            </w:r>
+          </w:p>
+        </w:tc>
+      </w:tr>
+      <w:tr>
+        <w:trPr>
+          <w:trHeight w:val="281"/>
+        </w:trPr>
+        <w:tc>
+          <w:tcPr>
+            <w:tcW w:w="2425" w:type="dxa"/>
+            <w:tcBorders>
+              <w:top w:val="nil"/>
+              <w:left w:val="single" w:sz="8" w:space="0" w:color="FFFFFF"/>
+              <w:bottom w:val="single" w:sz="8" w:space="0" w:color="FFFFFF"/>
+              <w:right w:val="single" w:sz="8" w:space="0" w:color="FFFFFF"/>
+            </w:tcBorders>
+            <w:shd w:val="clear" w:color="auto" w:fill="156082"/>
+            <w:tcMar>
+              <w:top w:w="0" w:type="dxa"/>
+              <w:left w:w="108" w:type="dxa"/>
+              <w:bottom w:w="0" w:type="dxa"/>
+              <w:right w:w="108" w:type="dxa"/>
+            </w:tcMar>
+            <w:hideMark/>
+          </w:tcPr>
+          <w:p>
+            <w:pPr>
+              <w:rPr>
+                <w:color w:val="E8E8E8" w:themeColor="background2"/>
+              </w:rPr>
+            </w:pPr>
+            <w:r>
+              <w:rPr>
+                <w:color w:val="E8E8E8" w:themeColor="background2"/>
+              </w:rPr>
+              <w:t>PC-8</w:t>
+            </w:r>
+          </w:p>
+        </w:tc>
+        <w:tc>
+          <w:tcPr>
+            <w:tcW w:w="1284" w:type="dxa"/>
+            <w:tcBorders>
+              <w:top w:val="nil"/>
+              <w:left w:val="nil"/>
+              <w:bottom w:val="single" w:sz="8" w:space="0" w:color="FFFFFF"/>
+              <w:right w:val="single" w:sz="8" w:space="0" w:color="FFFFFF"/>
+            </w:tcBorders>
+            <w:shd w:val="clear" w:color="auto" w:fill="83CAEB"/>
+            <w:tcMar>
+              <w:top w:w="0" w:type="dxa"/>
+              <w:left w:w="108" w:type="dxa"/>
+              <w:bottom w:w="0" w:type="dxa"/>
+              <w:right w:w="108" w:type="dxa"/>
+            </w:tcMar>
+            <w:hideMark/>
+          </w:tcPr>
+          <w:p>
+            <w:r>
+              <w:t>VLAN 160</w:t>
+            </w:r>
+          </w:p>
+        </w:tc>
+        <w:tc>
+          <w:tcPr>
+            <w:tcW w:w="2559" w:type="dxa"/>
+            <w:tcBorders>
+              <w:top w:val="nil"/>
+              <w:left w:val="nil"/>
+              <w:bottom w:val="single" w:sz="8" w:space="0" w:color="FFFFFF"/>
+              <w:right w:val="single" w:sz="8" w:space="0" w:color="FFFFFF"/>
+            </w:tcBorders>
+            <w:shd w:val="clear" w:color="auto" w:fill="83CAEB"/>
+            <w:tcMar>
+              <w:top w:w="0" w:type="dxa"/>
+              <w:left w:w="108" w:type="dxa"/>
+              <w:bottom w:w="0" w:type="dxa"/>
+              <w:right w:w="108" w:type="dxa"/>
+            </w:tcMar>
+            <w:vAlign w:val="center"/>
+            <w:hideMark/>
+          </w:tcPr>
+          <w:p>
+            <w:r>
+              <w:t>10.0.0.250</w:t>
+            </w:r>
+          </w:p>
+        </w:tc>
+        <w:tc>
+          <w:tcPr>
+            <w:tcW w:w="2446" w:type="dxa"/>
+            <w:tcBorders>
+              <w:top w:val="nil"/>
+              <w:left w:val="nil"/>
+              <w:bottom w:val="single" w:sz="8" w:space="0" w:color="FFFFFF"/>
+              <w:right w:val="single" w:sz="8" w:space="0" w:color="FFFFFF"/>
+            </w:tcBorders>
+            <w:shd w:val="clear" w:color="auto" w:fill="83CAEB"/>
+            <w:tcMar>
+              <w:top w:w="0" w:type="dxa"/>
+              <w:left w:w="108" w:type="dxa"/>
+              <w:bottom w:w="0" w:type="dxa"/>
+              <w:right w:w="108" w:type="dxa"/>
+            </w:tcMar>
+            <w:hideMark/>
+          </w:tcPr>
+          <w:p>
+            <w:r>
+              <w:t> </w:t>
+            </w:r>
+            <w:r>
+              <w:t>255.255.255.2</w:t>
+            </w:r>
+            <w:r>
+              <w:t>40</w:t>
+            </w:r>
+          </w:p>
+        </w:tc>
+        <w:tc>
+          <w:tcPr>
+            <w:tcW w:w="2446" w:type="dxa"/>
+            <w:tcBorders>
+              <w:top w:val="nil"/>
+              <w:left w:val="nil"/>
+              <w:bottom w:val="single" w:sz="8" w:space="0" w:color="FFFFFF"/>
+              <w:right w:val="single" w:sz="8" w:space="0" w:color="FFFFFF"/>
+            </w:tcBorders>
+            <w:shd w:val="clear" w:color="auto" w:fill="83CAEB"/>
+            <w:tcMar>
+              <w:top w:w="0" w:type="dxa"/>
+              <w:left w:w="108" w:type="dxa"/>
+              <w:bottom w:w="0" w:type="dxa"/>
+              <w:right w:w="108" w:type="dxa"/>
+            </w:tcMar>
+            <w:hideMark/>
+          </w:tcPr>
+          <w:p>
+            <w:r>
+              <w:t>10.0.1.38</w:t>
+            </w:r>
+          </w:p>
+        </w:tc>
+      </w:tr>
+      <w:tr>
+        <w:trPr>
+          <w:trHeight w:val="298"/>
+        </w:trPr>
+        <w:tc>
+          <w:tcPr>
+            <w:tcW w:w="2425" w:type="dxa"/>
+            <w:tcBorders>
+              <w:top w:val="nil"/>
+              <w:left w:val="single" w:sz="8" w:space="0" w:color="FFFFFF"/>
+              <w:bottom w:val="single" w:sz="8" w:space="0" w:color="FFFFFF"/>
+              <w:right w:val="single" w:sz="8" w:space="0" w:color="FFFFFF"/>
+            </w:tcBorders>
+            <w:shd w:val="clear" w:color="auto" w:fill="156082"/>
+            <w:tcMar>
+              <w:top w:w="0" w:type="dxa"/>
+              <w:left w:w="108" w:type="dxa"/>
+              <w:bottom w:w="0" w:type="dxa"/>
+              <w:right w:w="108" w:type="dxa"/>
+            </w:tcMar>
+            <w:hideMark/>
+          </w:tcPr>
+          <w:p>
+            <w:pPr>
+              <w:rPr>
+                <w:color w:val="E8E8E8" w:themeColor="background2"/>
+              </w:rPr>
+            </w:pPr>
+            <w:r>
+              <w:rPr>
+                <w:color w:val="E8E8E8" w:themeColor="background2"/>
+              </w:rPr>
+              <w:t>PC-9</w:t>
+            </w:r>
+          </w:p>
+        </w:tc>
+        <w:tc>
+          <w:tcPr>
+            <w:tcW w:w="1284" w:type="dxa"/>
+            <w:tcBorders>
+              <w:top w:val="nil"/>
+              <w:left w:val="nil"/>
+              <w:bottom w:val="single" w:sz="8" w:space="0" w:color="FFFFFF"/>
+              <w:right w:val="single" w:sz="8" w:space="0" w:color="FFFFFF"/>
+            </w:tcBorders>
+            <w:shd w:val="clear" w:color="auto" w:fill="C1E4F5"/>
+            <w:tcMar>
+              <w:top w:w="0" w:type="dxa"/>
+              <w:left w:w="108" w:type="dxa"/>
+              <w:bottom w:w="0" w:type="dxa"/>
+              <w:right w:w="108" w:type="dxa"/>
+            </w:tcMar>
+            <w:hideMark/>
+          </w:tcPr>
+          <w:p>
+            <w:r>
+              <w:t>VLAN 170</w:t>
+            </w:r>
+          </w:p>
+        </w:tc>
+        <w:tc>
+          <w:tcPr>
+            <w:tcW w:w="2559" w:type="dxa"/>
+            <w:tcBorders>
+              <w:top w:val="nil"/>
+              <w:left w:val="nil"/>
+              <w:bottom w:val="single" w:sz="8" w:space="0" w:color="FFFFFF"/>
+              <w:right w:val="single" w:sz="8" w:space="0" w:color="FFFFFF"/>
+            </w:tcBorders>
+            <w:shd w:val="clear" w:color="auto" w:fill="C1E4F5"/>
+            <w:tcMar>
+              <w:top w:w="0" w:type="dxa"/>
+              <w:left w:w="108" w:type="dxa"/>
+              <w:bottom w:w="0" w:type="dxa"/>
+              <w:right w:w="108" w:type="dxa"/>
+            </w:tcMar>
+            <w:hideMark/>
+          </w:tcPr>
+          <w:p>
+            <w:r>
+              <w:t>10.0.0.200</w:t>
+            </w:r>
+          </w:p>
+        </w:tc>
+        <w:tc>
+          <w:tcPr>
+            <w:tcW w:w="2446" w:type="dxa"/>
+            <w:tcBorders>
+              <w:top w:val="nil"/>
+              <w:left w:val="nil"/>
+              <w:bottom w:val="single" w:sz="8" w:space="0" w:color="FFFFFF"/>
+              <w:right w:val="single" w:sz="8" w:space="0" w:color="FFFFFF"/>
+            </w:tcBorders>
+            <w:shd w:val="clear" w:color="auto" w:fill="C1E4F5"/>
+            <w:tcMar>
+              <w:top w:w="0" w:type="dxa"/>
+              <w:left w:w="108" w:type="dxa"/>
+              <w:bottom w:w="0" w:type="dxa"/>
+              <w:right w:w="108" w:type="dxa"/>
+            </w:tcMar>
+            <w:vAlign w:val="center"/>
+            <w:hideMark/>
+          </w:tcPr>
+          <w:p>
+            <w:r>
+              <w:t> </w:t>
+            </w:r>
+            <w:r>
+              <w:t>255.255.255.224</w:t>
+            </w:r>
+          </w:p>
+        </w:tc>
+        <w:tc>
+          <w:tcPr>
+            <w:tcW w:w="2446" w:type="dxa"/>
+            <w:tcBorders>
+              <w:top w:val="nil"/>
+              <w:left w:val="nil"/>
+              <w:bottom w:val="single" w:sz="8" w:space="0" w:color="FFFFFF"/>
+              <w:right w:val="single" w:sz="8" w:space="0" w:color="FFFFFF"/>
+            </w:tcBorders>
+            <w:shd w:val="clear" w:color="auto" w:fill="C1E4F5"/>
+            <w:tcMar>
+              <w:top w:w="0" w:type="dxa"/>
+              <w:left w:w="108" w:type="dxa"/>
+              <w:bottom w:w="0" w:type="dxa"/>
+              <w:right w:w="108" w:type="dxa"/>
+            </w:tcMar>
+            <w:vAlign w:val="center"/>
+            <w:hideMark/>
+          </w:tcPr>
+          <w:p>
+            <w:r>
+              <w:t> </w:t>
+            </w:r>
+            <w:r>
+              <w:t>10.0.1.46</w:t>
+            </w:r>
+          </w:p>
+        </w:tc>
+      </w:tr>
+      <w:tr>
+        <w:trPr>
+          <w:trHeight w:val="298"/>
+        </w:trPr>
+        <w:tc>
+          <w:tcPr>
+            <w:tcW w:w="2425" w:type="dxa"/>
+            <w:tcBorders>
+              <w:top w:val="nil"/>
+              <w:left w:val="single" w:sz="8" w:space="0" w:color="FFFFFF"/>
+              <w:bottom w:val="single" w:sz="8" w:space="0" w:color="FFFFFF"/>
+              <w:right w:val="single" w:sz="8" w:space="0" w:color="FFFFFF"/>
+            </w:tcBorders>
+            <w:shd w:val="clear" w:color="auto" w:fill="156082"/>
+            <w:tcMar>
+              <w:top w:w="0" w:type="dxa"/>
+              <w:left w:w="108" w:type="dxa"/>
+              <w:bottom w:w="0" w:type="dxa"/>
+              <w:right w:w="108" w:type="dxa"/>
+            </w:tcMar>
+            <w:hideMark/>
+          </w:tcPr>
+          <w:p>
+            <w:pPr>
+              <w:rPr>
+                <w:color w:val="E8E8E8" w:themeColor="background2"/>
+              </w:rPr>
+            </w:pPr>
+            <w:r>
+              <w:rPr>
+                <w:color w:val="E8E8E8" w:themeColor="background2"/>
+              </w:rPr>
+              <w:t>PC-10</w:t>
+            </w:r>
+          </w:p>
+        </w:tc>
+        <w:tc>
+          <w:tcPr>
+            <w:tcW w:w="1284" w:type="dxa"/>
+            <w:tcBorders>
+              <w:top w:val="nil"/>
+              <w:left w:val="nil"/>
+              <w:bottom w:val="single" w:sz="8" w:space="0" w:color="FFFFFF"/>
+              <w:right w:val="single" w:sz="8" w:space="0" w:color="FFFFFF"/>
+            </w:tcBorders>
+            <w:shd w:val="clear" w:color="auto" w:fill="83CAEB"/>
+            <w:tcMar>
+              <w:top w:w="0" w:type="dxa"/>
+              <w:left w:w="108" w:type="dxa"/>
+              <w:bottom w:w="0" w:type="dxa"/>
+              <w:right w:w="108" w:type="dxa"/>
+            </w:tcMar>
+            <w:hideMark/>
+          </w:tcPr>
+          <w:p>
+            <w:r>
+              <w:t>VLAN 180</w:t>
+            </w:r>
+          </w:p>
+        </w:tc>
+        <w:tc>
+          <w:tcPr>
+            <w:tcW w:w="2559" w:type="dxa"/>
+            <w:tcBorders>
+              <w:top w:val="nil"/>
+              <w:left w:val="nil"/>
+              <w:bottom w:val="single" w:sz="8" w:space="0" w:color="FFFFFF"/>
+              <w:right w:val="single" w:sz="8" w:space="0" w:color="FFFFFF"/>
+            </w:tcBorders>
+            <w:shd w:val="clear" w:color="auto" w:fill="83CAEB"/>
+            <w:tcMar>
+              <w:top w:w="0" w:type="dxa"/>
+              <w:left w:w="108" w:type="dxa"/>
+              <w:bottom w:w="0" w:type="dxa"/>
+              <w:right w:w="108" w:type="dxa"/>
+            </w:tcMar>
+            <w:hideMark/>
+          </w:tcPr>
+          <w:p>
+            <w:r>
+              <w:t>10.0.1.5</w:t>
+            </w:r>
+          </w:p>
+        </w:tc>
+        <w:tc>
+          <w:tcPr>
+            <w:tcW w:w="2446" w:type="dxa"/>
+            <w:tcBorders>
+              <w:top w:val="nil"/>
+              <w:left w:val="nil"/>
+              <w:bottom w:val="single" w:sz="8" w:space="0" w:color="FFFFFF"/>
+              <w:right w:val="single" w:sz="8" w:space="0" w:color="FFFFFF"/>
+            </w:tcBorders>
+            <w:shd w:val="clear" w:color="auto" w:fill="83CAEB"/>
+            <w:tcMar>
+              <w:top w:w="0" w:type="dxa"/>
+              <w:left w:w="108" w:type="dxa"/>
+              <w:bottom w:w="0" w:type="dxa"/>
+              <w:right w:w="108" w:type="dxa"/>
+            </w:tcMar>
+            <w:hideMark/>
+          </w:tcPr>
+          <w:p>
+            <w:r>
+              <w:t> </w:t>
+            </w:r>
+            <w:r>
+              <w:t>255.255.255.2</w:t>
+            </w:r>
+            <w:r>
+              <w:t>40</w:t>
+            </w:r>
+          </w:p>
+        </w:tc>
+        <w:tc>
+          <w:tcPr>
+            <w:tcW w:w="2446" w:type="dxa"/>
+            <w:tcBorders>
+              <w:top w:val="nil"/>
+              <w:left w:val="nil"/>
+              <w:bottom w:val="single" w:sz="8" w:space="0" w:color="FFFFFF"/>
+              <w:right w:val="single" w:sz="8" w:space="0" w:color="FFFFFF"/>
+            </w:tcBorders>
+            <w:shd w:val="clear" w:color="auto" w:fill="83CAEB"/>
+            <w:tcMar>
+              <w:top w:w="0" w:type="dxa"/>
+              <w:left w:w="108" w:type="dxa"/>
+              <w:bottom w:w="0" w:type="dxa"/>
+              <w:right w:w="108" w:type="dxa"/>
+            </w:tcMar>
+            <w:vAlign w:val="center"/>
+            <w:hideMark/>
+          </w:tcPr>
+          <w:p>
+            <w:r>
+              <w:t> </w:t>
+            </w:r>
+            <w:r>
+              <w:t>10.0.1.46</w:t>
+            </w:r>
+          </w:p>
+        </w:tc>
+      </w:tr>
+      <w:tr>
+        <w:trPr>
+          <w:trHeight w:val="298"/>
+        </w:trPr>
+        <w:tc>
+          <w:tcPr>
+            <w:tcW w:w="11160" w:type="dxa"/>
+            <w:gridSpan w:val="5"/>
+            <w:tcBorders>
+              <w:top w:val="nil"/>
+              <w:left w:val="single" w:sz="8" w:space="0" w:color="FFFFFF"/>
+              <w:bottom w:val="single" w:sz="8" w:space="0" w:color="FFFFFF"/>
+              <w:right w:val="single" w:sz="8" w:space="0" w:color="FFFFFF"/>
+            </w:tcBorders>
+            <w:shd w:val="clear" w:color="auto" w:fill="156082"/>
+            <w:tcMar>
+              <w:top w:w="0" w:type="dxa"/>
+              <w:left w:w="108" w:type="dxa"/>
+              <w:bottom w:w="0" w:type="dxa"/>
+              <w:right w:w="108" w:type="dxa"/>
+            </w:tcMar>
+            <w:hideMark/>
+          </w:tcPr>
+          <w:p>
+            <w:pPr>
+              <w:rPr>
+                <w:color w:val="E8E8E8" w:themeColor="background2"/>
+              </w:rPr>
+            </w:pPr>
+            <w:r>
+              <w:rPr>
+                <w:color w:val="E8E8E8" w:themeColor="background2"/>
+              </w:rPr>
+              <w:t>MIU_ Branch 1</w:t>
+            </w:r>
+          </w:p>
+        </w:tc>
+      </w:tr>
+      <w:tr>
+        <w:trPr>
+          <w:trHeight w:val="298"/>
+        </w:trPr>
+        <w:tc>
+          <w:tcPr>
+            <w:tcW w:w="2425" w:type="dxa"/>
+            <w:tcBorders>
+              <w:top w:val="nil"/>
+              <w:left w:val="single" w:sz="8" w:space="0" w:color="FFFFFF"/>
+              <w:bottom w:val="single" w:sz="8" w:space="0" w:color="FFFFFF"/>
+              <w:right w:val="single" w:sz="8" w:space="0" w:color="FFFFFF"/>
+            </w:tcBorders>
+            <w:shd w:val="clear" w:color="auto" w:fill="156082"/>
+            <w:tcMar>
+              <w:top w:w="0" w:type="dxa"/>
+              <w:left w:w="108" w:type="dxa"/>
+              <w:bottom w:w="0" w:type="dxa"/>
+              <w:right w:w="108" w:type="dxa"/>
+            </w:tcMar>
+            <w:hideMark/>
+          </w:tcPr>
+          <w:p>
+            <w:pPr>
+              <w:rPr>
+                <w:color w:val="E8E8E8" w:themeColor="background2"/>
+              </w:rPr>
+            </w:pPr>
+            <w:r>
+              <w:rPr>
+                <w:color w:val="E8E8E8" w:themeColor="background2"/>
+              </w:rPr>
+              <w:t>PC-11</w:t>
+            </w:r>
+          </w:p>
+        </w:tc>
+        <w:tc>
+          <w:tcPr>
+            <w:tcW w:w="1284" w:type="dxa"/>
+            <w:tcBorders>
+              <w:top w:val="nil"/>
+              <w:left w:val="nil"/>
+              <w:bottom w:val="single" w:sz="8" w:space="0" w:color="FFFFFF"/>
+              <w:right w:val="single" w:sz="8" w:space="0" w:color="FFFFFF"/>
+            </w:tcBorders>
+            <w:shd w:val="clear" w:color="auto" w:fill="83CAEB"/>
+            <w:tcMar>
+              <w:top w:w="0" w:type="dxa"/>
+              <w:left w:w="108" w:type="dxa"/>
+              <w:bottom w:w="0" w:type="dxa"/>
+              <w:right w:w="108" w:type="dxa"/>
+            </w:tcMar>
+            <w:hideMark/>
+          </w:tcPr>
+          <w:p>
+            <w:r>
+              <w:t>VLAN 2</w:t>
+            </w:r>
+          </w:p>
+        </w:tc>
+        <w:tc>
+          <w:tcPr>
+            <w:tcW w:w="2559" w:type="dxa"/>
+            <w:tcBorders>
+              <w:top w:val="nil"/>
+              <w:left w:val="nil"/>
+              <w:bottom w:val="single" w:sz="8" w:space="0" w:color="FFFFFF"/>
+              <w:right w:val="single" w:sz="8" w:space="0" w:color="FFFFFF"/>
+            </w:tcBorders>
+            <w:shd w:val="clear" w:color="auto" w:fill="83CAEB"/>
+            <w:tcMar>
+              <w:top w:w="0" w:type="dxa"/>
+              <w:left w:w="108" w:type="dxa"/>
+              <w:bottom w:w="0" w:type="dxa"/>
+              <w:right w:w="108" w:type="dxa"/>
+            </w:tcMar>
+          </w:tcPr>
+          <w:p>
+            <w:r>
+              <w:t>192.168.2.0</w:t>
+            </w:r>
+          </w:p>
+        </w:tc>
+        <w:tc>
+          <w:tcPr>
+            <w:tcW w:w="2446" w:type="dxa"/>
+            <w:tcBorders>
+              <w:top w:val="nil"/>
+              <w:left w:val="nil"/>
+              <w:bottom w:val="single" w:sz="8" w:space="0" w:color="FFFFFF"/>
+              <w:right w:val="single" w:sz="8" w:space="0" w:color="FFFFFF"/>
+            </w:tcBorders>
+            <w:shd w:val="clear" w:color="auto" w:fill="83CAEB"/>
+            <w:tcMar>
+              <w:top w:w="0" w:type="dxa"/>
+              <w:left w:w="108" w:type="dxa"/>
+              <w:bottom w:w="0" w:type="dxa"/>
+              <w:right w:w="108" w:type="dxa"/>
+            </w:tcMar>
+          </w:tcPr>
+          <w:p>
+            <w:r>
+              <w:t>255.255.255.</w:t>
+            </w:r>
+            <w:r>
+              <w:t>0</w:t>
+            </w:r>
+          </w:p>
+        </w:tc>
+        <w:tc>
+          <w:tcPr>
+            <w:tcW w:w="2446" w:type="dxa"/>
+            <w:tcBorders>
+              <w:top w:val="nil"/>
+              <w:left w:val="nil"/>
+              <w:bottom w:val="single" w:sz="8" w:space="0" w:color="FFFFFF"/>
+              <w:right w:val="single" w:sz="8" w:space="0" w:color="FFFFFF"/>
+            </w:tcBorders>
+            <w:shd w:val="clear" w:color="auto" w:fill="83CAEB"/>
+            <w:tcMar>
+              <w:top w:w="0" w:type="dxa"/>
+              <w:left w:w="108" w:type="dxa"/>
+              <w:bottom w:w="0" w:type="dxa"/>
+              <w:right w:w="108" w:type="dxa"/>
+            </w:tcMar>
+          </w:tcPr>
+          <w:p>
+            <w:r>
+              <w:t>192.168.2.1</w:t>
+            </w:r>
+          </w:p>
+        </w:tc>
+      </w:tr>
+      <w:tr>
+        <w:trPr>
+          <w:trHeight w:val="298"/>
+        </w:trPr>
+        <w:tc>
+          <w:tcPr>
+            <w:tcW w:w="2425" w:type="dxa"/>
+            <w:tcBorders>
+              <w:top w:val="nil"/>
+              <w:left w:val="single" w:sz="8" w:space="0" w:color="FFFFFF"/>
+              <w:bottom w:val="single" w:sz="8" w:space="0" w:color="FFFFFF"/>
+              <w:right w:val="single" w:sz="8" w:space="0" w:color="FFFFFF"/>
+            </w:tcBorders>
+            <w:shd w:val="clear" w:color="auto" w:fill="156082"/>
+            <w:tcMar>
+              <w:top w:w="0" w:type="dxa"/>
+              <w:left w:w="108" w:type="dxa"/>
+              <w:bottom w:w="0" w:type="dxa"/>
+              <w:right w:w="108" w:type="dxa"/>
+            </w:tcMar>
+            <w:hideMark/>
+          </w:tcPr>
+          <w:p>
+            <w:pPr>
+              <w:rPr>
+                <w:color w:val="E8E8E8" w:themeColor="background2"/>
+              </w:rPr>
+            </w:pPr>
+            <w:r>
+              <w:rPr>
+                <w:color w:val="E8E8E8" w:themeColor="background2"/>
+              </w:rPr>
+              <w:t>PC-12</w:t>
+            </w:r>
+          </w:p>
+        </w:tc>
+        <w:tc>
+          <w:tcPr>
+            <w:tcW w:w="1284" w:type="dxa"/>
+            <w:tcBorders>
+              <w:top w:val="nil"/>
+              <w:left w:val="nil"/>
+              <w:bottom w:val="single" w:sz="8" w:space="0" w:color="FFFFFF"/>
+              <w:right w:val="single" w:sz="8" w:space="0" w:color="FFFFFF"/>
+            </w:tcBorders>
+            <w:shd w:val="clear" w:color="auto" w:fill="C1E4F5"/>
+            <w:tcMar>
+              <w:top w:w="0" w:type="dxa"/>
+              <w:left w:w="108" w:type="dxa"/>
+              <w:bottom w:w="0" w:type="dxa"/>
+              <w:right w:w="108" w:type="dxa"/>
+            </w:tcMar>
+            <w:hideMark/>
+          </w:tcPr>
+          <w:p>
+            <w:r>
+              <w:t>VLAN 3</w:t>
+            </w:r>
+          </w:p>
+        </w:tc>
+        <w:tc>
+          <w:tcPr>
+            <w:tcW w:w="2559" w:type="dxa"/>
+            <w:tcBorders>
+              <w:top w:val="nil"/>
+              <w:left w:val="nil"/>
+              <w:bottom w:val="single" w:sz="8" w:space="0" w:color="FFFFFF"/>
+              <w:right w:val="single" w:sz="8" w:space="0" w:color="FFFFFF"/>
+            </w:tcBorders>
+            <w:shd w:val="clear" w:color="auto" w:fill="C1E4F5"/>
+            <w:tcMar>
+              <w:top w:w="0" w:type="dxa"/>
+              <w:left w:w="108" w:type="dxa"/>
+              <w:bottom w:w="0" w:type="dxa"/>
+              <w:right w:w="108" w:type="dxa"/>
+            </w:tcMar>
+          </w:tcPr>
+          <w:p>
+            <w:r>
+              <w:t>192.168.3.0</w:t>
+            </w:r>
+          </w:p>
+        </w:tc>
+        <w:tc>
+          <w:tcPr>
+            <w:tcW w:w="2446" w:type="dxa"/>
+            <w:tcBorders>
+              <w:top w:val="nil"/>
+              <w:left w:val="nil"/>
+              <w:bottom w:val="single" w:sz="8" w:space="0" w:color="FFFFFF"/>
+              <w:right w:val="single" w:sz="8" w:space="0" w:color="FFFFFF"/>
+            </w:tcBorders>
+            <w:shd w:val="clear" w:color="auto" w:fill="C1E4F5"/>
+            <w:tcMar>
+              <w:top w:w="0" w:type="dxa"/>
+              <w:left w:w="108" w:type="dxa"/>
+              <w:bottom w:w="0" w:type="dxa"/>
+              <w:right w:w="108" w:type="dxa"/>
+            </w:tcMar>
+          </w:tcPr>
+          <w:p>
+            <w:r>
+              <w:t>255.255.255.</w:t>
+            </w:r>
+            <w:r>
+              <w:t>0</w:t>
+            </w:r>
+          </w:p>
+        </w:tc>
+        <w:tc>
+          <w:tcPr>
+            <w:tcW w:w="2446" w:type="dxa"/>
+            <w:tcBorders>
+              <w:top w:val="nil"/>
+              <w:left w:val="nil"/>
+              <w:bottom w:val="single" w:sz="8" w:space="0" w:color="FFFFFF"/>
+              <w:right w:val="single" w:sz="8" w:space="0" w:color="FFFFFF"/>
+            </w:tcBorders>
+            <w:shd w:val="clear" w:color="auto" w:fill="C1E4F5"/>
+            <w:tcMar>
+              <w:top w:w="0" w:type="dxa"/>
+              <w:left w:w="108" w:type="dxa"/>
+              <w:bottom w:w="0" w:type="dxa"/>
+              <w:right w:w="108" w:type="dxa"/>
+            </w:tcMar>
+          </w:tcPr>
+          <w:p>
+            <w:r>
+              <w:t>192.168.3.1</w:t>
+            </w:r>
+          </w:p>
+        </w:tc>
+      </w:tr>
+      <w:tr>
+        <w:trPr>
+          <w:trHeight w:val="298"/>
+        </w:trPr>
+        <w:tc>
+          <w:tcPr>
+            <w:tcW w:w="11160" w:type="dxa"/>
+            <w:gridSpan w:val="5"/>
+            <w:tcBorders>
+              <w:top w:val="nil"/>
+              <w:left w:val="single" w:sz="8" w:space="0" w:color="FFFFFF"/>
+              <w:bottom w:val="single" w:sz="8" w:space="0" w:color="FFFFFF"/>
+              <w:right w:val="single" w:sz="8" w:space="0" w:color="FFFFFF"/>
+            </w:tcBorders>
+            <w:shd w:val="clear" w:color="auto" w:fill="156082"/>
+            <w:tcMar>
+              <w:top w:w="0" w:type="dxa"/>
+              <w:left w:w="108" w:type="dxa"/>
+              <w:bottom w:w="0" w:type="dxa"/>
+              <w:right w:w="108" w:type="dxa"/>
+            </w:tcMar>
+            <w:hideMark/>
+          </w:tcPr>
+          <w:p>
+            <w:pPr>
+              <w:rPr>
+                <w:color w:val="E8E8E8" w:themeColor="background2"/>
+              </w:rPr>
+            </w:pPr>
+            <w:r>
+              <w:rPr>
+                <w:color w:val="E8E8E8" w:themeColor="background2"/>
+              </w:rPr>
+              <w:t>Wireless Home Network</w:t>
+            </w:r>
+          </w:p>
+        </w:tc>
+      </w:tr>
+      <w:tr>
+        <w:trPr>
+          <w:trHeight w:val="298"/>
+        </w:trPr>
+        <w:tc>
+          <w:tcPr>
+            <w:tcW w:w="2425" w:type="dxa"/>
+            <w:tcBorders>
+              <w:top w:val="nil"/>
+              <w:left w:val="single" w:sz="8" w:space="0" w:color="FFFFFF"/>
+              <w:bottom w:val="single" w:sz="8" w:space="0" w:color="FFFFFF"/>
+              <w:right w:val="single" w:sz="8" w:space="0" w:color="FFFFFF"/>
+            </w:tcBorders>
+            <w:shd w:val="clear" w:color="auto" w:fill="156082"/>
+            <w:tcMar>
+              <w:top w:w="0" w:type="dxa"/>
+              <w:left w:w="108" w:type="dxa"/>
+              <w:bottom w:w="0" w:type="dxa"/>
+              <w:right w:w="108" w:type="dxa"/>
+            </w:tcMar>
+            <w:hideMark/>
+          </w:tcPr>
+          <w:p>
+            <w:pPr>
+              <w:rPr>
+                <w:color w:val="E8E8E8" w:themeColor="background2"/>
+              </w:rPr>
+            </w:pPr>
+            <w:r>
+              <w:rPr>
+                <w:color w:val="E8E8E8" w:themeColor="background2"/>
+              </w:rPr>
+              <w:t>Laptop</w:t>
+            </w:r>
+          </w:p>
+        </w:tc>
+        <w:tc>
+          <w:tcPr>
+            <w:tcW w:w="1284" w:type="dxa"/>
+            <w:tcBorders>
+              <w:top w:val="nil"/>
+              <w:left w:val="nil"/>
+              <w:bottom w:val="single" w:sz="8" w:space="0" w:color="FFFFFF"/>
+              <w:right w:val="single" w:sz="8" w:space="0" w:color="FFFFFF"/>
+            </w:tcBorders>
+            <w:shd w:val="clear" w:color="auto" w:fill="C1E4F5"/>
+            <w:tcMar>
+              <w:top w:w="0" w:type="dxa"/>
+              <w:left w:w="108" w:type="dxa"/>
+              <w:bottom w:w="0" w:type="dxa"/>
+              <w:right w:w="108" w:type="dxa"/>
+            </w:tcMar>
+            <w:hideMark/>
+          </w:tcPr>
+          <w:p>
+            <w:r>
+              <w:t> </w:t>
+            </w:r>
+          </w:p>
+        </w:tc>
+        <w:tc>
+          <w:tcPr>
+            <w:tcW w:w="2559" w:type="dxa"/>
+            <w:tcBorders>
+              <w:top w:val="nil"/>
+              <w:left w:val="nil"/>
+              <w:bottom w:val="single" w:sz="8" w:space="0" w:color="FFFFFF"/>
+              <w:right w:val="single" w:sz="8" w:space="0" w:color="FFFFFF"/>
+            </w:tcBorders>
+            <w:shd w:val="clear" w:color="auto" w:fill="C1E4F5"/>
+            <w:tcMar>
+              <w:top w:w="0" w:type="dxa"/>
+              <w:left w:w="108" w:type="dxa"/>
+              <w:bottom w:w="0" w:type="dxa"/>
+              <w:right w:w="108" w:type="dxa"/>
+            </w:tcMar>
+            <w:hideMark/>
+          </w:tcPr>
+          <w:p>
+            <w:r>
+              <w:t> </w:t>
+            </w:r>
+          </w:p>
+        </w:tc>
+        <w:tc>
+          <w:tcPr>
+            <w:tcW w:w="2446" w:type="dxa"/>
+            <w:tcBorders>
+              <w:top w:val="nil"/>
+              <w:left w:val="nil"/>
+              <w:bottom w:val="single" w:sz="8" w:space="0" w:color="FFFFFF"/>
+              <w:right w:val="single" w:sz="8" w:space="0" w:color="FFFFFF"/>
+            </w:tcBorders>
+            <w:shd w:val="clear" w:color="auto" w:fill="C1E4F5"/>
+            <w:tcMar>
+              <w:top w:w="0" w:type="dxa"/>
+              <w:left w:w="108" w:type="dxa"/>
+              <w:bottom w:w="0" w:type="dxa"/>
+              <w:right w:w="108" w:type="dxa"/>
+            </w:tcMar>
+            <w:hideMark/>
+          </w:tcPr>
+          <w:p>
+            <w:r>
+              <w:t> </w:t>
+            </w:r>
+          </w:p>
+        </w:tc>
+        <w:tc>
+          <w:tcPr>
+            <w:tcW w:w="2446" w:type="dxa"/>
+            <w:tcBorders>
+              <w:top w:val="nil"/>
+              <w:left w:val="nil"/>
+              <w:bottom w:val="single" w:sz="8" w:space="0" w:color="FFFFFF"/>
+              <w:right w:val="single" w:sz="8" w:space="0" w:color="FFFFFF"/>
+            </w:tcBorders>
+            <w:shd w:val="clear" w:color="auto" w:fill="C1E4F5"/>
+            <w:tcMar>
+              <w:top w:w="0" w:type="dxa"/>
+              <w:left w:w="108" w:type="dxa"/>
+              <w:bottom w:w="0" w:type="dxa"/>
+              <w:right w:w="108" w:type="dxa"/>
+            </w:tcMar>
+            <w:hideMark/>
+          </w:tcPr>
+          <w:p>
+            <w:r>
+              <w:t> </w:t>
+            </w:r>
+          </w:p>
+        </w:tc>
+      </w:tr>
+      <w:tr>
+        <w:trPr>
+          <w:trHeight w:val="298"/>
+        </w:trPr>
+        <w:tc>
+          <w:tcPr>
+            <w:tcW w:w="2425" w:type="dxa"/>
+            <w:tcBorders>
+              <w:top w:val="nil"/>
+              <w:left w:val="single" w:sz="8" w:space="0" w:color="FFFFFF"/>
+              <w:bottom w:val="single" w:sz="8" w:space="0" w:color="FFFFFF"/>
+              <w:right w:val="single" w:sz="8" w:space="0" w:color="FFFFFF"/>
+            </w:tcBorders>
+            <w:shd w:val="clear" w:color="auto" w:fill="156082"/>
+            <w:tcMar>
+              <w:top w:w="0" w:type="dxa"/>
+              <w:left w:w="108" w:type="dxa"/>
+              <w:bottom w:w="0" w:type="dxa"/>
+              <w:right w:w="108" w:type="dxa"/>
+            </w:tcMar>
+            <w:hideMark/>
+          </w:tcPr>
+          <w:p>
+            <w:pPr>
+              <w:rPr>
+                <w:color w:val="E8E8E8" w:themeColor="background2"/>
+              </w:rPr>
+            </w:pPr>
+            <w:r>
+              <w:rPr>
+                <w:color w:val="E8E8E8" w:themeColor="background2"/>
+              </w:rPr>
+              <w:t>Tablet</w:t>
+            </w:r>
+          </w:p>
+        </w:tc>
+        <w:tc>
+          <w:tcPr>
+            <w:tcW w:w="1284" w:type="dxa"/>
+            <w:tcBorders>
+              <w:top w:val="nil"/>
+              <w:left w:val="nil"/>
+              <w:bottom w:val="single" w:sz="8" w:space="0" w:color="FFFFFF"/>
+              <w:right w:val="single" w:sz="8" w:space="0" w:color="FFFFFF"/>
+            </w:tcBorders>
+            <w:shd w:val="clear" w:color="auto" w:fill="83CAEB"/>
+            <w:tcMar>
+              <w:top w:w="0" w:type="dxa"/>
+              <w:left w:w="108" w:type="dxa"/>
+              <w:bottom w:w="0" w:type="dxa"/>
+              <w:right w:w="108" w:type="dxa"/>
+            </w:tcMar>
+            <w:hideMark/>
+          </w:tcPr>
+          <w:p>
+            <w:r>
+              <w:t> </w:t>
+            </w:r>
+          </w:p>
+        </w:tc>
+        <w:tc>
+          <w:tcPr>
+            <w:tcW w:w="2559" w:type="dxa"/>
+            <w:tcBorders>
+              <w:top w:val="nil"/>
+              <w:left w:val="nil"/>
+              <w:bottom w:val="single" w:sz="8" w:space="0" w:color="FFFFFF"/>
+              <w:right w:val="single" w:sz="8" w:space="0" w:color="FFFFFF"/>
+            </w:tcBorders>
+            <w:shd w:val="clear" w:color="auto" w:fill="83CAEB"/>
+            <w:tcMar>
+              <w:top w:w="0" w:type="dxa"/>
+              <w:left w:w="108" w:type="dxa"/>
+              <w:bottom w:w="0" w:type="dxa"/>
+              <w:right w:w="108" w:type="dxa"/>
+            </w:tcMar>
+            <w:hideMark/>
+          </w:tcPr>
+          <w:p>
+            <w:r>
+              <w:t> </w:t>
+            </w:r>
+          </w:p>
+        </w:tc>
+        <w:tc>
+          <w:tcPr>
+            <w:tcW w:w="2446" w:type="dxa"/>
+            <w:tcBorders>
+              <w:top w:val="nil"/>
+              <w:left w:val="nil"/>
+              <w:bottom w:val="single" w:sz="8" w:space="0" w:color="FFFFFF"/>
+              <w:right w:val="single" w:sz="8" w:space="0" w:color="FFFFFF"/>
+            </w:tcBorders>
+            <w:shd w:val="clear" w:color="auto" w:fill="83CAEB"/>
+            <w:tcMar>
+              <w:top w:w="0" w:type="dxa"/>
+              <w:left w:w="108" w:type="dxa"/>
+              <w:bottom w:w="0" w:type="dxa"/>
+              <w:right w:w="108" w:type="dxa"/>
+            </w:tcMar>
+            <w:hideMark/>
+          </w:tcPr>
+          <w:p>
+            <w:r>
+              <w:t> </w:t>
+            </w:r>
+          </w:p>
+        </w:tc>
+        <w:tc>
+          <w:tcPr>
+            <w:tcW w:w="2446" w:type="dxa"/>
+            <w:tcBorders>
+              <w:top w:val="nil"/>
+              <w:left w:val="nil"/>
+              <w:bottom w:val="single" w:sz="8" w:space="0" w:color="FFFFFF"/>
+              <w:right w:val="single" w:sz="8" w:space="0" w:color="FFFFFF"/>
+            </w:tcBorders>
+            <w:shd w:val="clear" w:color="auto" w:fill="83CAEB"/>
+            <w:tcMar>
+              <w:top w:w="0" w:type="dxa"/>
+              <w:left w:w="108" w:type="dxa"/>
+              <w:bottom w:w="0" w:type="dxa"/>
+              <w:right w:w="108" w:type="dxa"/>
+            </w:tcMar>
+            <w:hideMark/>
+          </w:tcPr>
+          <w:p>
+            <w:r>
+              <w:t> </w:t>
+            </w:r>
+          </w:p>
+        </w:tc>
+      </w:tr>
+      <w:tr>
+        <w:trPr>
+          <w:trHeight w:val="316"/>
+        </w:trPr>
+        <w:tc>
+          <w:tcPr>
+            <w:tcW w:w="2425" w:type="dxa"/>
+            <w:tcBorders>
+              <w:top w:val="nil"/>
+              <w:left w:val="single" w:sz="8" w:space="0" w:color="FFFFFF"/>
+              <w:bottom w:val="single" w:sz="8" w:space="0" w:color="FFFFFF"/>
+              <w:right w:val="single" w:sz="8" w:space="0" w:color="FFFFFF"/>
+            </w:tcBorders>
+            <w:shd w:val="clear" w:color="auto" w:fill="156082"/>
+            <w:tcMar>
+              <w:top w:w="0" w:type="dxa"/>
+              <w:left w:w="108" w:type="dxa"/>
+              <w:bottom w:w="0" w:type="dxa"/>
+              <w:right w:w="108" w:type="dxa"/>
+            </w:tcMar>
+            <w:hideMark/>
+          </w:tcPr>
+          <w:p>
+            <w:pPr>
+              <w:rPr>
+                <w:color w:val="E8E8E8" w:themeColor="background2"/>
+              </w:rPr>
+            </w:pPr>
+            <w:r>
+              <w:rPr>
+                <w:color w:val="E8E8E8" w:themeColor="background2"/>
+              </w:rPr>
+              <w:t>Smartphone</w:t>
+            </w:r>
+          </w:p>
+        </w:tc>
+        <w:tc>
+          <w:tcPr>
+            <w:tcW w:w="1284" w:type="dxa"/>
+            <w:tcBorders>
+              <w:top w:val="nil"/>
+              <w:left w:val="nil"/>
+              <w:bottom w:val="single" w:sz="8" w:space="0" w:color="FFFFFF"/>
+              <w:right w:val="single" w:sz="8" w:space="0" w:color="FFFFFF"/>
+            </w:tcBorders>
+            <w:shd w:val="clear" w:color="auto" w:fill="C1E4F5"/>
+            <w:tcMar>
+              <w:top w:w="0" w:type="dxa"/>
+              <w:left w:w="108" w:type="dxa"/>
+              <w:bottom w:w="0" w:type="dxa"/>
+              <w:right w:w="108" w:type="dxa"/>
+            </w:tcMar>
+            <w:hideMark/>
+          </w:tcPr>
+          <w:p>
+            <w:r>
+              <w:t> </w:t>
+            </w:r>
+          </w:p>
+        </w:tc>
+        <w:tc>
+          <w:tcPr>
+            <w:tcW w:w="2559" w:type="dxa"/>
+            <w:tcBorders>
+              <w:top w:val="nil"/>
+              <w:left w:val="nil"/>
+              <w:bottom w:val="single" w:sz="8" w:space="0" w:color="FFFFFF"/>
+              <w:right w:val="single" w:sz="8" w:space="0" w:color="FFFFFF"/>
+            </w:tcBorders>
+            <w:shd w:val="clear" w:color="auto" w:fill="C1E4F5"/>
+            <w:tcMar>
+              <w:top w:w="0" w:type="dxa"/>
+              <w:left w:w="108" w:type="dxa"/>
+              <w:bottom w:w="0" w:type="dxa"/>
+              <w:right w:w="108" w:type="dxa"/>
+            </w:tcMar>
+            <w:hideMark/>
+          </w:tcPr>
+          <w:p>
+            <w:r>
+              <w:t> </w:t>
+            </w:r>
+          </w:p>
+        </w:tc>
+        <w:tc>
+          <w:tcPr>
+            <w:tcW w:w="2446" w:type="dxa"/>
+            <w:tcBorders>
+              <w:top w:val="nil"/>
+              <w:left w:val="nil"/>
+              <w:bottom w:val="single" w:sz="8" w:space="0" w:color="FFFFFF"/>
+              <w:right w:val="single" w:sz="8" w:space="0" w:color="FFFFFF"/>
+            </w:tcBorders>
+            <w:shd w:val="clear" w:color="auto" w:fill="C1E4F5"/>
+            <w:tcMar>
+              <w:top w:w="0" w:type="dxa"/>
+              <w:left w:w="108" w:type="dxa"/>
+              <w:bottom w:w="0" w:type="dxa"/>
+              <w:right w:w="108" w:type="dxa"/>
+            </w:tcMar>
+            <w:hideMark/>
+          </w:tcPr>
+          <w:p>
+            <w:r>
+              <w:t> </w:t>
+            </w:r>
+          </w:p>
+        </w:tc>
+        <w:tc>
+          <w:tcPr>
+            <w:tcW w:w="2446" w:type="dxa"/>
+            <w:tcBorders>
+              <w:top w:val="nil"/>
+              <w:left w:val="nil"/>
+              <w:bottom w:val="single" w:sz="8" w:space="0" w:color="FFFFFF"/>
+              <w:right w:val="single" w:sz="8" w:space="0" w:color="FFFFFF"/>
+            </w:tcBorders>
+            <w:shd w:val="clear" w:color="auto" w:fill="C1E4F5"/>
+            <w:tcMar>
+              <w:top w:w="0" w:type="dxa"/>
+              <w:left w:w="108" w:type="dxa"/>
+              <w:bottom w:w="0" w:type="dxa"/>
+              <w:right w:w="108" w:type="dxa"/>
+            </w:tcMar>
+            <w:hideMark/>
+          </w:tcPr>
+          <w:p>
+            <w:r>
+              <w:t> </w:t>
+            </w:r>
+          </w:p>
+        </w:tc>
+      </w:tr>
+      <w:tr>
+        <w:trPr>
+          <w:trHeight w:val="298"/>
+        </w:trPr>
+        <w:tc>
+          <w:tcPr>
+            <w:tcW w:w="11160" w:type="dxa"/>
+            <w:gridSpan w:val="5"/>
+            <w:tcBorders>
+              <w:top w:val="nil"/>
+              <w:left w:val="single" w:sz="8" w:space="0" w:color="FFFFFF"/>
+              <w:bottom w:val="single" w:sz="8" w:space="0" w:color="FFFFFF"/>
+              <w:right w:val="single" w:sz="8" w:space="0" w:color="FFFFFF"/>
+            </w:tcBorders>
+            <w:shd w:val="clear" w:color="auto" w:fill="156082"/>
+            <w:tcMar>
+              <w:top w:w="0" w:type="dxa"/>
+              <w:left w:w="108" w:type="dxa"/>
+              <w:bottom w:w="0" w:type="dxa"/>
+              <w:right w:w="108" w:type="dxa"/>
+            </w:tcMar>
+            <w:hideMark/>
+          </w:tcPr>
+          <w:p>
+            <w:pPr>
+              <w:rPr>
+                <w:color w:val="E8E8E8" w:themeColor="background2"/>
+              </w:rPr>
+            </w:pPr>
+            <w:r>
+              <w:rPr>
+                <w:color w:val="E8E8E8" w:themeColor="background2"/>
+              </w:rPr>
+              <w:t>Servers</w:t>
+            </w:r>
+          </w:p>
+        </w:tc>
+      </w:tr>
+      <w:tr>
+        <w:trPr>
+          <w:trHeight w:val="298"/>
+        </w:trPr>
+        <w:tc>
+          <w:tcPr>
+            <w:tcW w:w="2425" w:type="dxa"/>
+            <w:tcBorders>
+              <w:top w:val="nil"/>
+              <w:left w:val="single" w:sz="8" w:space="0" w:color="FFFFFF"/>
+              <w:bottom w:val="single" w:sz="8" w:space="0" w:color="FFFFFF"/>
+              <w:right w:val="single" w:sz="8" w:space="0" w:color="FFFFFF"/>
+            </w:tcBorders>
+            <w:shd w:val="clear" w:color="auto" w:fill="156082"/>
+            <w:tcMar>
+              <w:top w:w="0" w:type="dxa"/>
+              <w:left w:w="108" w:type="dxa"/>
+              <w:bottom w:w="0" w:type="dxa"/>
+              <w:right w:w="108" w:type="dxa"/>
+            </w:tcMar>
+            <w:hideMark/>
+          </w:tcPr>
+          <w:p>
+            <w:pPr>
+              <w:rPr>
+                <w:color w:val="E8E8E8" w:themeColor="background2"/>
+              </w:rPr>
+            </w:pPr>
+            <w:r>
+              <w:rPr>
+                <w:color w:val="E8E8E8" w:themeColor="background2"/>
+              </w:rPr>
+              <w:t>DHCP Server</w:t>
+            </w:r>
+          </w:p>
+        </w:tc>
+        <w:tc>
+          <w:tcPr>
+            <w:tcW w:w="1284" w:type="dxa"/>
+            <w:tcBorders>
+              <w:top w:val="nil"/>
+              <w:left w:val="nil"/>
+              <w:bottom w:val="single" w:sz="8" w:space="0" w:color="FFFFFF"/>
+              <w:right w:val="single" w:sz="8" w:space="0" w:color="FFFFFF"/>
+            </w:tcBorders>
+            <w:shd w:val="clear" w:color="auto" w:fill="C1E4F5"/>
+            <w:tcMar>
+              <w:top w:w="0" w:type="dxa"/>
+              <w:left w:w="108" w:type="dxa"/>
+              <w:bottom w:w="0" w:type="dxa"/>
+              <w:right w:w="108" w:type="dxa"/>
+            </w:tcMar>
+            <w:hideMark/>
+          </w:tcPr>
+          <w:p>
+            <w:r>
+              <w:t> </w:t>
+            </w:r>
+          </w:p>
+        </w:tc>
+        <w:tc>
+          <w:tcPr>
+            <w:tcW w:w="2559" w:type="dxa"/>
+            <w:tcBorders>
+              <w:top w:val="nil"/>
+              <w:left w:val="nil"/>
+              <w:bottom w:val="single" w:sz="8" w:space="0" w:color="FFFFFF"/>
+              <w:right w:val="single" w:sz="8" w:space="0" w:color="FFFFFF"/>
+            </w:tcBorders>
+            <w:shd w:val="clear" w:color="auto" w:fill="C1E4F5"/>
+            <w:tcMar>
+              <w:top w:w="0" w:type="dxa"/>
+              <w:left w:w="108" w:type="dxa"/>
+              <w:bottom w:w="0" w:type="dxa"/>
+              <w:right w:w="108" w:type="dxa"/>
+            </w:tcMar>
+            <w:hideMark/>
+          </w:tcPr>
+          <w:p>
+            <w:r>
+              <w:t> </w:t>
+            </w:r>
+          </w:p>
+        </w:tc>
+        <w:tc>
+          <w:tcPr>
+            <w:tcW w:w="2446" w:type="dxa"/>
+            <w:tcBorders>
+              <w:top w:val="nil"/>
+              <w:left w:val="nil"/>
+              <w:bottom w:val="single" w:sz="8" w:space="0" w:color="FFFFFF"/>
+              <w:right w:val="single" w:sz="8" w:space="0" w:color="FFFFFF"/>
+            </w:tcBorders>
+            <w:shd w:val="clear" w:color="auto" w:fill="C1E4F5"/>
+            <w:tcMar>
+              <w:top w:w="0" w:type="dxa"/>
+              <w:left w:w="108" w:type="dxa"/>
+              <w:bottom w:w="0" w:type="dxa"/>
+              <w:right w:w="108" w:type="dxa"/>
+            </w:tcMar>
+            <w:hideMark/>
+          </w:tcPr>
+          <w:p>
+            <w:r>
+              <w:t> </w:t>
+            </w:r>
+          </w:p>
+        </w:tc>
+        <w:tc>
+          <w:tcPr>
+            <w:tcW w:w="2446" w:type="dxa"/>
+            <w:tcBorders>
+              <w:top w:val="nil"/>
+              <w:left w:val="nil"/>
+              <w:bottom w:val="single" w:sz="8" w:space="0" w:color="FFFFFF"/>
+              <w:right w:val="single" w:sz="8" w:space="0" w:color="FFFFFF"/>
+            </w:tcBorders>
+            <w:shd w:val="clear" w:color="auto" w:fill="C1E4F5"/>
+            <w:tcMar>
+              <w:top w:w="0" w:type="dxa"/>
+              <w:left w:w="108" w:type="dxa"/>
+              <w:bottom w:w="0" w:type="dxa"/>
+              <w:right w:w="108" w:type="dxa"/>
+            </w:tcMar>
+            <w:hideMark/>
+          </w:tcPr>
+          <w:p>
+            <w:r>
+              <w:t> </w:t>
+            </w:r>
+          </w:p>
+        </w:tc>
+      </w:tr>
+      <w:tr>
+        <w:trPr>
+          <w:trHeight w:val="298"/>
+        </w:trPr>
+        <w:tc>
+          <w:tcPr>
+            <w:tcW w:w="2425" w:type="dxa"/>
+            <w:tcBorders>
+              <w:top w:val="nil"/>
+              <w:left w:val="single" w:sz="8" w:space="0" w:color="FFFFFF"/>
+              <w:bottom w:val="single" w:sz="8" w:space="0" w:color="FFFFFF"/>
+              <w:right w:val="single" w:sz="8" w:space="0" w:color="FFFFFF"/>
+            </w:tcBorders>
+            <w:shd w:val="clear" w:color="auto" w:fill="156082"/>
+            <w:tcMar>
+              <w:top w:w="0" w:type="dxa"/>
+              <w:left w:w="108" w:type="dxa"/>
+              <w:bottom w:w="0" w:type="dxa"/>
+              <w:right w:w="108" w:type="dxa"/>
+            </w:tcMar>
+            <w:hideMark/>
+          </w:tcPr>
+          <w:p>
+            <w:pPr>
+              <w:rPr>
+                <w:color w:val="E8E8E8" w:themeColor="background2"/>
+              </w:rPr>
+            </w:pPr>
+            <w:r>
+              <w:rPr>
+                <w:color w:val="E8E8E8" w:themeColor="background2"/>
+              </w:rPr>
+              <w:t>Email Server</w:t>
+            </w:r>
+          </w:p>
+        </w:tc>
+        <w:tc>
+          <w:tcPr>
+            <w:tcW w:w="1284" w:type="dxa"/>
+            <w:tcBorders>
+              <w:top w:val="nil"/>
+              <w:left w:val="nil"/>
+              <w:bottom w:val="single" w:sz="8" w:space="0" w:color="FFFFFF"/>
+              <w:right w:val="single" w:sz="8" w:space="0" w:color="FFFFFF"/>
+            </w:tcBorders>
+            <w:shd w:val="clear" w:color="auto" w:fill="83CAEB"/>
+            <w:tcMar>
+              <w:top w:w="0" w:type="dxa"/>
+              <w:left w:w="108" w:type="dxa"/>
+              <w:bottom w:w="0" w:type="dxa"/>
+              <w:right w:w="108" w:type="dxa"/>
+            </w:tcMar>
+            <w:hideMark/>
+          </w:tcPr>
+          <w:p>
+            <w:r>
+              <w:t> </w:t>
+            </w:r>
+          </w:p>
+        </w:tc>
+        <w:tc>
+          <w:tcPr>
+            <w:tcW w:w="2559" w:type="dxa"/>
+            <w:tcBorders>
+              <w:top w:val="nil"/>
+              <w:left w:val="nil"/>
+              <w:bottom w:val="single" w:sz="8" w:space="0" w:color="FFFFFF"/>
+              <w:right w:val="single" w:sz="8" w:space="0" w:color="FFFFFF"/>
+            </w:tcBorders>
+            <w:shd w:val="clear" w:color="auto" w:fill="83CAEB"/>
+            <w:tcMar>
+              <w:top w:w="0" w:type="dxa"/>
+              <w:left w:w="108" w:type="dxa"/>
+              <w:bottom w:w="0" w:type="dxa"/>
+              <w:right w:w="108" w:type="dxa"/>
+            </w:tcMar>
+            <w:hideMark/>
+          </w:tcPr>
+          <w:p>
+            <w:r>
+              <w:t> </w:t>
+            </w:r>
+          </w:p>
+        </w:tc>
+        <w:tc>
+          <w:tcPr>
+            <w:tcW w:w="2446" w:type="dxa"/>
+            <w:tcBorders>
+              <w:top w:val="nil"/>
+              <w:left w:val="nil"/>
+              <w:bottom w:val="single" w:sz="8" w:space="0" w:color="FFFFFF"/>
+              <w:right w:val="single" w:sz="8" w:space="0" w:color="FFFFFF"/>
+            </w:tcBorders>
+            <w:shd w:val="clear" w:color="auto" w:fill="83CAEB"/>
+            <w:tcMar>
+              <w:top w:w="0" w:type="dxa"/>
+              <w:left w:w="108" w:type="dxa"/>
+              <w:bottom w:w="0" w:type="dxa"/>
+              <w:right w:w="108" w:type="dxa"/>
+            </w:tcMar>
+            <w:hideMark/>
+          </w:tcPr>
+          <w:p>
+            <w:r>
+              <w:t> </w:t>
+            </w:r>
+          </w:p>
+        </w:tc>
+        <w:tc>
+          <w:tcPr>
+            <w:tcW w:w="2446" w:type="dxa"/>
+            <w:tcBorders>
+              <w:top w:val="nil"/>
+              <w:left w:val="nil"/>
+              <w:bottom w:val="single" w:sz="8" w:space="0" w:color="FFFFFF"/>
+              <w:right w:val="single" w:sz="8" w:space="0" w:color="FFFFFF"/>
+            </w:tcBorders>
+            <w:shd w:val="clear" w:color="auto" w:fill="83CAEB"/>
+            <w:tcMar>
+              <w:top w:w="0" w:type="dxa"/>
+              <w:left w:w="108" w:type="dxa"/>
+              <w:bottom w:w="0" w:type="dxa"/>
+              <w:right w:w="108" w:type="dxa"/>
+            </w:tcMar>
+            <w:hideMark/>
+          </w:tcPr>
+          <w:p>
+            <w:r>
+              <w:t> </w:t>
+            </w:r>
+          </w:p>
+        </w:tc>
+      </w:tr>
+      <w:tr>
+        <w:trPr>
+          <w:trHeight w:val="298"/>
+        </w:trPr>
+        <w:tc>
+          <w:tcPr>
+            <w:tcW w:w="2425" w:type="dxa"/>
+            <w:tcBorders>
+              <w:top w:val="nil"/>
+              <w:left w:val="single" w:sz="8" w:space="0" w:color="FFFFFF"/>
+              <w:bottom w:val="single" w:sz="8" w:space="0" w:color="FFFFFF"/>
+              <w:right w:val="single" w:sz="8" w:space="0" w:color="FFFFFF"/>
+            </w:tcBorders>
+            <w:shd w:val="clear" w:color="auto" w:fill="156082"/>
+            <w:tcMar>
+              <w:top w:w="0" w:type="dxa"/>
+              <w:left w:w="108" w:type="dxa"/>
+              <w:bottom w:w="0" w:type="dxa"/>
+              <w:right w:w="108" w:type="dxa"/>
+            </w:tcMar>
+            <w:hideMark/>
+          </w:tcPr>
+          <w:p>
+            <w:pPr>
+              <w:rPr>
+                <w:color w:val="E8E8E8" w:themeColor="background2"/>
+              </w:rPr>
+            </w:pPr>
+            <w:r>
+              <w:rPr>
+                <w:color w:val="E8E8E8" w:themeColor="background2"/>
+              </w:rPr>
+              <w:lastRenderedPageBreak/>
+              <w:t>Web server</w:t>
+            </w:r>
+          </w:p>
+        </w:tc>
+        <w:tc>
+          <w:tcPr>
+            <w:tcW w:w="1284" w:type="dxa"/>
+            <w:tcBorders>
+              <w:top w:val="nil"/>
+              <w:left w:val="nil"/>
+              <w:bottom w:val="single" w:sz="8" w:space="0" w:color="FFFFFF"/>
+              <w:right w:val="single" w:sz="8" w:space="0" w:color="FFFFFF"/>
+            </w:tcBorders>
+            <w:shd w:val="clear" w:color="auto" w:fill="C1E4F5"/>
+            <w:tcMar>
+              <w:top w:w="0" w:type="dxa"/>
+              <w:left w:w="108" w:type="dxa"/>
+              <w:bottom w:w="0" w:type="dxa"/>
+              <w:right w:w="108" w:type="dxa"/>
+            </w:tcMar>
+            <w:hideMark/>
+          </w:tcPr>
+          <w:p>
+            <w:r>
+              <w:t> </w:t>
+            </w:r>
+          </w:p>
+        </w:tc>
+        <w:tc>
+          <w:tcPr>
+            <w:tcW w:w="2559" w:type="dxa"/>
+            <w:tcBorders>
+              <w:top w:val="nil"/>
+              <w:left w:val="nil"/>
+              <w:bottom w:val="single" w:sz="8" w:space="0" w:color="FFFFFF"/>
+              <w:right w:val="single" w:sz="8" w:space="0" w:color="FFFFFF"/>
+            </w:tcBorders>
+            <w:shd w:val="clear" w:color="auto" w:fill="C1E4F5"/>
+            <w:tcMar>
+              <w:top w:w="0" w:type="dxa"/>
+              <w:left w:w="108" w:type="dxa"/>
+              <w:bottom w:w="0" w:type="dxa"/>
+              <w:right w:w="108" w:type="dxa"/>
+            </w:tcMar>
+            <w:hideMark/>
+          </w:tcPr>
+          <w:p>
+            <w:r>
+              <w:t> </w:t>
+            </w:r>
+          </w:p>
+        </w:tc>
+        <w:tc>
+          <w:tcPr>
+            <w:tcW w:w="2446" w:type="dxa"/>
+            <w:tcBorders>
+              <w:top w:val="nil"/>
+              <w:left w:val="nil"/>
+              <w:bottom w:val="single" w:sz="8" w:space="0" w:color="FFFFFF"/>
+              <w:right w:val="single" w:sz="8" w:space="0" w:color="FFFFFF"/>
+            </w:tcBorders>
+            <w:shd w:val="clear" w:color="auto" w:fill="C1E4F5"/>
+            <w:tcMar>
+              <w:top w:w="0" w:type="dxa"/>
+              <w:left w:w="108" w:type="dxa"/>
+              <w:bottom w:w="0" w:type="dxa"/>
+              <w:right w:w="108" w:type="dxa"/>
+            </w:tcMar>
+            <w:hideMark/>
+          </w:tcPr>
+          <w:p>
+            <w:r>
+              <w:t> </w:t>
+            </w:r>
+          </w:p>
+        </w:tc>
+        <w:tc>
+          <w:tcPr>
+            <w:tcW w:w="2446" w:type="dxa"/>
+            <w:tcBorders>
+              <w:top w:val="nil"/>
+              <w:left w:val="nil"/>
+              <w:bottom w:val="single" w:sz="8" w:space="0" w:color="FFFFFF"/>
+              <w:right w:val="single" w:sz="8" w:space="0" w:color="FFFFFF"/>
+            </w:tcBorders>
+            <w:shd w:val="clear" w:color="auto" w:fill="C1E4F5"/>
+            <w:tcMar>
+              <w:top w:w="0" w:type="dxa"/>
+              <w:left w:w="108" w:type="dxa"/>
+              <w:bottom w:w="0" w:type="dxa"/>
+              <w:right w:w="108" w:type="dxa"/>
+            </w:tcMar>
+            <w:hideMark/>
+          </w:tcPr>
+          <w:p>
+            <w:r>
+              <w:t> </w:t>
+            </w:r>
+          </w:p>
+        </w:tc>
+      </w:tr>
+      <w:tr>
+        <w:trPr>
+          <w:trHeight w:val="298"/>
+        </w:trPr>
+        <w:tc>
+          <w:tcPr>
+            <w:tcW w:w="2425" w:type="dxa"/>
+            <w:tcBorders>
+              <w:top w:val="nil"/>
+              <w:left w:val="single" w:sz="8" w:space="0" w:color="FFFFFF"/>
+              <w:bottom w:val="single" w:sz="8" w:space="0" w:color="FFFFFF"/>
+              <w:right w:val="single" w:sz="8" w:space="0" w:color="FFFFFF"/>
+            </w:tcBorders>
+            <w:shd w:val="clear" w:color="auto" w:fill="156082"/>
+            <w:tcMar>
+              <w:top w:w="0" w:type="dxa"/>
+              <w:left w:w="108" w:type="dxa"/>
+              <w:bottom w:w="0" w:type="dxa"/>
+              <w:right w:w="108" w:type="dxa"/>
+            </w:tcMar>
+            <w:hideMark/>
+          </w:tcPr>
+          <w:p>
+            <w:pPr>
+              <w:rPr>
+                <w:color w:val="E8E8E8" w:themeColor="background2"/>
+              </w:rPr>
+            </w:pPr>
+            <w:r>
+              <w:rPr>
+                <w:color w:val="E8E8E8" w:themeColor="background2"/>
+              </w:rPr>
+              <w:t>DNS server</w:t>
+            </w:r>
+          </w:p>
+        </w:tc>
+        <w:tc>
+          <w:tcPr>
+            <w:tcW w:w="1284" w:type="dxa"/>
+            <w:tcBorders>
+              <w:top w:val="nil"/>
+              <w:left w:val="nil"/>
+              <w:bottom w:val="single" w:sz="8" w:space="0" w:color="FFFFFF"/>
+              <w:right w:val="single" w:sz="8" w:space="0" w:color="FFFFFF"/>
+            </w:tcBorders>
+            <w:shd w:val="clear" w:color="auto" w:fill="83CAEB"/>
+            <w:tcMar>
+              <w:top w:w="0" w:type="dxa"/>
+              <w:left w:w="108" w:type="dxa"/>
+              <w:bottom w:w="0" w:type="dxa"/>
+              <w:right w:w="108" w:type="dxa"/>
+            </w:tcMar>
+            <w:hideMark/>
+          </w:tcPr>
+          <w:p>
+            <w:r>
+              <w:t> </w:t>
+            </w:r>
+          </w:p>
+        </w:tc>
+        <w:tc>
+          <w:tcPr>
+            <w:tcW w:w="2559" w:type="dxa"/>
+            <w:tcBorders>
+              <w:top w:val="nil"/>
+              <w:left w:val="nil"/>
+              <w:bottom w:val="single" w:sz="8" w:space="0" w:color="FFFFFF"/>
+              <w:right w:val="single" w:sz="8" w:space="0" w:color="FFFFFF"/>
+            </w:tcBorders>
+            <w:shd w:val="clear" w:color="auto" w:fill="83CAEB"/>
+            <w:tcMar>
+              <w:top w:w="0" w:type="dxa"/>
+              <w:left w:w="108" w:type="dxa"/>
+              <w:bottom w:w="0" w:type="dxa"/>
+              <w:right w:w="108" w:type="dxa"/>
+            </w:tcMar>
+            <w:hideMark/>
+          </w:tcPr>
+          <w:p>
+            <w:r>
+              <w:t> </w:t>
+            </w:r>
+          </w:p>
+        </w:tc>
+        <w:tc>
+          <w:tcPr>
+            <w:tcW w:w="2446" w:type="dxa"/>
+            <w:tcBorders>
+              <w:top w:val="nil"/>
+              <w:left w:val="nil"/>
+              <w:bottom w:val="single" w:sz="8" w:space="0" w:color="FFFFFF"/>
+              <w:right w:val="single" w:sz="8" w:space="0" w:color="FFFFFF"/>
+            </w:tcBorders>
+            <w:shd w:val="clear" w:color="auto" w:fill="83CAEB"/>
+            <w:tcMar>
+              <w:top w:w="0" w:type="dxa"/>
+              <w:left w:w="108" w:type="dxa"/>
+              <w:bottom w:w="0" w:type="dxa"/>
+              <w:right w:w="108" w:type="dxa"/>
+            </w:tcMar>
+            <w:hideMark/>
+          </w:tcPr>
+          <w:p>
+            <w:r>
+              <w:t> </w:t>
+            </w:r>
+          </w:p>
+        </w:tc>
+        <w:tc>
+          <w:tcPr>
+            <w:tcW w:w="2446" w:type="dxa"/>
+            <w:tcBorders>
+              <w:top w:val="nil"/>
+              <w:left w:val="nil"/>
+              <w:bottom w:val="single" w:sz="8" w:space="0" w:color="FFFFFF"/>
+              <w:right w:val="single" w:sz="8" w:space="0" w:color="FFFFFF"/>
+            </w:tcBorders>
+            <w:shd w:val="clear" w:color="auto" w:fill="83CAEB"/>
+            <w:tcMar>
+              <w:top w:w="0" w:type="dxa"/>
+              <w:left w:w="108" w:type="dxa"/>
+              <w:bottom w:w="0" w:type="dxa"/>
+              <w:right w:w="108" w:type="dxa"/>
+            </w:tcMar>
+            <w:hideMark/>
+          </w:tcPr>
+          <w:p>
+            <w:r>
+              <w:t> </w:t>
+            </w:r>
+          </w:p>
+        </w:tc>
+      </w:tr>
+      <w:tr>
+        <w:trPr>
+          <w:trHeight w:val="298"/>
+        </w:trPr>
+        <w:tc>
+          <w:tcPr>
+            <w:tcW w:w="2425" w:type="dxa"/>
+            <w:tcBorders>
+              <w:top w:val="nil"/>
+              <w:left w:val="single" w:sz="8" w:space="0" w:color="FFFFFF"/>
+              <w:bottom w:val="single" w:sz="8" w:space="0" w:color="FFFFFF"/>
+              <w:right w:val="single" w:sz="8" w:space="0" w:color="FFFFFF"/>
+            </w:tcBorders>
+            <w:shd w:val="clear" w:color="auto" w:fill="156082"/>
+            <w:tcMar>
+              <w:top w:w="0" w:type="dxa"/>
+              <w:left w:w="108" w:type="dxa"/>
+              <w:bottom w:w="0" w:type="dxa"/>
+              <w:right w:w="108" w:type="dxa"/>
+            </w:tcMar>
+            <w:hideMark/>
+          </w:tcPr>
+          <w:p>
+            <w:pPr>
+              <w:rPr>
+                <w:color w:val="E8E8E8" w:themeColor="background2"/>
+              </w:rPr>
+            </w:pPr>
+            <w:r>
+              <w:rPr>
+                <w:color w:val="E8E8E8" w:themeColor="background2"/>
+              </w:rPr>
+              <w:t>NTP and Syslog server</w:t>
+            </w:r>
+          </w:p>
+        </w:tc>
+        <w:tc>
+          <w:tcPr>
+            <w:tcW w:w="1284" w:type="dxa"/>
+            <w:tcBorders>
+              <w:top w:val="nil"/>
+              <w:left w:val="nil"/>
+              <w:bottom w:val="single" w:sz="8" w:space="0" w:color="FFFFFF"/>
+              <w:right w:val="single" w:sz="8" w:space="0" w:color="FFFFFF"/>
+            </w:tcBorders>
+            <w:shd w:val="clear" w:color="auto" w:fill="C1E4F5"/>
+            <w:tcMar>
+              <w:top w:w="0" w:type="dxa"/>
+              <w:left w:w="108" w:type="dxa"/>
+              <w:bottom w:w="0" w:type="dxa"/>
+              <w:right w:w="108" w:type="dxa"/>
+            </w:tcMar>
+            <w:hideMark/>
+          </w:tcPr>
+          <w:p>
+            <w:r>
+              <w:t> </w:t>
+            </w:r>
+          </w:p>
+        </w:tc>
+        <w:tc>
+          <w:tcPr>
+            <w:tcW w:w="2559" w:type="dxa"/>
+            <w:tcBorders>
+              <w:top w:val="nil"/>
+              <w:left w:val="nil"/>
+              <w:bottom w:val="single" w:sz="8" w:space="0" w:color="FFFFFF"/>
+              <w:right w:val="single" w:sz="8" w:space="0" w:color="FFFFFF"/>
+            </w:tcBorders>
+            <w:shd w:val="clear" w:color="auto" w:fill="C1E4F5"/>
+            <w:tcMar>
+              <w:top w:w="0" w:type="dxa"/>
+              <w:left w:w="108" w:type="dxa"/>
+              <w:bottom w:w="0" w:type="dxa"/>
+              <w:right w:w="108" w:type="dxa"/>
+            </w:tcMar>
+            <w:hideMark/>
+          </w:tcPr>
+          <w:p>
+            <w:r>
+              <w:t> </w:t>
+            </w:r>
+          </w:p>
+        </w:tc>
+        <w:tc>
+          <w:tcPr>
+            <w:tcW w:w="2446" w:type="dxa"/>
+            <w:tcBorders>
+              <w:top w:val="nil"/>
+              <w:left w:val="nil"/>
+              <w:bottom w:val="single" w:sz="8" w:space="0" w:color="FFFFFF"/>
+              <w:right w:val="single" w:sz="8" w:space="0" w:color="FFFFFF"/>
+            </w:tcBorders>
+            <w:shd w:val="clear" w:color="auto" w:fill="C1E4F5"/>
+            <w:tcMar>
+              <w:top w:w="0" w:type="dxa"/>
+              <w:left w:w="108" w:type="dxa"/>
+              <w:bottom w:w="0" w:type="dxa"/>
+              <w:right w:w="108" w:type="dxa"/>
+            </w:tcMar>
+            <w:hideMark/>
+          </w:tcPr>
+          <w:p>
+            <w:r>
+              <w:t> </w:t>
+            </w:r>
+          </w:p>
+        </w:tc>
+        <w:tc>
+          <w:tcPr>
+            <w:tcW w:w="2446" w:type="dxa"/>
+            <w:tcBorders>
+              <w:top w:val="nil"/>
+              <w:left w:val="nil"/>
+              <w:bottom w:val="single" w:sz="8" w:space="0" w:color="FFFFFF"/>
+              <w:right w:val="single" w:sz="8" w:space="0" w:color="FFFFFF"/>
+            </w:tcBorders>
+            <w:shd w:val="clear" w:color="auto" w:fill="C1E4F5"/>
+            <w:tcMar>
+              <w:top w:w="0" w:type="dxa"/>
+              <w:left w:w="108" w:type="dxa"/>
+              <w:bottom w:w="0" w:type="dxa"/>
+              <w:right w:w="108" w:type="dxa"/>
+            </w:tcMar>
+            <w:hideMark/>
+          </w:tcPr>
+          <w:p>
+            <w:r>
+              <w:t> </w:t>
+            </w:r>
+          </w:p>
+        </w:tc>
+      </w:tr>
+    </w:tbl>
+    <w:p>
+      <w:r>
+        <w:t> </w:t>
+      </w:r>
+    </w:p>
+    <w:p/>
+    <w:p/>
+    <w:p>
+      <w:r>
+        <w:rPr>
+          <w:b/>
+          <w:bCs/>
+        </w:rPr>
+        <w:t>Part 2: Build the Network and Configure Basic Device Settings and Interface Addressing. (10%)</w:t>
+      </w:r>
+    </w:p>
+    <w:p>
+      <w:r>
+        <w:t>In Part 2, you will set up the network topology and configure basic settings and interface addressing.</w:t>
+      </w:r>
+    </w:p>
+    <w:p>
+      <w:r>
+        <w:rPr>
+          <w:b/>
+          <w:bCs/>
+        </w:rPr>
+        <w:t>Step 1: Configure PCs with IPv4 addresses</w:t>
+      </w:r>
+    </w:p>
+    <w:p>
+      <w:r>
+        <w:rPr>
+          <w:highlight w:val="yellow"/>
+        </w:rPr>
+        <w:t>Use the addressing table to manually configure the PCs with full IP addressing</w:t>
+      </w:r>
+      <w:r>
+        <w:t>.</w:t>
+      </w:r>
+    </w:p>
+    <w:p>
+      <w:r>
+        <w:rPr>
+          <w:b/>
+          <w:bCs/>
+        </w:rPr>
+        <w:t>Step 2: Configure basic settings for each device.</w:t>
+      </w:r>
+    </w:p>
+    <w:p>
+      <w:r>
+        <w:t>a.     Configure all</w:t>
+      </w:r>
+      <w:r>
+        <w:rPr>
+          <w:b/>
+          <w:bCs/>
+        </w:rPr>
+        <w:t> </w:t>
+      </w:r>
+      <w:r>
+        <w:t>Devices with the following:</w:t>
+      </w:r>
+    </w:p>
+    <w:p>
+      <w:pPr>
+        <w:ind w:left="720"/>
+        <w:rPr>
+          <w:highlight w:val="yellow"/>
+        </w:rPr>
+      </w:pPr>
+      <w:r>
+        <w:rPr>
+          <w:highlight w:val="yellow"/>
+        </w:rPr>
+        <w:t>1)     Prevent the router from attempting to resolve incorrectly entered commands as domain names.</w:t>
+      </w:r>
+    </w:p>
+    <w:p>
+      <w:pPr>
+        <w:ind w:left="720"/>
+      </w:pPr>
+      <w:r>
+        <w:rPr>
+          <w:highlight w:val="yellow"/>
+        </w:rPr>
+        <w:t>2)     Host name for all devices.</w:t>
+      </w:r>
+    </w:p>
+    <w:p>
+      <w:pPr>
+        <w:ind w:left="720"/>
+      </w:pPr>
+      <w:r>
+        <w:t>3)     Set the minimum password length to </w:t>
+      </w:r>
+      <w:r>
+        <w:rPr>
+          <w:b/>
+          <w:bCs/>
+        </w:rPr>
+        <w:t>10</w:t>
+      </w:r>
+      <w:r>
+        <w:t> characters.</w:t>
+      </w:r>
+    </w:p>
+    <w:p>
+      <w:pPr>
+        <w:ind w:left="720"/>
+      </w:pPr>
+      <w:r>
+        <w:t>4)     Use the </w:t>
+      </w:r>
+      <w:r>
+        <w:rPr>
+          <w:b/>
+          <w:bCs/>
+        </w:rPr>
+        <w:t>MIU1234567 </w:t>
+      </w:r>
+      <w:r>
+        <w:t>password for Console access password.</w:t>
+      </w:r>
+    </w:p>
+    <w:p>
+      <w:pPr>
+        <w:ind w:left="720"/>
+      </w:pPr>
+      <w:r>
+        <w:t>5)     Use the </w:t>
+      </w:r>
+      <w:r>
+        <w:rPr>
+          <w:b/>
+          <w:bCs/>
+        </w:rPr>
+        <w:t>CSC1234567</w:t>
+      </w:r>
+      <w:r>
+        <w:t> secret password.</w:t>
+      </w:r>
+    </w:p>
+    <w:p>
+      <w:pPr>
+        <w:ind w:left="720"/>
+        <w:rPr>
+          <w:highlight w:val="yellow"/>
+        </w:rPr>
+      </w:pPr>
+      <w:r>
+        <w:t xml:space="preserve"> </w:t>
+      </w:r>
+      <w:r>
+        <w:rPr>
+          <w:highlight w:val="yellow"/>
+        </w:rPr>
+        <w:t>6)     Encrypt the clear text passwords.</w:t>
+      </w:r>
+    </w:p>
+    <w:p>
+      <w:pPr>
+        <w:ind w:firstLine="720"/>
+      </w:pPr>
+      <w:r>
+        <w:rPr>
+          <w:highlight w:val="yellow"/>
+        </w:rPr>
+        <w:t xml:space="preserve"> 7)     Configure an appropriate MOTD Banner.</w:t>
+      </w:r>
+    </w:p>
+    <w:p>
+      <w:r>
+        <w:rPr>
+          <w:highlight w:val="yellow"/>
+        </w:rPr>
+        <w:t>b.     Configure addressing for all devices according to the Addressing Table.</w:t>
+      </w:r>
+    </w:p>
+    <w:p>
+      <w:r>
+        <w:t>c.      Configure SSH for all routers.</w:t>
+      </w:r>
+    </w:p>
+    <w:p/>
+    <w:p/>
+    <w:p>
+      <w:r>
+        <w:rPr>
+          <w:b/>
+          <w:bCs/>
+        </w:rPr>
+        <w:t xml:space="preserve">Part 3: Configure Network Infrastructure Settings (VLANs, </w:t>
+      </w:r>
+      <w:proofErr w:type="spellStart"/>
+      <w:r>
+        <w:rPr>
+          <w:b/>
+          <w:bCs/>
+        </w:rPr>
+        <w:t>Trunking</w:t>
+      </w:r>
+      <w:proofErr w:type="spellEnd"/>
+      <w:r>
+        <w:rPr>
+          <w:b/>
+          <w:bCs/>
+        </w:rPr>
+        <w:t>, Inter-VLAN Routing EtherChannel). (10%)</w:t>
+      </w:r>
+    </w:p>
+    <w:p>
+      <w:r>
+        <w:t>In this part, you will complete the Layer 2 network configuration and set up basic host support. At the end of this part, all the switches should be able to communicate.</w:t>
+      </w:r>
+    </w:p>
+    <w:p>
+      <w:r>
+        <w:rPr>
+          <w:b/>
+          <w:bCs/>
+          <w:highlight w:val="yellow"/>
+        </w:rPr>
+        <w:t>Step 1:</w:t>
+      </w:r>
+      <w:r>
+        <w:rPr>
+          <w:highlight w:val="yellow"/>
+        </w:rPr>
+        <w:t> Create VLANs on all switches.</w:t>
+      </w:r>
+    </w:p>
+    <w:p>
+      <w:r>
+        <w:rPr>
+          <w:b/>
+          <w:bCs/>
+          <w:highlight w:val="yellow"/>
+        </w:rPr>
+        <w:lastRenderedPageBreak/>
+        <w:t>Step 2:</w:t>
+      </w:r>
+      <w:r>
+        <w:rPr>
+          <w:highlight w:val="yellow"/>
+        </w:rPr>
+        <w:t> On all switches, configure host access ports connecting to PCs.</w:t>
+      </w:r>
+    </w:p>
+    <w:p>
+      <w:r>
+        <w:t>a.       Issue the </w:t>
+      </w:r>
+      <w:r>
+        <w:rPr>
+          <w:b/>
+          <w:bCs/>
+        </w:rPr>
+        <w:t xml:space="preserve">show </w:t>
+      </w:r>
+      <w:proofErr w:type="spellStart"/>
+      <w:r>
+        <w:rPr>
+          <w:b/>
+          <w:bCs/>
+        </w:rPr>
+        <w:t>vlan</w:t>
+      </w:r>
+      <w:proofErr w:type="spellEnd"/>
+      <w:r>
+        <w:rPr>
+          <w:b/>
+          <w:bCs/>
+        </w:rPr>
+        <w:t xml:space="preserve"> brief</w:t>
+      </w:r>
+      <w:r>
+        <w:t> command to verify VLAN configuration.</w:t>
+      </w:r>
+    </w:p>
+    <w:p>
+      <w:r>
+        <w:rPr>
+          <w:b/>
+          <w:bCs/>
+        </w:rPr>
+        <w:t>Step 3:</w:t>
+      </w:r>
+      <w:r>
+        <w:t> Configure an 802.1Q Trunk between the Switches</w:t>
+      </w:r>
+    </w:p>
+    <w:p>
+      <w:r>
+        <w:rPr>
+          <w:b/>
+          <w:bCs/>
+        </w:rPr>
+        <w:t>Step 4:</w:t>
+      </w:r>
+      <w:r>
+        <w:t> Configure Inter-VLAN Routing:</w:t>
+      </w:r>
+    </w:p>
+    <w:p>
+      <w:r>
+        <w:t>a.       on the L3Switches in the </w:t>
+      </w:r>
+      <w:r>
+        <w:rPr>
+          <w:b/>
+          <w:bCs/>
+        </w:rPr>
+        <w:t>Main Branch</w:t>
+      </w:r>
+      <w:r>
+        <w:t>:</w:t>
+      </w:r>
+    </w:p>
+    <w:p>
+      <w:proofErr w:type="gramStart"/>
+      <w:r>
+        <w:t>§  On</w:t>
+      </w:r>
+      <w:proofErr w:type="gramEnd"/>
+      <w:r>
+        <w:t xml:space="preserve"> all L3Switches, configure the interface connected to MIU-MIU-GW as a routed port and assign an IP address according to the Addressing Table</w:t>
+      </w:r>
+    </w:p>
+    <w:p>
+      <w:proofErr w:type="gramStart"/>
+      <w:r>
+        <w:t>§  Configure</w:t>
+      </w:r>
+      <w:proofErr w:type="gramEnd"/>
+      <w:r>
+        <w:t xml:space="preserve"> and activate the SVI interfaces for VLANs according to the Addressing Table</w:t>
+      </w:r>
+    </w:p>
+    <w:p>
+      <w:r>
+        <w:t>b.       on the router in the </w:t>
+      </w:r>
+      <w:r>
+        <w:rPr>
+          <w:b/>
+          <w:bCs/>
+        </w:rPr>
+        <w:t>MIU Branch</w:t>
+      </w:r>
+      <w:r>
+        <w:t>:</w:t>
+      </w:r>
+    </w:p>
+    <w:p>
+      <w:proofErr w:type="gramStart"/>
+      <w:r>
+        <w:t>§  Configure</w:t>
+      </w:r>
+      <w:proofErr w:type="gramEnd"/>
+      <w:r>
+        <w:t xml:space="preserve"> </w:t>
+      </w:r>
+      <w:proofErr w:type="spellStart"/>
+      <w:r>
+        <w:t>subinterfaces</w:t>
+      </w:r>
+      <w:proofErr w:type="spellEnd"/>
+      <w:r>
+        <w:t xml:space="preserve"> on </w:t>
+      </w:r>
+      <w:r>
+        <w:rPr>
+          <w:b/>
+          <w:bCs/>
+        </w:rPr>
+        <w:t>Branch-GW</w:t>
+      </w:r>
+      <w:r>
+        <w:t> router using the 802.1Q encapsulation.</w:t>
+      </w:r>
+    </w:p>
+    <w:p>
+      <w:r>
+        <w:t xml:space="preserve">                                                                                      i.      Set the encapsulation type to 802.1Q and assign VLAN 10 to the </w:t>
+      </w:r>
+      <w:proofErr w:type="spellStart"/>
+      <w:r>
+        <w:t>subinterface</w:t>
+      </w:r>
+      <w:proofErr w:type="spellEnd"/>
+      <w:r>
+        <w:t>.</w:t>
+      </w:r>
+    </w:p>
+    <w:p>
+      <w:r>
+        <w:t xml:space="preserve">                                                                                    ii.      Refer to the Address Table and assign the correct IP address to the </w:t>
+      </w:r>
+      <w:proofErr w:type="spellStart"/>
+      <w:r>
+        <w:t>subinterface</w:t>
+      </w:r>
+      <w:proofErr w:type="spellEnd"/>
+      <w:r>
+        <w:t>.</w:t>
+      </w:r>
+    </w:p>
+    <w:p>
+      <w:r>
+        <w:rPr>
+          <w:b/>
+          <w:bCs/>
+        </w:rPr>
+        <w:t>Step 5:</w:t>
+      </w:r>
+      <w:r>
+        <w:t> Verify Inter-VLAN Routing is working</w:t>
+      </w:r>
+    </w:p>
+    <w:p>
+      <w:r>
+        <w:rPr>
+          <w:b/>
+          <w:bCs/>
+          <w:highlight w:val="yellow"/>
+        </w:rPr>
+        <w:t>Step 6:</w:t>
+      </w:r>
+      <w:r>
+        <w:rPr>
+          <w:highlight w:val="yellow"/>
+        </w:rPr>
+        <w:t xml:space="preserve"> On all switches, create LACP </w:t>
+      </w:r>
+      <w:proofErr w:type="spellStart"/>
+      <w:r>
+        <w:rPr>
+          <w:highlight w:val="yellow"/>
+        </w:rPr>
+        <w:t>EtherChannels</w:t>
+      </w:r>
+      <w:proofErr w:type="spellEnd"/>
+      <w:r>
+        <w:rPr>
+          <w:highlight w:val="yellow"/>
+        </w:rPr>
+        <w:t xml:space="preserve"> as shown in the topology diagram.</w:t>
+      </w:r>
+    </w:p>
+    <w:p>
+      <w:r>
+        <w:rPr>
+          <w:b/>
+          <w:bCs/>
+        </w:rPr>
+        <w:t>             Step 7:</w:t>
+      </w:r>
+      <w:r>
+        <w:t xml:space="preserve"> Verify </w:t>
+      </w:r>
+      <w:proofErr w:type="spellStart"/>
+      <w:r>
+        <w:t>EtherChannels</w:t>
+      </w:r>
+      <w:proofErr w:type="spellEnd"/>
+      <w:r>
+        <w:t xml:space="preserve"> are working. </w:t>
+      </w:r>
+    </w:p>
     <w:p/>
     <w:sectPr>
       <w:pgSz w:w="12240" w:h="15840"/>
@@ -8293,7 +12052,6 @@
   <w:style w:type="character" w:default="1" w:styleId="DefaultParagraphFont">
     <w:name w:val="Default Paragraph Font"/>
     <w:uiPriority w:val="1"/>
-    <w:semiHidden/>
     <w:unhideWhenUsed/>
   </w:style>
   <w:style w:type="table" w:default="1" w:styleId="TableNormal">

--- a/Subnetting.docx
+++ b/Subnetting.docx
@@ -3712,7 +3712,7 @@
               <w:t> </w:t>
             </w:r>
             <w:r>
-              <w:t>N/A</w:t>
+              <w:t>10.0.1.34</w:t>
             </w:r>
           </w:p>
         </w:tc>
@@ -4235,7 +4235,7 @@
               <w:t> </w:t>
             </w:r>
             <w:r>
-              <w:t>N/A</w:t>
+              <w:t>10.0.1.42</w:t>
             </w:r>
           </w:p>
         </w:tc>
@@ -4752,7 +4752,7 @@
               <w:t> </w:t>
             </w:r>
             <w:r>
-              <w:t>N/A</w:t>
+              <w:t>10.0.1.38</w:t>
             </w:r>
           </w:p>
         </w:tc>
@@ -5266,7 +5266,7 @@
               <w:t> </w:t>
             </w:r>
             <w:r>
-              <w:t>N/A</w:t>
+              <w:t>10.0.1.46</w:t>
             </w:r>
           </w:p>
         </w:tc>
@@ -8287,10 +8287,7 @@
           </w:tcPr>
           <w:p>
             <w:r>
-              <w:t> </w:t>
-            </w:r>
-            <w:r>
-              <w:t>10.0.1.34</w:t>
+              <w:t>10.0.0.161</w:t>
             </w:r>
           </w:p>
         </w:tc>
@@ -8420,10 +8417,7 @@
           </w:tcPr>
           <w:p>
             <w:r>
-              <w:t> </w:t>
-            </w:r>
-            <w:r>
-              <w:t>10.0.1.34</w:t>
+              <w:t>10.0.0.161</w:t>
             </w:r>
           </w:p>
         </w:tc>
@@ -8553,10 +8547,7 @@
           </w:tcPr>
           <w:p>
             <w:r>
-              <w:t> </w:t>
-            </w:r>
-            <w:r>
-              <w:t>10.0.1.34</w:t>
+              <w:t>10.0.0.65</w:t>
             </w:r>
           </w:p>
         </w:tc>
@@ -8686,10 +8677,7 @@
           </w:tcPr>
           <w:p>
             <w:r>
-              <w:t>  </w:t>
-            </w:r>
-            <w:r>
-              <w:t>10.0.1.42</w:t>
+              <w:t>10.0.0.225</w:t>
             </w:r>
           </w:p>
         </w:tc>
@@ -8819,10 +8807,7 @@
           </w:tcPr>
           <w:p>
             <w:r>
-              <w:t>  </w:t>
-            </w:r>
-            <w:r>
-              <w:t>10.0.1.42</w:t>
+              <w:t>10.0.0.225</w:t>
             </w:r>
           </w:p>
         </w:tc>
@@ -8952,10 +8937,7 @@
           </w:tcPr>
           <w:p>
             <w:r>
-              <w:t>  </w:t>
-            </w:r>
-            <w:r>
-              <w:t>10.0.1.42</w:t>
+              <w:t>10.0.0.1</w:t>
             </w:r>
           </w:p>
         </w:tc>
@@ -9092,7 +9074,7 @@
           </w:tcPr>
           <w:p>
             <w:r>
-              <w:t>10.0.1.38</w:t>
+              <w:t>10.0.0.129</w:t>
             </w:r>
           </w:p>
         </w:tc>
@@ -9232,7 +9214,7 @@
           </w:tcPr>
           <w:p>
             <w:r>
-              <w:t>10.0.1.38</w:t>
+              <w:t>10.0.0.241</w:t>
             </w:r>
           </w:p>
         </w:tc>
@@ -9365,15 +9347,11 @@
               <w:bottom w:w="0" w:type="dxa"/>
               <w:right w:w="108" w:type="dxa"/>
             </w:tcMar>
-            <w:vAlign w:val="center"/>
-            <w:hideMark/>
-          </w:tcPr>
-          <w:p>
-            <w:r>
-              <w:t> </w:t>
-            </w:r>
-            <w:r>
-              <w:t>10.0.1.46</w:t>
+            <w:hideMark/>
+          </w:tcPr>
+          <w:p>
+            <w:r>
+              <w:t>10.0.0.193</w:t>
             </w:r>
           </w:p>
         </w:tc>
@@ -9508,15 +9486,11 @@
               <w:bottom w:w="0" w:type="dxa"/>
               <w:right w:w="108" w:type="dxa"/>
             </w:tcMar>
-            <w:vAlign w:val="center"/>
-            <w:hideMark/>
-          </w:tcPr>
-          <w:p>
-            <w:r>
-              <w:t> </w:t>
-            </w:r>
-            <w:r>
-              <w:t>10.0.1.46</w:t>
+            <w:hideMark/>
+          </w:tcPr>
+          <w:p>
+            <w:r>
+              <w:t>10.0.1.1</w:t>
             </w:r>
           </w:p>
         </w:tc>
@@ -11249,14 +11223,23 @@
       </w:r>
     </w:p>
     <w:p>
+      <w:pPr>
+        <w:rPr>
+          <w:highlight w:val="yellow"/>
+        </w:rPr>
+      </w:pPr>
       <w:r>
         <w:rPr>
           <w:b/>
           <w:bCs/>
+          <w:highlight w:val="yellow"/>
         </w:rPr>
         <w:t>Step 3:</w:t>
       </w:r>
       <w:r>
+        <w:rPr>
+          <w:highlight w:val="yellow"/>
+        </w:rPr>
         <w:t> Configure an 802.1Q Trunk between the Switches</w:t>
       </w:r>
     </w:p>
@@ -11265,10 +11248,14 @@
         <w:rPr>
           <w:b/>
           <w:bCs/>
+          <w:highlight w:val="yellow"/>
         </w:rPr>
         <w:t>Step 4:</w:t>
       </w:r>
       <w:r>
+        <w:rPr>
+          <w:highlight w:val="yellow"/>
+        </w:rPr>
         <w:t> Configure Inter-VLAN Routing:</w:t>
       </w:r>
     </w:p>
@@ -11381,10 +11368,14 @@
         <w:rPr>
           <w:b/>
           <w:bCs/>
+          <w:highlight w:val="yellow"/>
         </w:rPr>
         <w:t>Step 5:</w:t>
       </w:r>
       <w:r>
+        <w:rPr>
+          <w:highlight w:val="yellow"/>
+        </w:rPr>
         <w:t> Verify Inter-VLAN Routing is working</w:t>
       </w:r>
     </w:p>
@@ -11424,18 +11415,38 @@
           <w:b/>
           <w:bCs/>
         </w:rPr>
-        <w:t>             Step 7:</w:t>
+        <w:t>             </w:t>
       </w:r>
       <w:r>
+        <w:rPr>
+          <w:b/>
+          <w:bCs/>
+          <w:highlight w:val="yellow"/>
+        </w:rPr>
+        <w:t>Step 7:</w:t>
+      </w:r>
+      <w:r>
+        <w:rPr>
+          <w:highlight w:val="yellow"/>
+        </w:rPr>
         <w:t xml:space="preserve"> Verify </w:t>
       </w:r>
       <w:proofErr w:type="spellStart"/>
       <w:r>
+        <w:rPr>
+          <w:highlight w:val="yellow"/>
+        </w:rPr>
         <w:t>EtherChannels</w:t>
       </w:r>
       <w:proofErr w:type="spellEnd"/>
       <w:r>
-        <w:t xml:space="preserve"> are working. </w:t>
+        <w:rPr>
+          <w:highlight w:val="yellow"/>
+        </w:rPr>
+        <w:t xml:space="preserve"> are working.</w:t>
+      </w:r>
+      <w:r>
+        <w:t> </w:t>
       </w:r>
     </w:p>
     <w:p/>

--- a/Subnetting.docx
+++ b/Subnetting.docx
@@ -18,38 +18,10 @@
           <w:b/>
           <w:bCs/>
         </w:rPr>
-        <w:t>10.0.</w:t>
-      </w:r>
-      <w:proofErr w:type="gramStart"/>
-      <w:r>
-        <w:rPr>
-          <w:b/>
-          <w:bCs/>
-        </w:rPr>
-        <w:t>0.0</w:t>
-      </w:r>
-      <w:proofErr w:type="gramEnd"/>
-      <w:r>
-        <w:rPr>
-          <w:b/>
-          <w:bCs/>
-        </w:rPr>
-        <w:t>/</w:t>
-      </w:r>
-      <w:proofErr w:type="gramStart"/>
-      <w:r>
-        <w:rPr>
-          <w:b/>
-          <w:bCs/>
-        </w:rPr>
-        <w:t>8</w:t>
+        <w:t>10.0.0.0/8</w:t>
       </w:r>
       <w:r>
-        <w:t>  and</w:t>
-      </w:r>
-      <w:proofErr w:type="gramEnd"/>
-      <w:r>
-        <w:t xml:space="preserve"> host requirements. You will configure addressing on routers, switches, and network hosts.</w:t>
+        <w:t>  and host requirements. You will configure addressing on routers, switches, and network hosts.</w:t>
       </w:r>
     </w:p>
     <w:tbl>
@@ -1132,15 +1104,7 @@
               <w:t> </w:t>
             </w:r>
             <w:r>
-              <w:t>10.0.</w:t>
-            </w:r>
-            <w:proofErr w:type="gramStart"/>
-            <w:r>
-              <w:t>0.0</w:t>
-            </w:r>
-            <w:proofErr w:type="gramEnd"/>
-            <w:r>
-              <w:t>/26</w:t>
+              <w:t>10.0.0.0/26</w:t>
             </w:r>
           </w:p>
         </w:tc>
@@ -9612,7 +9576,10 @@
           </w:tcPr>
           <w:p>
             <w:r>
-              <w:t>192.168.2.0</w:t>
+              <w:t>192.168.2.</w:t>
+            </w:r>
+            <w:r>
+              <w:t>2</w:t>
             </w:r>
           </w:p>
         </w:tc>
@@ -9745,7 +9712,10 @@
           </w:tcPr>
           <w:p>
             <w:r>
-              <w:t>192.168.3.0</w:t>
+              <w:t>192.168.3.</w:t>
+            </w:r>
+            <w:r>
+              <w:t>3</w:t>
             </w:r>
           </w:p>
         </w:tc>
@@ -10356,6 +10326,9 @@
             <w:r>
               <w:t> </w:t>
             </w:r>
+            <w:r>
+              <w:t>10.0.1.19</w:t>
+            </w:r>
           </w:p>
         </w:tc>
         <w:tc>
@@ -10378,7 +10351,7 @@
           </w:tcPr>
           <w:p>
             <w:r>
-              <w:t> </w:t>
+              <w:t>255.255.255.240</w:t>
             </w:r>
           </w:p>
         </w:tc>
@@ -10402,7 +10375,7 @@
           </w:tcPr>
           <w:p>
             <w:r>
-              <w:t> </w:t>
+              <w:t>10.0.1.18</w:t>
             </w:r>
           </w:p>
         </w:tc>
@@ -10489,6 +10462,9 @@
             <w:r>
               <w:t> </w:t>
             </w:r>
+            <w:r>
+              <w:t>10.0.1.22</w:t>
+            </w:r>
           </w:p>
         </w:tc>
         <w:tc>
@@ -10511,7 +10487,7 @@
           </w:tcPr>
           <w:p>
             <w:r>
-              <w:t> </w:t>
+              <w:t>255.255.255.240</w:t>
             </w:r>
           </w:p>
         </w:tc>
@@ -10535,7 +10511,7 @@
           </w:tcPr>
           <w:p>
             <w:r>
-              <w:t> </w:t>
+              <w:t>10.0.1.18</w:t>
             </w:r>
           </w:p>
         </w:tc>
@@ -10623,6 +10599,9 @@
             <w:r>
               <w:t> </w:t>
             </w:r>
+            <w:r>
+              <w:t>10.0.1.21</w:t>
+            </w:r>
           </w:p>
         </w:tc>
         <w:tc>
@@ -10645,7 +10624,7 @@
           </w:tcPr>
           <w:p>
             <w:r>
-              <w:t> </w:t>
+              <w:t>255.255.255.240</w:t>
             </w:r>
           </w:p>
         </w:tc>
@@ -10669,7 +10648,7 @@
           </w:tcPr>
           <w:p>
             <w:r>
-              <w:t> </w:t>
+              <w:t>10.0.1.18</w:t>
             </w:r>
           </w:p>
         </w:tc>
@@ -10756,6 +10735,9 @@
             <w:r>
               <w:t> </w:t>
             </w:r>
+            <w:r>
+              <w:t>10.0.1.20</w:t>
+            </w:r>
           </w:p>
         </w:tc>
         <w:tc>
@@ -10778,7 +10760,7 @@
           </w:tcPr>
           <w:p>
             <w:r>
-              <w:t> </w:t>
+              <w:t>255.255.255.240</w:t>
             </w:r>
           </w:p>
         </w:tc>
@@ -10802,7 +10784,7 @@
           </w:tcPr>
           <w:p>
             <w:r>
-              <w:t> </w:t>
+              <w:t>10.0.1.18</w:t>
             </w:r>
           </w:p>
         </w:tc>
@@ -10889,6 +10871,9 @@
             <w:r>
               <w:t> </w:t>
             </w:r>
+            <w:r>
+              <w:t>10.0.1.23</w:t>
+            </w:r>
           </w:p>
         </w:tc>
         <w:tc>
@@ -10911,7 +10896,7 @@
           </w:tcPr>
           <w:p>
             <w:r>
-              <w:t> </w:t>
+              <w:t>255.255.255.240</w:t>
             </w:r>
           </w:p>
         </w:tc>
@@ -10935,7 +10920,7 @@
           </w:tcPr>
           <w:p>
             <w:r>
-              <w:t> </w:t>
+              <w:t>10.0.1.18</w:t>
             </w:r>
           </w:p>
         </w:tc>
@@ -11134,23 +11119,7 @@
           <w:b/>
           <w:bCs/>
         </w:rPr>
-        <w:t xml:space="preserve">Part 3: Configure Network Infrastructure Settings (VLANs, </w:t>
-      </w:r>
-      <w:proofErr w:type="spellStart"/>
-      <w:r>
-        <w:rPr>
-          <w:b/>
-          <w:bCs/>
-        </w:rPr>
-        <w:t>Trunking</w:t>
-      </w:r>
-      <w:proofErr w:type="spellEnd"/>
-      <w:r>
-        <w:rPr>
-          <w:b/>
-          <w:bCs/>
-        </w:rPr>
-        <w:t>, Inter-VLAN Routing EtherChannel). (10%)</w:t>
+        <w:t>Part 3: Configure Network Infrastructure Settings (VLANs, Trunking, Inter-VLAN Routing EtherChannel). (10%)</w:t>
       </w:r>
     </w:p>
     <w:p>
@@ -11200,23 +11169,7 @@
           <w:b/>
           <w:bCs/>
         </w:rPr>
-        <w:t xml:space="preserve">show </w:t>
-      </w:r>
-      <w:proofErr w:type="spellStart"/>
-      <w:r>
-        <w:rPr>
-          <w:b/>
-          <w:bCs/>
-        </w:rPr>
-        <w:t>vlan</w:t>
-      </w:r>
-      <w:proofErr w:type="spellEnd"/>
-      <w:r>
-        <w:rPr>
-          <w:b/>
-          <w:bCs/>
-        </w:rPr>
-        <w:t xml:space="preserve"> brief</w:t>
+        <w:t>show vlan brief</w:t>
       </w:r>
       <w:r>
         <w:t> command to verify VLAN configuration.</w:t>
@@ -11275,23 +11228,13 @@
       </w:r>
     </w:p>
     <w:p>
-      <w:proofErr w:type="gramStart"/>
       <w:r>
-        <w:t>§  On</w:t>
-      </w:r>
-      <w:proofErr w:type="gramEnd"/>
-      <w:r>
-        <w:t xml:space="preserve"> all L3Switches, configure the interface connected to MIU-MIU-GW as a routed port and assign an IP address according to the Addressing Table</w:t>
+        <w:t>§  On all L3Switches, configure the interface connected to MIU-MIU-GW as a routed port and assign an IP address according to the Addressing Table</w:t>
       </w:r>
     </w:p>
     <w:p>
-      <w:proofErr w:type="gramStart"/>
       <w:r>
-        <w:t>§  Configure</w:t>
-      </w:r>
-      <w:proofErr w:type="gramEnd"/>
-      <w:r>
-        <w:t xml:space="preserve"> and activate the SVI interfaces for VLANs according to the Addressing Table</w:t>
+        <w:t>§  Configure and activate the SVI interfaces for VLANs according to the Addressing Table</w:t>
       </w:r>
     </w:p>
     <w:p>
@@ -11310,21 +11253,8 @@
       </w:r>
     </w:p>
     <w:p>
-      <w:proofErr w:type="gramStart"/>
       <w:r>
-        <w:t>§  Configure</w:t>
-      </w:r>
-      <w:proofErr w:type="gramEnd"/>
-      <w:r>
-        <w:t xml:space="preserve"> </w:t>
-      </w:r>
-      <w:proofErr w:type="spellStart"/>
-      <w:r>
-        <w:t>subinterfaces</w:t>
-      </w:r>
-      <w:proofErr w:type="spellEnd"/>
-      <w:r>
-        <w:t xml:space="preserve"> on </w:t>
+        <w:t>§  Configure subinterfaces on </w:t>
       </w:r>
       <w:r>
         <w:rPr>
@@ -11339,28 +11269,12 @@
     </w:p>
     <w:p>
       <w:r>
-        <w:t xml:space="preserve">                                                                                      i.      Set the encapsulation type to 802.1Q and assign VLAN 10 to the </w:t>
-      </w:r>
-      <w:proofErr w:type="spellStart"/>
-      <w:r>
-        <w:t>subinterface</w:t>
-      </w:r>
-      <w:proofErr w:type="spellEnd"/>
-      <w:r>
-        <w:t>.</w:t>
+        <w:t>                                                                                      i.      Set the encapsulation type to 802.1Q and assign VLAN 10 to the subinterface.</w:t>
       </w:r>
     </w:p>
     <w:p>
       <w:r>
-        <w:t xml:space="preserve">                                                                                    ii.      Refer to the Address Table and assign the correct IP address to the </w:t>
-      </w:r>
-      <w:proofErr w:type="spellStart"/>
-      <w:r>
-        <w:t>subinterface</w:t>
-      </w:r>
-      <w:proofErr w:type="spellEnd"/>
-      <w:r>
-        <w:t>.</w:t>
+        <w:t>                                                                                    ii.      Refer to the Address Table and assign the correct IP address to the subinterface.</w:t>
       </w:r>
     </w:p>
     <w:p>
@@ -11392,21 +11306,7 @@
         <w:rPr>
           <w:highlight w:val="yellow"/>
         </w:rPr>
-        <w:t xml:space="preserve"> On all switches, create LACP </w:t>
-      </w:r>
-      <w:proofErr w:type="spellStart"/>
-      <w:r>
-        <w:rPr>
-          <w:highlight w:val="yellow"/>
-        </w:rPr>
-        <w:t>EtherChannels</w:t>
-      </w:r>
-      <w:proofErr w:type="spellEnd"/>
-      <w:r>
-        <w:rPr>
-          <w:highlight w:val="yellow"/>
-        </w:rPr>
-        <w:t xml:space="preserve"> as shown in the topology diagram.</w:t>
+        <w:t> On all switches, create LACP EtherChannels as shown in the topology diagram.</w:t>
       </w:r>
     </w:p>
     <w:p>
@@ -11429,21 +11329,7 @@
         <w:rPr>
           <w:highlight w:val="yellow"/>
         </w:rPr>
-        <w:t xml:space="preserve"> Verify </w:t>
-      </w:r>
-      <w:proofErr w:type="spellStart"/>
-      <w:r>
-        <w:rPr>
-          <w:highlight w:val="yellow"/>
-        </w:rPr>
-        <w:t>EtherChannels</w:t>
-      </w:r>
-      <w:proofErr w:type="spellEnd"/>
-      <w:r>
-        <w:rPr>
-          <w:highlight w:val="yellow"/>
-        </w:rPr>
-        <w:t xml:space="preserve"> are working.</w:t>
+        <w:t> Verify EtherChannels are working.</w:t>
       </w:r>
       <w:r>
         <w:t> </w:t>
@@ -12063,6 +11949,7 @@
   <w:style w:type="character" w:default="1" w:styleId="DefaultParagraphFont">
     <w:name w:val="Default Paragraph Font"/>
     <w:uiPriority w:val="1"/>
+    <w:semiHidden/>
     <w:unhideWhenUsed/>
   </w:style>
   <w:style w:type="table" w:default="1" w:styleId="TableNormal">

--- a/Subnetting.docx
+++ b/Subnetting.docx
@@ -2,28 +2,7 @@
 <file path=word/document.xml><?xml version="1.0" encoding="utf-8"?>
 <w:document xmlns:wpc="http://schemas.microsoft.com/office/word/2010/wordprocessingCanvas" xmlns:cx="http://schemas.microsoft.com/office/drawing/2014/chartex" xmlns:cx1="http://schemas.microsoft.com/office/drawing/2015/9/8/chartex" xmlns:cx2="http://schemas.microsoft.com/office/drawing/2015/10/21/chartex" xmlns:cx3="http://schemas.microsoft.com/office/drawing/2016/5/9/chartex" xmlns:cx4="http://schemas.microsoft.com/office/drawing/2016/5/10/chartex" xmlns:cx5="http://schemas.microsoft.com/office/drawing/2016/5/11/chartex" xmlns:cx6="http://schemas.microsoft.com/office/drawing/2016/5/12/chartex" xmlns:cx7="http://schemas.microsoft.com/office/drawing/2016/5/13/chartex" xmlns:cx8="http://schemas.microsoft.com/office/drawing/2016/5/14/chartex" xmlns:mc="http://schemas.openxmlformats.org/markup-compatibility/2006" xmlns:aink="http://schemas.microsoft.com/office/drawing/2016/ink" xmlns:am3d="http://schemas.microsoft.com/office/drawing/2017/model3d" xmlns:o="urn:schemas-microsoft-com:office:office" xmlns:oel="http://schemas.microsoft.com/office/2019/extlst" xmlns:r="http://schemas.openxmlformats.org/officeDocument/2006/relationships" xmlns:m="http://schemas.openxmlformats.org/officeDocument/2006/math" xmlns:v="urn:schemas-microsoft-com:vml" xmlns:wp14="http://schemas.microsoft.com/office/word/2010/wordprocessingDrawing" xmlns:wp="http://schemas.openxmlformats.org/drawingml/2006/wordprocessingDrawing" xmlns:w10="urn:schemas-microsoft-com:office:word" xmlns:w="http://schemas.openxmlformats.org/wordprocessingml/2006/main" xmlns:w14="http://schemas.microsoft.com/office/word/2010/wordml" xmlns:w15="http://schemas.microsoft.com/office/word/2012/wordml" xmlns:w16cex="http://schemas.microsoft.com/office/word/2018/wordml/cex" xmlns:w16cid="http://schemas.microsoft.com/office/word/2016/wordml/cid" xmlns:w16="http://schemas.microsoft.com/office/word/2018/wordml" xmlns:w16du="http://schemas.microsoft.com/office/word/2023/wordml/word16du" xmlns:w16sdtdh="http://schemas.microsoft.com/office/word/2020/wordml/sdtdatahash" xmlns:w16sdtfl="http://schemas.microsoft.com/office/word/2024/wordml/sdtformatlock" xmlns:w16se="http://schemas.microsoft.com/office/word/2015/wordml/symex" xmlns:wpg="http://schemas.microsoft.com/office/word/2010/wordprocessingGroup" xmlns:wpi="http://schemas.microsoft.com/office/word/2010/wordprocessingInk" xmlns:wne="http://schemas.microsoft.com/office/word/2006/wordml" xmlns:wps="http://schemas.microsoft.com/office/word/2010/wordprocessingShape" mc:Ignorable="w14 w15 w16se w16cid w16 w16cex w16sdtdh w16sdtfl w16du wp14">
   <w:body>
-    <w:p>
-      <w:r>
-        <w:rPr>
-          <w:b/>
-          <w:bCs/>
-        </w:rPr>
-        <w:t>Step 1:</w:t>
-      </w:r>
-      <w:r>
-        <w:t> Design a VLSM addressing scheme given a network address   </w:t>
-      </w:r>
-      <w:r>
-        <w:rPr>
-          <w:b/>
-          <w:bCs/>
-        </w:rPr>
-        <w:t>10.0.0.0/8</w:t>
-      </w:r>
-      <w:r>
-        <w:t>  and host requirements. You will configure addressing on routers, switches, and network hosts.</w:t>
-      </w:r>
-    </w:p>
+    <w:p/>
     <w:tbl>
       <w:tblPr>
         <w:tblW w:w="11404" w:type="dxa"/>
@@ -3285,7 +3264,6 @@
           <w:b/>
           <w:bCs/>
         </w:rPr>
-        <w:lastRenderedPageBreak/>
         <w:t>Addressing Table</w:t>
       </w:r>
     </w:p>
@@ -3342,6 +3320,7 @@
                 <w:bCs/>
                 <w:color w:val="E8E8E8" w:themeColor="background2"/>
               </w:rPr>
+              <w:lastRenderedPageBreak/>
               <w:t>Device</w:t>
             </w:r>
           </w:p>
@@ -7597,7 +7576,6 @@
                 <w:bCs/>
                 <w:color w:val="E8E8E8" w:themeColor="background2"/>
               </w:rPr>
-              <w:lastRenderedPageBreak/>
               <w:t>Wireless Home Router</w:t>
             </w:r>
           </w:p>
@@ -8205,7 +8183,7 @@
           </w:tcPr>
           <w:p>
             <w:r>
-              <w:t>10.0.0.170</w:t>
+              <w:t>From DHCP Server</w:t>
             </w:r>
           </w:p>
         </w:tc>
@@ -8228,7 +8206,7 @@
           </w:tcPr>
           <w:p>
             <w:r>
-              <w:t>255.255.255.224</w:t>
+              <w:t>From DHCP Server</w:t>
             </w:r>
           </w:p>
         </w:tc>
@@ -8251,7 +8229,7 @@
           </w:tcPr>
           <w:p>
             <w:r>
-              <w:t>10.0.0.161</w:t>
+              <w:t>From DHCP Server</w:t>
             </w:r>
           </w:p>
         </w:tc>
@@ -8335,7 +8313,7 @@
           </w:tcPr>
           <w:p>
             <w:r>
-              <w:t>10.0.0.171</w:t>
+              <w:t>From DHCP Server</w:t>
             </w:r>
           </w:p>
         </w:tc>
@@ -8358,7 +8336,7 @@
           </w:tcPr>
           <w:p>
             <w:r>
-              <w:t>255.255.255.224</w:t>
+              <w:t>From DHCP Server</w:t>
             </w:r>
           </w:p>
         </w:tc>
@@ -8381,7 +8359,7 @@
           </w:tcPr>
           <w:p>
             <w:r>
-              <w:t>10.0.0.161</w:t>
+              <w:t>From DHCP Server</w:t>
             </w:r>
           </w:p>
         </w:tc>
@@ -8465,7 +8443,10 @@
           </w:tcPr>
           <w:p>
             <w:r>
-              <w:t>10.0.0.70</w:t>
+              <w:t>From DHCP Server</w:t>
+            </w:r>
+            <w:r>
+              <w:tab/>
             </w:r>
           </w:p>
         </w:tc>
@@ -8488,7 +8469,7 @@
           </w:tcPr>
           <w:p>
             <w:r>
-              <w:t>255.255.255.192</w:t>
+              <w:t>From DHCP Server</w:t>
             </w:r>
           </w:p>
         </w:tc>
@@ -8511,7 +8492,7 @@
           </w:tcPr>
           <w:p>
             <w:r>
-              <w:t>10.0.0.65</w:t>
+              <w:t>From DHCP Server</w:t>
             </w:r>
           </w:p>
         </w:tc>
@@ -8595,7 +8576,7 @@
           </w:tcPr>
           <w:p>
             <w:r>
-              <w:t>10.0.0.230</w:t>
+              <w:t>From DHCP Server</w:t>
             </w:r>
           </w:p>
         </w:tc>
@@ -8618,7 +8599,7 @@
           </w:tcPr>
           <w:p>
             <w:r>
-              <w:t>255.255.255.240</w:t>
+              <w:t>From DHCP Server</w:t>
             </w:r>
           </w:p>
         </w:tc>
@@ -8641,7 +8622,7 @@
           </w:tcPr>
           <w:p>
             <w:r>
-              <w:t>10.0.0.225</w:t>
+              <w:t>From DHCP Server</w:t>
             </w:r>
           </w:p>
         </w:tc>
@@ -8725,7 +8706,7 @@
           </w:tcPr>
           <w:p>
             <w:r>
-              <w:t>10.0.0.231</w:t>
+              <w:t>From DHCP Server</w:t>
             </w:r>
           </w:p>
         </w:tc>
@@ -8748,7 +8729,7 @@
           </w:tcPr>
           <w:p>
             <w:r>
-              <w:t>255.255.255.240</w:t>
+              <w:t>From DHCP Server</w:t>
             </w:r>
           </w:p>
         </w:tc>
@@ -8771,7 +8752,7 @@
           </w:tcPr>
           <w:p>
             <w:r>
-              <w:t>10.0.0.225</w:t>
+              <w:t>From DHCP Server</w:t>
             </w:r>
           </w:p>
         </w:tc>
@@ -8855,7 +8836,7 @@
           </w:tcPr>
           <w:p>
             <w:r>
-              <w:t>10.0.0.5</w:t>
+              <w:t>From DHCP Server</w:t>
             </w:r>
           </w:p>
         </w:tc>
@@ -8878,7 +8859,7 @@
           </w:tcPr>
           <w:p>
             <w:r>
-              <w:t>255.255.255.192</w:t>
+              <w:t>From DHCP Server</w:t>
             </w:r>
           </w:p>
         </w:tc>
@@ -8901,7 +8882,7 @@
           </w:tcPr>
           <w:p>
             <w:r>
-              <w:t>10.0.0.1</w:t>
+              <w:t>From DHCP Server</w:t>
             </w:r>
           </w:p>
         </w:tc>
@@ -9576,10 +9557,7 @@
           </w:tcPr>
           <w:p>
             <w:r>
-              <w:t>192.168.2.</w:t>
-            </w:r>
-            <w:r>
-              <w:t>2</w:t>
+              <w:t>From DHCP Server</w:t>
             </w:r>
           </w:p>
         </w:tc>
@@ -9602,10 +9580,7 @@
           </w:tcPr>
           <w:p>
             <w:r>
-              <w:t>255.255.255.</w:t>
-            </w:r>
-            <w:r>
-              <w:t>0</w:t>
+              <w:t>From DHCP Server</w:t>
             </w:r>
           </w:p>
         </w:tc>
@@ -9628,7 +9603,7 @@
           </w:tcPr>
           <w:p>
             <w:r>
-              <w:t>192.168.2.1</w:t>
+              <w:t>From DHCP Server</w:t>
             </w:r>
           </w:p>
         </w:tc>
@@ -9712,10 +9687,7 @@
           </w:tcPr>
           <w:p>
             <w:r>
-              <w:t>192.168.3.</w:t>
-            </w:r>
-            <w:r>
-              <w:t>3</w:t>
+              <w:t>From DHCP Server</w:t>
             </w:r>
           </w:p>
         </w:tc>
@@ -9738,10 +9710,7 @@
           </w:tcPr>
           <w:p>
             <w:r>
-              <w:t>255.255.255.</w:t>
-            </w:r>
-            <w:r>
-              <w:t>0</w:t>
+              <w:t>From DHCP Server</w:t>
             </w:r>
           </w:p>
         </w:tc>
@@ -9764,7 +9733,7 @@
           </w:tcPr>
           <w:p>
             <w:r>
-              <w:t>192.168.3.1</w:t>
+              <w:t>From DHCP Server</w:t>
             </w:r>
           </w:p>
         </w:tc>
@@ -10933,49 +10902,6 @@
     </w:p>
     <w:p/>
     <w:p/>
-    <w:p>
-      <w:r>
-        <w:rPr>
-          <w:b/>
-          <w:bCs/>
-        </w:rPr>
-        <w:t>Part 2: Build the Network and Configure Basic Device Settings and Interface Addressing. (10%)</w:t>
-      </w:r>
-    </w:p>
-    <w:p>
-      <w:r>
-        <w:t>In Part 2, you will set up the network topology and configure basic settings and interface addressing.</w:t>
-      </w:r>
-    </w:p>
-    <w:p>
-      <w:r>
-        <w:rPr>
-          <w:b/>
-          <w:bCs/>
-        </w:rPr>
-        <w:t>Step 1: Configure PCs with IPv4 addresses</w:t>
-      </w:r>
-    </w:p>
-    <w:p>
-      <w:r>
-        <w:rPr>
-          <w:highlight w:val="yellow"/>
-        </w:rPr>
-        <w:t>Use the addressing table to manually configure the PCs with full IP addressing</w:t>
-      </w:r>
-      <w:r>
-        <w:t>.</w:t>
-      </w:r>
-    </w:p>
-    <w:p>
-      <w:r>
-        <w:rPr>
-          <w:b/>
-          <w:bCs/>
-        </w:rPr>
-        <w:t>Step 2: Configure basic settings for each device.</w:t>
-      </w:r>
-    </w:p>
     <w:p>
       <w:r>
         <w:t>a.     Configure all</w:t>
@@ -10989,31 +10915,6 @@
       </w:r>
       <w:r>
         <w:t>Devices with the following:</w:t>
-      </w:r>
-    </w:p>
-    <w:p>
-      <w:pPr>
-        <w:ind w:left="720"/>
-        <w:rPr>
-          <w:highlight w:val="yellow"/>
-        </w:rPr>
-      </w:pPr>
-      <w:r>
-        <w:rPr>
-          <w:highlight w:val="yellow"/>
-        </w:rPr>
-        <w:t>1)     Prevent the router from attempting to resolve incorrectly entered commands as domain names.</w:t>
-      </w:r>
-    </w:p>
-    <w:p>
-      <w:pPr>
-        <w:ind w:left="720"/>
-      </w:pPr>
-      <w:r>
-        <w:rPr>
-          <w:highlight w:val="yellow"/>
-        </w:rPr>
-        <w:t>2)     Host name for all devices.</w:t>
       </w:r>
     </w:p>
     <w:p>
@@ -11070,269 +10971,15 @@
         <w:t> secret password.</w:t>
       </w:r>
     </w:p>
+    <w:p/>
     <w:p>
-      <w:pPr>
-        <w:ind w:left="720"/>
-        <w:rPr>
-          <w:highlight w:val="yellow"/>
-        </w:rPr>
-      </w:pPr>
       <w:r>
-        <w:t xml:space="preserve"> </w:t>
-      </w:r>
-      <w:r>
-        <w:rPr>
-          <w:highlight w:val="yellow"/>
-        </w:rPr>
-        <w:t>6)     Encrypt the clear text passwords.</w:t>
-      </w:r>
-    </w:p>
-    <w:p>
-      <w:pPr>
-        <w:ind w:firstLine="720"/>
-      </w:pPr>
-      <w:r>
-        <w:rPr>
-          <w:highlight w:val="yellow"/>
-        </w:rPr>
-        <w:t xml:space="preserve"> 7)     Configure an appropriate MOTD Banner.</w:t>
+        <w:t>Branch -&gt; email  &amp; web error</w:t>
       </w:r>
     </w:p>
     <w:p>
       <w:r>
-        <w:rPr>
-          <w:highlight w:val="yellow"/>
-        </w:rPr>
-        <w:t>b.     Configure addressing for all devices according to the Addressing Table.</w:t>
-      </w:r>
-    </w:p>
-    <w:p>
-      <w:r>
-        <w:t>c.      Configure SSH for all routers.</w:t>
-      </w:r>
-    </w:p>
-    <w:p/>
-    <w:p/>
-    <w:p>
-      <w:r>
-        <w:rPr>
-          <w:b/>
-          <w:bCs/>
-        </w:rPr>
-        <w:t>Part 3: Configure Network Infrastructure Settings (VLANs, Trunking, Inter-VLAN Routing EtherChannel). (10%)</w:t>
-      </w:r>
-    </w:p>
-    <w:p>
-      <w:r>
-        <w:t>In this part, you will complete the Layer 2 network configuration and set up basic host support. At the end of this part, all the switches should be able to communicate.</w:t>
-      </w:r>
-    </w:p>
-    <w:p>
-      <w:r>
-        <w:rPr>
-          <w:b/>
-          <w:bCs/>
-          <w:highlight w:val="yellow"/>
-        </w:rPr>
-        <w:t>Step 1:</w:t>
-      </w:r>
-      <w:r>
-        <w:rPr>
-          <w:highlight w:val="yellow"/>
-        </w:rPr>
-        <w:t> Create VLANs on all switches.</w:t>
-      </w:r>
-    </w:p>
-    <w:p>
-      <w:r>
-        <w:rPr>
-          <w:b/>
-          <w:bCs/>
-          <w:highlight w:val="yellow"/>
-        </w:rPr>
-        <w:lastRenderedPageBreak/>
-        <w:t>Step 2:</w:t>
-      </w:r>
-      <w:r>
-        <w:rPr>
-          <w:highlight w:val="yellow"/>
-        </w:rPr>
-        <w:t> On all switches, configure host access ports connecting to PCs.</w:t>
-      </w:r>
-    </w:p>
-    <w:p>
-      <w:r>
-        <w:t>a.       Issue the </w:t>
-      </w:r>
-      <w:r>
-        <w:rPr>
-          <w:b/>
-          <w:bCs/>
-        </w:rPr>
-        <w:t>show vlan brief</w:t>
-      </w:r>
-      <w:r>
-        <w:t> command to verify VLAN configuration.</w:t>
-      </w:r>
-    </w:p>
-    <w:p>
-      <w:pPr>
-        <w:rPr>
-          <w:highlight w:val="yellow"/>
-        </w:rPr>
-      </w:pPr>
-      <w:r>
-        <w:rPr>
-          <w:b/>
-          <w:bCs/>
-          <w:highlight w:val="yellow"/>
-        </w:rPr>
-        <w:t>Step 3:</w:t>
-      </w:r>
-      <w:r>
-        <w:rPr>
-          <w:highlight w:val="yellow"/>
-        </w:rPr>
-        <w:t> Configure an 802.1Q Trunk between the Switches</w:t>
-      </w:r>
-    </w:p>
-    <w:p>
-      <w:r>
-        <w:rPr>
-          <w:b/>
-          <w:bCs/>
-          <w:highlight w:val="yellow"/>
-        </w:rPr>
-        <w:t>Step 4:</w:t>
-      </w:r>
-      <w:r>
-        <w:rPr>
-          <w:highlight w:val="yellow"/>
-        </w:rPr>
-        <w:t> Configure Inter-VLAN Routing:</w:t>
-      </w:r>
-    </w:p>
-    <w:p>
-      <w:r>
-        <w:t>a.       on the L3Switches in the </w:t>
-      </w:r>
-      <w:r>
-        <w:rPr>
-          <w:b/>
-          <w:bCs/>
-        </w:rPr>
-        <w:t>Main Branch</w:t>
-      </w:r>
-      <w:r>
-        <w:t>:</w:t>
-      </w:r>
-    </w:p>
-    <w:p>
-      <w:r>
-        <w:t>§  On all L3Switches, configure the interface connected to MIU-MIU-GW as a routed port and assign an IP address according to the Addressing Table</w:t>
-      </w:r>
-    </w:p>
-    <w:p>
-      <w:r>
-        <w:t>§  Configure and activate the SVI interfaces for VLANs according to the Addressing Table</w:t>
-      </w:r>
-    </w:p>
-    <w:p>
-      <w:r>
-        <w:t>b.       on the router in the </w:t>
-      </w:r>
-      <w:r>
-        <w:rPr>
-          <w:b/>
-          <w:bCs/>
-        </w:rPr>
-        <w:t>MIU Branch</w:t>
-      </w:r>
-      <w:r>
-        <w:t>:</w:t>
-      </w:r>
-    </w:p>
-    <w:p>
-      <w:r>
-        <w:t>§  Configure subinterfaces on </w:t>
-      </w:r>
-      <w:r>
-        <w:rPr>
-          <w:b/>
-          <w:bCs/>
-        </w:rPr>
-        <w:t>Branch-GW</w:t>
-      </w:r>
-      <w:r>
-        <w:t> router using the 802.1Q encapsulation.</w:t>
-      </w:r>
-    </w:p>
-    <w:p>
-      <w:r>
-        <w:t>                                                                                      i.      Set the encapsulation type to 802.1Q and assign VLAN 10 to the subinterface.</w:t>
-      </w:r>
-    </w:p>
-    <w:p>
-      <w:r>
-        <w:t>                                                                                    ii.      Refer to the Address Table and assign the correct IP address to the subinterface.</w:t>
-      </w:r>
-    </w:p>
-    <w:p>
-      <w:r>
-        <w:rPr>
-          <w:b/>
-          <w:bCs/>
-          <w:highlight w:val="yellow"/>
-        </w:rPr>
-        <w:t>Step 5:</w:t>
-      </w:r>
-      <w:r>
-        <w:rPr>
-          <w:highlight w:val="yellow"/>
-        </w:rPr>
-        <w:t> Verify Inter-VLAN Routing is working</w:t>
-      </w:r>
-    </w:p>
-    <w:p>
-      <w:r>
-        <w:rPr>
-          <w:b/>
-          <w:bCs/>
-          <w:highlight w:val="yellow"/>
-        </w:rPr>
-        <w:t>Step 6:</w:t>
-      </w:r>
-      <w:r>
-        <w:rPr>
-          <w:highlight w:val="yellow"/>
-        </w:rPr>
-        <w:t> On all switches, create LACP EtherChannels as shown in the topology diagram.</w:t>
-      </w:r>
-    </w:p>
-    <w:p>
-      <w:r>
-        <w:rPr>
-          <w:b/>
-          <w:bCs/>
-        </w:rPr>
-        <w:t>             </w:t>
-      </w:r>
-      <w:r>
-        <w:rPr>
-          <w:b/>
-          <w:bCs/>
-          <w:highlight w:val="yellow"/>
-        </w:rPr>
-        <w:t>Step 7:</w:t>
-      </w:r>
-      <w:r>
-        <w:rPr>
-          <w:highlight w:val="yellow"/>
-        </w:rPr>
-        <w:t> Verify EtherChannels are working.</w:t>
-      </w:r>
-      <w:r>
-        <w:t> </w:t>
+        <w:t>VPN check error</w:t>
       </w:r>
     </w:p>
     <w:p/>

--- a/Subnetting.docx
+++ b/Subnetting.docx
@@ -1083,7 +1083,15 @@
               <w:t> </w:t>
             </w:r>
             <w:r>
-              <w:t>10.0.0.0/26</w:t>
+              <w:t>10.0.</w:t>
+            </w:r>
+            <w:proofErr w:type="gramStart"/>
+            <w:r>
+              <w:t>0.0</w:t>
+            </w:r>
+            <w:proofErr w:type="gramEnd"/>
+            <w:r>
+              <w:t>/26</w:t>
             </w:r>
           </w:p>
         </w:tc>
@@ -3594,10 +3602,7 @@
               <w:t> </w:t>
             </w:r>
             <w:r>
-              <w:t>10.0.1.</w:t>
-            </w:r>
-            <w:r>
-              <w:t>33</w:t>
+              <w:t>10.0.1.33</w:t>
             </w:r>
           </w:p>
         </w:tc>
@@ -3655,7 +3660,7 @@
               <w:t> </w:t>
             </w:r>
             <w:r>
-              <w:t>10.0.1.34</w:t>
+              <w:t>N/A</w:t>
             </w:r>
           </w:p>
         </w:tc>
@@ -3765,10 +3770,7 @@
               <w:t> </w:t>
             </w:r>
             <w:r>
-              <w:t>10.0.0.</w:t>
-            </w:r>
-            <w:r>
-              <w:t>161</w:t>
+              <w:t>10.0.0.161</w:t>
             </w:r>
           </w:p>
         </w:tc>
@@ -3826,7 +3828,7 @@
               <w:t> </w:t>
             </w:r>
             <w:r>
-              <w:t>10.0.1.34</w:t>
+              <w:t>N/A</w:t>
             </w:r>
           </w:p>
         </w:tc>
@@ -3852,10 +3854,7 @@
           </w:tcPr>
           <w:p>
             <w:r>
-              <w:t> </w:t>
-            </w:r>
-            <w:r>
-              <w:t>VLAN</w:t>
+              <w:t> VLAN</w:t>
             </w:r>
             <w:r>
               <w:t xml:space="preserve"> </w:t>
@@ -3997,7 +3996,7 @@
               <w:t> </w:t>
             </w:r>
             <w:r>
-              <w:t>10.0.1.34</w:t>
+              <w:t>N/A</w:t>
             </w:r>
           </w:p>
         </w:tc>
@@ -4178,7 +4177,7 @@
               <w:t> </w:t>
             </w:r>
             <w:r>
-              <w:t>10.0.1.42</w:t>
+              <w:t>N/A</w:t>
             </w:r>
           </w:p>
         </w:tc>
@@ -4343,10 +4342,7 @@
               <w:t> </w:t>
             </w:r>
             <w:r>
-              <w:t> </w:t>
-            </w:r>
-            <w:r>
-              <w:t>10.0.1.42</w:t>
+              <w:t>N/A</w:t>
             </w:r>
           </w:p>
         </w:tc>
@@ -4511,10 +4507,7 @@
               <w:t> </w:t>
             </w:r>
             <w:r>
-              <w:t> </w:t>
-            </w:r>
-            <w:r>
-              <w:t>10.0.1.42</w:t>
+              <w:t>N/A</w:t>
             </w:r>
           </w:p>
         </w:tc>
@@ -4695,7 +4688,7 @@
               <w:t> </w:t>
             </w:r>
             <w:r>
-              <w:t>10.0.1.38</w:t>
+              <w:t>N/A</w:t>
             </w:r>
           </w:p>
         </w:tc>
@@ -4860,7 +4853,7 @@
               <w:t> </w:t>
             </w:r>
             <w:r>
-              <w:t>10.0.1.38</w:t>
+              <w:t>N/A</w:t>
             </w:r>
           </w:p>
         </w:tc>
@@ -5028,7 +5021,7 @@
               <w:t> </w:t>
             </w:r>
             <w:r>
-              <w:t>10.0.1.38</w:t>
+              <w:t>N/A</w:t>
             </w:r>
           </w:p>
         </w:tc>
@@ -5209,7 +5202,7 @@
               <w:t> </w:t>
             </w:r>
             <w:r>
-              <w:t>10.0.1.46</w:t>
+              <w:t>N/A</w:t>
             </w:r>
           </w:p>
         </w:tc>
@@ -5374,7 +5367,7 @@
               <w:t> </w:t>
             </w:r>
             <w:r>
-              <w:t>10.0.1.46</w:t>
+              <w:t>N/A</w:t>
             </w:r>
           </w:p>
         </w:tc>
@@ -5539,7 +5532,7 @@
               <w:t> </w:t>
             </w:r>
             <w:r>
-              <w:t>10.0.1.46</w:t>
+              <w:t>N/A</w:t>
             </w:r>
           </w:p>
         </w:tc>
@@ -7833,10 +7826,7 @@
           </w:tcPr>
           <w:p>
             <w:r>
-              <w:t> </w:t>
-            </w:r>
-            <w:r>
-              <w:t>N/A</w:t>
+              <w:t>64.100.2.1</w:t>
             </w:r>
           </w:p>
         </w:tc>
@@ -10903,44 +10893,15 @@
     <w:p/>
     <w:p/>
     <w:p>
-      <w:r>
-        <w:t>a.     Configure all</w:t>
-      </w:r>
-      <w:r>
-        <w:rPr>
-          <w:b/>
-          <w:bCs/>
-        </w:rPr>
-        <w:t> </w:t>
-      </w:r>
-      <w:r>
-        <w:t>Devices with the following:</w:t>
-      </w:r>
-    </w:p>
-    <w:p>
       <w:pPr>
-        <w:ind w:left="720"/>
+        <w:pStyle w:val="ListParagraph"/>
+        <w:numPr>
+          <w:ilvl w:val="0"/>
+          <w:numId w:val="1"/>
+        </w:numPr>
       </w:pPr>
       <w:r>
-        <w:t>3)     Set the minimum password length to </w:t>
-      </w:r>
-      <w:r>
-        <w:rPr>
-          <w:b/>
-          <w:bCs/>
-        </w:rPr>
-        <w:t>10</w:t>
-      </w:r>
-      <w:r>
-        <w:t> characters.</w:t>
-      </w:r>
-    </w:p>
-    <w:p>
-      <w:pPr>
-        <w:ind w:left="720"/>
-      </w:pPr>
-      <w:r>
-        <w:t>4)     Use the </w:t>
+        <w:t>Use the </w:t>
       </w:r>
       <w:r>
         <w:rPr>
@@ -10955,10 +10916,14 @@
     </w:p>
     <w:p>
       <w:pPr>
-        <w:ind w:left="720"/>
+        <w:pStyle w:val="ListParagraph"/>
+        <w:numPr>
+          <w:ilvl w:val="0"/>
+          <w:numId w:val="1"/>
+        </w:numPr>
       </w:pPr>
       <w:r>
-        <w:t>5)     Use the </w:t>
+        <w:t>Use the </w:t>
       </w:r>
       <w:r>
         <w:rPr>
@@ -10972,17 +10937,6 @@
       </w:r>
     </w:p>
     <w:p/>
-    <w:p>
-      <w:r>
-        <w:t>Branch -&gt; email  &amp; web error</w:t>
-      </w:r>
-    </w:p>
-    <w:p>
-      <w:r>
-        <w:t>VPN check error</w:t>
-      </w:r>
-    </w:p>
-    <w:p/>
     <w:sectPr>
       <w:pgSz w:w="12240" w:h="15840"/>
       <w:pgMar w:top="720" w:right="720" w:bottom="720" w:left="720" w:header="720" w:footer="720" w:gutter="0"/>
@@ -10991,6 +10945,127 @@
     </w:sectPr>
   </w:body>
 </w:document>
+</file>
+
+<file path=word/numbering.xml><?xml version="1.0" encoding="utf-8"?>
+<w:numbering xmlns:wpc="http://schemas.microsoft.com/office/word/2010/wordprocessingCanvas" xmlns:cx="http://schemas.microsoft.com/office/drawing/2014/chartex" xmlns:cx1="http://schemas.microsoft.com/office/drawing/2015/9/8/chartex" xmlns:cx2="http://schemas.microsoft.com/office/drawing/2015/10/21/chartex" xmlns:cx3="http://schemas.microsoft.com/office/drawing/2016/5/9/chartex" xmlns:cx4="http://schemas.microsoft.com/office/drawing/2016/5/10/chartex" xmlns:cx5="http://schemas.microsoft.com/office/drawing/2016/5/11/chartex" xmlns:cx6="http://schemas.microsoft.com/office/drawing/2016/5/12/chartex" xmlns:cx7="http://schemas.microsoft.com/office/drawing/2016/5/13/chartex" xmlns:cx8="http://schemas.microsoft.com/office/drawing/2016/5/14/chartex" xmlns:mc="http://schemas.openxmlformats.org/markup-compatibility/2006" xmlns:aink="http://schemas.microsoft.com/office/drawing/2016/ink" xmlns:am3d="http://schemas.microsoft.com/office/drawing/2017/model3d" xmlns:o="urn:schemas-microsoft-com:office:office" xmlns:oel="http://schemas.microsoft.com/office/2019/extlst" xmlns:r="http://schemas.openxmlformats.org/officeDocument/2006/relationships" xmlns:m="http://schemas.openxmlformats.org/officeDocument/2006/math" xmlns:v="urn:schemas-microsoft-com:vml" xmlns:wp14="http://schemas.microsoft.com/office/word/2010/wordprocessingDrawing" xmlns:wp="http://schemas.openxmlformats.org/drawingml/2006/wordprocessingDrawing" xmlns:w10="urn:schemas-microsoft-com:office:word" xmlns:w="http://schemas.openxmlformats.org/wordprocessingml/2006/main" xmlns:w14="http://schemas.microsoft.com/office/word/2010/wordml" xmlns:w15="http://schemas.microsoft.com/office/word/2012/wordml" xmlns:w16cex="http://schemas.microsoft.com/office/word/2018/wordml/cex" xmlns:w16cid="http://schemas.microsoft.com/office/word/2016/wordml/cid" xmlns:w16="http://schemas.microsoft.com/office/word/2018/wordml" xmlns:w16du="http://schemas.microsoft.com/office/word/2023/wordml/word16du" xmlns:w16sdtdh="http://schemas.microsoft.com/office/word/2020/wordml/sdtdatahash" xmlns:w16sdtfl="http://schemas.microsoft.com/office/word/2024/wordml/sdtformatlock" xmlns:w16se="http://schemas.microsoft.com/office/word/2015/wordml/symex" xmlns:wpg="http://schemas.microsoft.com/office/word/2010/wordprocessingGroup" xmlns:wpi="http://schemas.microsoft.com/office/word/2010/wordprocessingInk" xmlns:wne="http://schemas.microsoft.com/office/word/2006/wordml" xmlns:wps="http://schemas.microsoft.com/office/word/2010/wordprocessingShape" mc:Ignorable="w14 w15 w16se w16cid w16 w16cex w16sdtdh w16sdtfl w16du wp14">
+  <w:abstractNum w:abstractNumId="0" w15:restartNumberingAfterBreak="0">
+    <w:nsid w:val="1DC36B3E"/>
+    <w:multiLevelType w:val="hybridMultilevel"/>
+    <w:tmpl w:val="0C962764"/>
+    <w:lvl w:ilvl="0" w:tplc="04090001">
+      <w:start w:val="1"/>
+      <w:numFmt w:val="bullet"/>
+      <w:lvlText w:val=""/>
+      <w:lvlJc w:val="left"/>
+      <w:pPr>
+        <w:ind w:left="720" w:hanging="360"/>
+      </w:pPr>
+      <w:rPr>
+        <w:rFonts w:ascii="Symbol" w:hAnsi="Symbol" w:hint="default"/>
+      </w:rPr>
+    </w:lvl>
+    <w:lvl w:ilvl="1" w:tplc="04090003" w:tentative="1">
+      <w:start w:val="1"/>
+      <w:numFmt w:val="bullet"/>
+      <w:lvlText w:val="o"/>
+      <w:lvlJc w:val="left"/>
+      <w:pPr>
+        <w:ind w:left="1440" w:hanging="360"/>
+      </w:pPr>
+      <w:rPr>
+        <w:rFonts w:ascii="Courier New" w:hAnsi="Courier New" w:cs="Courier New" w:hint="default"/>
+      </w:rPr>
+    </w:lvl>
+    <w:lvl w:ilvl="2" w:tplc="04090005" w:tentative="1">
+      <w:start w:val="1"/>
+      <w:numFmt w:val="bullet"/>
+      <w:lvlText w:val=""/>
+      <w:lvlJc w:val="left"/>
+      <w:pPr>
+        <w:ind w:left="2160" w:hanging="360"/>
+      </w:pPr>
+      <w:rPr>
+        <w:rFonts w:ascii="Wingdings" w:hAnsi="Wingdings" w:hint="default"/>
+      </w:rPr>
+    </w:lvl>
+    <w:lvl w:ilvl="3" w:tplc="04090001" w:tentative="1">
+      <w:start w:val="1"/>
+      <w:numFmt w:val="bullet"/>
+      <w:lvlText w:val=""/>
+      <w:lvlJc w:val="left"/>
+      <w:pPr>
+        <w:ind w:left="2880" w:hanging="360"/>
+      </w:pPr>
+      <w:rPr>
+        <w:rFonts w:ascii="Symbol" w:hAnsi="Symbol" w:hint="default"/>
+      </w:rPr>
+    </w:lvl>
+    <w:lvl w:ilvl="4" w:tplc="04090003" w:tentative="1">
+      <w:start w:val="1"/>
+      <w:numFmt w:val="bullet"/>
+      <w:lvlText w:val="o"/>
+      <w:lvlJc w:val="left"/>
+      <w:pPr>
+        <w:ind w:left="3600" w:hanging="360"/>
+      </w:pPr>
+      <w:rPr>
+        <w:rFonts w:ascii="Courier New" w:hAnsi="Courier New" w:cs="Courier New" w:hint="default"/>
+      </w:rPr>
+    </w:lvl>
+    <w:lvl w:ilvl="5" w:tplc="04090005" w:tentative="1">
+      <w:start w:val="1"/>
+      <w:numFmt w:val="bullet"/>
+      <w:lvlText w:val=""/>
+      <w:lvlJc w:val="left"/>
+      <w:pPr>
+        <w:ind w:left="4320" w:hanging="360"/>
+      </w:pPr>
+      <w:rPr>
+        <w:rFonts w:ascii="Wingdings" w:hAnsi="Wingdings" w:hint="default"/>
+      </w:rPr>
+    </w:lvl>
+    <w:lvl w:ilvl="6" w:tplc="04090001" w:tentative="1">
+      <w:start w:val="1"/>
+      <w:numFmt w:val="bullet"/>
+      <w:lvlText w:val=""/>
+      <w:lvlJc w:val="left"/>
+      <w:pPr>
+        <w:ind w:left="5040" w:hanging="360"/>
+      </w:pPr>
+      <w:rPr>
+        <w:rFonts w:ascii="Symbol" w:hAnsi="Symbol" w:hint="default"/>
+      </w:rPr>
+    </w:lvl>
+    <w:lvl w:ilvl="7" w:tplc="04090003" w:tentative="1">
+      <w:start w:val="1"/>
+      <w:numFmt w:val="bullet"/>
+      <w:lvlText w:val="o"/>
+      <w:lvlJc w:val="left"/>
+      <w:pPr>
+        <w:ind w:left="5760" w:hanging="360"/>
+      </w:pPr>
+      <w:rPr>
+        <w:rFonts w:ascii="Courier New" w:hAnsi="Courier New" w:cs="Courier New" w:hint="default"/>
+      </w:rPr>
+    </w:lvl>
+    <w:lvl w:ilvl="8" w:tplc="04090005" w:tentative="1">
+      <w:start w:val="1"/>
+      <w:numFmt w:val="bullet"/>
+      <w:lvlText w:val=""/>
+      <w:lvlJc w:val="left"/>
+      <w:pPr>
+        <w:ind w:left="6480" w:hanging="360"/>
+      </w:pPr>
+      <w:rPr>
+        <w:rFonts w:ascii="Wingdings" w:hAnsi="Wingdings" w:hint="default"/>
+      </w:rPr>
+    </w:lvl>
+  </w:abstractNum>
+  <w:num w:numId="1" w16cid:durableId="1774351521">
+    <w:abstractNumId w:val="0"/>
+  </w:num>
+</w:numbering>
 </file>
 
 <file path=word/styles.xml><?xml version="1.0" encoding="utf-8"?>
